--- a/контроллеры оперативная проверка.docx
+++ b/контроллеры оперативная проверка.docx
@@ -1,6 +1,6 @@
 
 <file path=word/document.xml><?xml version="1.0" encoding="utf-8"?>
-<w:document xmlns:wpc="http://schemas.microsoft.com/office/word/2010/wordprocessingCanvas" xmlns:cx="http://schemas.microsoft.com/office/drawing/2014/chartex" xmlns:cx1="http://schemas.microsoft.com/office/drawing/2015/9/8/chartex" xmlns:cx2="http://schemas.microsoft.com/office/drawing/2015/10/21/chartex" xmlns:cx3="http://schemas.microsoft.com/office/drawing/2016/5/9/chartex" xmlns:cx4="http://schemas.microsoft.com/office/drawing/2016/5/10/chartex" xmlns:cx5="http://schemas.microsoft.com/office/drawing/2016/5/11/chartex" xmlns:cx6="http://schemas.microsoft.com/office/drawing/2016/5/12/chartex" xmlns:cx7="http://schemas.microsoft.com/office/drawing/2016/5/13/chartex" xmlns:cx8="http://schemas.microsoft.com/office/drawing/2016/5/14/chartex" xmlns:mc="http://schemas.openxmlformats.org/markup-compatibility/2006" xmlns:aink="http://schemas.microsoft.com/office/drawing/2016/ink" xmlns:am3d="http://schemas.microsoft.com/office/drawing/2017/model3d" xmlns:o="urn:schemas-microsoft-com:office:office" xmlns:oel="http://schemas.microsoft.com/office/2019/extlst" xmlns:r="http://schemas.openxmlformats.org/officeDocument/2006/relationships" xmlns:m="http://schemas.openxmlformats.org/officeDocument/2006/math" xmlns:v="urn:schemas-microsoft-com:vml" xmlns:wp14="http://schemas.microsoft.com/office/word/2010/wordprocessingDrawing" xmlns:wp="http://schemas.openxmlformats.org/drawingml/2006/wordprocessingDrawing" xmlns:w10="urn:schemas-microsoft-com:office:word" xmlns:w="http://schemas.openxmlformats.org/wordprocessingml/2006/main" xmlns:w14="http://schemas.microsoft.com/office/word/2010/wordml" xmlns:w15="http://schemas.microsoft.com/office/word/2012/wordml" xmlns:w16cex="http://schemas.microsoft.com/office/word/2018/wordml/cex" xmlns:w16cid="http://schemas.microsoft.com/office/word/2016/wordml/cid" xmlns:w16="http://schemas.microsoft.com/office/word/2018/wordml" xmlns:w16du="http://schemas.microsoft.com/office/word/2023/wordml/word16du" xmlns:w16sdtdh="http://schemas.microsoft.com/office/word/2020/wordml/sdtdatahash" xmlns:w16sdtfl="http://schemas.microsoft.com/office/word/2024/wordml/sdtformatlock" xmlns:w16se="http://schemas.microsoft.com/office/word/2015/wordml/symex" xmlns:wpg="http://schemas.microsoft.com/office/word/2010/wordprocessingGroup" xmlns:wpi="http://schemas.microsoft.com/office/word/2010/wordprocessingInk" xmlns:wne="http://schemas.microsoft.com/office/word/2006/wordml" xmlns:wps="http://schemas.microsoft.com/office/word/2010/wordprocessingShape" mc:Ignorable="w14 w15 w16se w16cid w16 w16cex w16sdtdh w16sdtfl w16du wp14">
+<w:document xmlns:ve="http://schemas.openxmlformats.org/markup-compatibility/2006" xmlns:o="urn:schemas-microsoft-com:office:office" xmlns:r="http://schemas.openxmlformats.org/officeDocument/2006/relationships" xmlns:m="http://schemas.openxmlformats.org/officeDocument/2006/math" xmlns:v="urn:schemas-microsoft-com:vml" xmlns:wp="http://schemas.openxmlformats.org/drawingml/2006/wordprocessingDrawing" xmlns:w10="urn:schemas-microsoft-com:office:word" xmlns:w="http://schemas.openxmlformats.org/wordprocessingml/2006/main" xmlns:wne="http://schemas.microsoft.com/office/word/2006/wordml">
   <w:body>
     <w:p>
       <w:pPr>
@@ -71,12 +71,14 @@
       <w:r>
         <w:t xml:space="preserve">, </w:t>
       </w:r>
+      <w:proofErr w:type="spellStart"/>
       <w:r>
         <w:rPr>
           <w:lang w:val="en-US"/>
         </w:rPr>
         <w:t>Zumm</w:t>
       </w:r>
+      <w:proofErr w:type="spellEnd"/>
       <w:r>
         <w:t xml:space="preserve">, </w:t>
       </w:r>
@@ -96,7 +98,15 @@
         <w:t>GND</w:t>
       </w:r>
       <w:r>
-        <w:t xml:space="preserve"> (подключаем минус мультиметра). Сопротивление должно быть более 1 Ком.</w:t>
+        <w:t xml:space="preserve"> (подключаем минус </w:t>
+      </w:r>
+      <w:proofErr w:type="spellStart"/>
+      <w:r>
+        <w:t>мультиметра</w:t>
+      </w:r>
+      <w:proofErr w:type="spellEnd"/>
+      <w:r>
+        <w:t>). Сопротивление должно быть более 1 Ком.</w:t>
       </w:r>
     </w:p>
     <w:p>
@@ -296,12 +306,14 @@
       <w:r>
         <w:t xml:space="preserve"> (</w:t>
       </w:r>
+      <w:proofErr w:type="spellStart"/>
       <w:r>
         <w:rPr>
           <w:lang w:val="en-US"/>
         </w:rPr>
         <w:t>IButton</w:t>
       </w:r>
+      <w:proofErr w:type="spellEnd"/>
       <w:r>
         <w:t xml:space="preserve">, </w:t>
       </w:r>
@@ -404,12 +416,14 @@
       <w:r>
         <w:t xml:space="preserve"> в соответствии с инструкцией для выбранного протокола передачи данных (</w:t>
       </w:r>
+      <w:proofErr w:type="spellStart"/>
       <w:r>
         <w:rPr>
           <w:lang w:val="en-US"/>
         </w:rPr>
         <w:t>Wiegand</w:t>
       </w:r>
+      <w:proofErr w:type="spellEnd"/>
       <w:r>
         <w:t>/</w:t>
       </w:r>
@@ -425,8 +439,13 @@
       <w:r>
         <w:t xml:space="preserve">.  Если КОНТРОЛЛЕР реагирует на поднесенную карту, обычно, двойной пик или сигнал открытия замка, </w:t>
       </w:r>
-      <w:r>
-        <w:t xml:space="preserve">значит </w:t>
+      <w:proofErr w:type="gramStart"/>
+      <w:r>
+        <w:t>значит</w:t>
+      </w:r>
+      <w:proofErr w:type="gramEnd"/>
+      <w:r>
+        <w:t xml:space="preserve"> </w:t>
       </w:r>
       <w:r>
         <w:t>номер ключа он получает</w:t>
@@ -474,6 +493,740 @@
         <w:t>.</w:t>
       </w:r>
     </w:p>
+    <w:p/>
+    <w:p/>
+    <w:p>
+      <w:pPr>
+        <w:rPr>
+          <w:sz w:val="36"/>
+          <w:szCs w:val="36"/>
+        </w:rPr>
+      </w:pPr>
+      <w:r>
+        <w:rPr>
+          <w:sz w:val="36"/>
+          <w:szCs w:val="36"/>
+        </w:rPr>
+        <w:t>ремонт</w:t>
+      </w:r>
+      <w:r>
+        <w:rPr>
+          <w:sz w:val="36"/>
+          <w:szCs w:val="36"/>
+        </w:rPr>
+        <w:t xml:space="preserve"> </w:t>
+      </w:r>
+      <w:r>
+        <w:rPr>
+          <w:sz w:val="36"/>
+          <w:szCs w:val="36"/>
+        </w:rPr>
+        <w:t xml:space="preserve">контроллера </w:t>
+      </w:r>
+      <w:r>
+        <w:rPr>
+          <w:sz w:val="36"/>
+          <w:szCs w:val="36"/>
+          <w:lang w:val="en-US"/>
+        </w:rPr>
+        <w:t>Z</w:t>
+      </w:r>
+      <w:r>
+        <w:rPr>
+          <w:sz w:val="36"/>
+          <w:szCs w:val="36"/>
+        </w:rPr>
+        <w:t>-5</w:t>
+      </w:r>
+      <w:r>
+        <w:rPr>
+          <w:sz w:val="36"/>
+          <w:szCs w:val="36"/>
+          <w:lang w:val="en-US"/>
+        </w:rPr>
+        <w:t>R</w:t>
+      </w:r>
+      <w:r>
+        <w:rPr>
+          <w:sz w:val="36"/>
+          <w:szCs w:val="36"/>
+        </w:rPr>
+        <w:t xml:space="preserve"> </w:t>
+      </w:r>
+      <w:r>
+        <w:rPr>
+          <w:sz w:val="36"/>
+          <w:szCs w:val="36"/>
+          <w:lang w:val="en-US"/>
+        </w:rPr>
+        <w:t>Net</w:t>
+      </w:r>
+      <w:r>
+        <w:rPr>
+          <w:sz w:val="36"/>
+          <w:szCs w:val="36"/>
+        </w:rPr>
+        <w:t>.</w:t>
+      </w:r>
+    </w:p>
+    <w:p>
+      <w:pPr>
+        <w:pStyle w:val="a7"/>
+        <w:numPr>
+          <w:ilvl w:val="0"/>
+          <w:numId w:val="9"/>
+        </w:numPr>
+      </w:pPr>
+      <w:r>
+        <w:t>Внешний осмотр. Нет повреждений корпуса, нет сломанных, отсутствующих или сгоревших элементов, клеммы целы, не обгорели. Запаха гари нет.</w:t>
+      </w:r>
+    </w:p>
+    <w:p>
+      <w:pPr>
+        <w:pStyle w:val="a7"/>
+        <w:numPr>
+          <w:ilvl w:val="0"/>
+          <w:numId w:val="9"/>
+        </w:numPr>
+      </w:pPr>
+      <w:proofErr w:type="spellStart"/>
+      <w:r>
+        <w:t>Мультиметром</w:t>
+      </w:r>
+      <w:proofErr w:type="spellEnd"/>
+      <w:r>
+        <w:t xml:space="preserve"> в режиме </w:t>
+      </w:r>
+      <w:proofErr w:type="spellStart"/>
+      <w:r>
+        <w:t>прозвонки</w:t>
+      </w:r>
+      <w:proofErr w:type="spellEnd"/>
+      <w:r>
+        <w:t xml:space="preserve"> измеряем сопротивление между </w:t>
+      </w:r>
+      <w:r>
+        <w:rPr>
+          <w:lang w:val="en-US"/>
+        </w:rPr>
+        <w:t>GND</w:t>
+      </w:r>
+      <w:r>
+        <w:t xml:space="preserve"> </w:t>
+      </w:r>
+      <w:r>
+        <w:t xml:space="preserve">и </w:t>
+      </w:r>
+      <w:r>
+        <w:rPr>
+          <w:lang w:val="en-US"/>
+        </w:rPr>
+        <w:t>Lock</w:t>
+      </w:r>
+      <w:r>
+        <w:t xml:space="preserve">, если 1 Ком и меньше, значит замера </w:t>
+      </w:r>
+      <w:r>
+        <w:rPr>
+          <w:lang w:val="en-US"/>
+        </w:rPr>
+        <w:t>VT</w:t>
+      </w:r>
+      <w:r>
+        <w:t>9</w:t>
+      </w:r>
+    </w:p>
+    <w:p>
+      <w:pPr>
+        <w:pStyle w:val="a7"/>
+        <w:numPr>
+          <w:ilvl w:val="0"/>
+          <w:numId w:val="9"/>
+        </w:numPr>
+      </w:pPr>
+      <w:r>
+        <w:t xml:space="preserve">Подключаем только питание 12 В. Контакты +12 и </w:t>
+      </w:r>
+      <w:r>
+        <w:rPr>
+          <w:lang w:val="en-US"/>
+        </w:rPr>
+        <w:t>GND</w:t>
+      </w:r>
+      <w:r>
+        <w:t>. Загорается светодиод и слышен короткий «пик». Проверяем ток потребления контроллера, должен быть</w:t>
+      </w:r>
+      <w:r>
+        <w:t xml:space="preserve"> 10 мА (когда молчит)</w:t>
+      </w:r>
+      <w:r>
+        <w:t>.</w:t>
+      </w:r>
+    </w:p>
+    <w:p>
+      <w:pPr>
+        <w:pStyle w:val="a7"/>
+        <w:numPr>
+          <w:ilvl w:val="0"/>
+          <w:numId w:val="9"/>
+        </w:numPr>
+      </w:pPr>
+      <w:r>
+        <w:t xml:space="preserve">Измеряем осциллографом напряжение на </w:t>
+      </w:r>
+      <w:r>
+        <w:rPr>
+          <w:lang w:val="en-US"/>
+        </w:rPr>
+        <w:t>D</w:t>
+      </w:r>
+      <w:r>
+        <w:t>0</w:t>
+      </w:r>
+      <w:r>
+        <w:t>(</w:t>
+      </w:r>
+      <w:r>
+        <w:t xml:space="preserve">ТМ), </w:t>
+      </w:r>
+      <w:r>
+        <w:rPr>
+          <w:lang w:val="en-US"/>
+        </w:rPr>
+        <w:t>D</w:t>
+      </w:r>
+      <w:r>
+        <w:t>1</w:t>
+      </w:r>
+      <w:r>
+        <w:t xml:space="preserve"> (</w:t>
+      </w:r>
+      <w:r>
+        <w:rPr>
+          <w:lang w:val="en-US"/>
+        </w:rPr>
+        <w:t>EXIT</w:t>
+      </w:r>
+      <w:r>
+        <w:t>)</w:t>
+      </w:r>
+      <w:r>
+        <w:t xml:space="preserve">, </w:t>
+      </w:r>
+      <w:r>
+        <w:rPr>
+          <w:lang w:val="en-US"/>
+        </w:rPr>
+        <w:t>DOOR</w:t>
+      </w:r>
+      <w:r>
+        <w:t xml:space="preserve">, </w:t>
+      </w:r>
+      <w:r>
+        <w:t>должно быть 5</w:t>
+      </w:r>
+      <w:proofErr w:type="gramStart"/>
+      <w:r>
+        <w:t xml:space="preserve"> В</w:t>
+      </w:r>
+      <w:proofErr w:type="gramEnd"/>
+      <w:r>
+        <w:t xml:space="preserve">, на контактах подключения считывателя по </w:t>
+      </w:r>
+      <w:r>
+        <w:rPr>
+          <w:lang w:val="en-US"/>
+        </w:rPr>
+        <w:t>Dallas</w:t>
+      </w:r>
+      <w:r>
+        <w:t xml:space="preserve"> (</w:t>
+      </w:r>
+      <w:proofErr w:type="spellStart"/>
+      <w:r>
+        <w:rPr>
+          <w:lang w:val="en-US"/>
+        </w:rPr>
+        <w:t>IButton</w:t>
+      </w:r>
+      <w:proofErr w:type="spellEnd"/>
+      <w:r>
+        <w:t xml:space="preserve">, </w:t>
+      </w:r>
+      <w:r>
+        <w:rPr>
+          <w:lang w:val="en-US"/>
+        </w:rPr>
+        <w:t>TM</w:t>
+      </w:r>
+      <w:r>
+        <w:t xml:space="preserve">) </w:t>
+      </w:r>
+      <w:r>
+        <w:t xml:space="preserve">будут видны импульсы (провалы до 0) опроса. На контакте </w:t>
+      </w:r>
+      <w:r>
+        <w:rPr>
+          <w:lang w:val="en-US"/>
+        </w:rPr>
+        <w:t>ZUMM</w:t>
+      </w:r>
+      <w:r>
+        <w:t xml:space="preserve"> – напряжение питания</w:t>
+      </w:r>
+      <w:r>
+        <w:t xml:space="preserve">. </w:t>
+      </w:r>
+    </w:p>
+    <w:p>
+      <w:pPr>
+        <w:pStyle w:val="a7"/>
+        <w:numPr>
+          <w:ilvl w:val="0"/>
+          <w:numId w:val="9"/>
+        </w:numPr>
+      </w:pPr>
+      <w:r>
+        <w:t>Если контроллер не запускается, но питание есть и ток потребления не выше нормы, пробуем обновить прошивку контроллера.</w:t>
+      </w:r>
+    </w:p>
+    <w:p>
+      <w:pPr>
+        <w:pStyle w:val="a7"/>
+        <w:numPr>
+          <w:ilvl w:val="0"/>
+          <w:numId w:val="9"/>
+        </w:numPr>
+      </w:pPr>
+      <w:r>
+        <w:t xml:space="preserve">Подключаем к контакту </w:t>
+      </w:r>
+      <w:r>
+        <w:rPr>
+          <w:lang w:val="en-US"/>
+        </w:rPr>
+        <w:t>LOCK</w:t>
+      </w:r>
+      <w:r>
+        <w:t xml:space="preserve"> минус светодиодной ленты, а плюс ее к плюсу питания. Контроллер реагирует на замыкание контакта кнопка выхода и минуса питания (КНОПКА, </w:t>
+      </w:r>
+      <w:r>
+        <w:rPr>
+          <w:lang w:val="en-US"/>
+        </w:rPr>
+        <w:t>EXIT</w:t>
+      </w:r>
+      <w:r>
+        <w:t xml:space="preserve">, </w:t>
+      </w:r>
+      <w:r>
+        <w:rPr>
+          <w:lang w:val="en-US"/>
+        </w:rPr>
+        <w:t>Ex</w:t>
+      </w:r>
+      <w:r>
+        <w:t>.</w:t>
+      </w:r>
+      <w:r>
+        <w:rPr>
+          <w:lang w:val="en-US"/>
+        </w:rPr>
+        <w:t>Open</w:t>
+      </w:r>
+      <w:r>
+        <w:t xml:space="preserve">  </w:t>
+      </w:r>
+      <w:r>
+        <w:t xml:space="preserve">и </w:t>
+      </w:r>
+      <w:r>
+        <w:rPr>
+          <w:lang w:val="en-US"/>
+        </w:rPr>
+        <w:t>GND</w:t>
+      </w:r>
+      <w:r>
+        <w:t xml:space="preserve">) </w:t>
+      </w:r>
+      <w:r>
+        <w:t>мигает, пикает. При этом светодиодная лента гаснет или включается (меняет свое состояние).</w:t>
+      </w:r>
+    </w:p>
+    <w:p/>
+    <w:p/>
+    <w:p>
+      <w:pPr>
+        <w:rPr>
+          <w:sz w:val="36"/>
+          <w:szCs w:val="36"/>
+        </w:rPr>
+      </w:pPr>
+      <w:r>
+        <w:rPr>
+          <w:sz w:val="36"/>
+          <w:szCs w:val="36"/>
+        </w:rPr>
+        <w:lastRenderedPageBreak/>
+        <w:t>ремонт</w:t>
+      </w:r>
+      <w:r>
+        <w:rPr>
+          <w:sz w:val="36"/>
+          <w:szCs w:val="36"/>
+        </w:rPr>
+        <w:t xml:space="preserve"> </w:t>
+      </w:r>
+      <w:r>
+        <w:rPr>
+          <w:sz w:val="36"/>
+          <w:szCs w:val="36"/>
+        </w:rPr>
+        <w:t xml:space="preserve">контроллера </w:t>
+      </w:r>
+      <w:r>
+        <w:rPr>
+          <w:sz w:val="36"/>
+          <w:szCs w:val="36"/>
+          <w:lang w:val="en-US"/>
+        </w:rPr>
+        <w:t>Matrix</w:t>
+      </w:r>
+      <w:r>
+        <w:rPr>
+          <w:sz w:val="36"/>
+          <w:szCs w:val="36"/>
+        </w:rPr>
+        <w:t xml:space="preserve"> </w:t>
+      </w:r>
+      <w:r>
+        <w:rPr>
+          <w:sz w:val="36"/>
+          <w:szCs w:val="36"/>
+          <w:lang w:val="en-US"/>
+        </w:rPr>
+        <w:t>II</w:t>
+      </w:r>
+      <w:r>
+        <w:rPr>
+          <w:sz w:val="36"/>
+          <w:szCs w:val="36"/>
+        </w:rPr>
+        <w:t xml:space="preserve"> - </w:t>
+      </w:r>
+      <w:r>
+        <w:rPr>
+          <w:sz w:val="36"/>
+          <w:szCs w:val="36"/>
+          <w:lang w:val="en-US"/>
+        </w:rPr>
+        <w:t>K</w:t>
+      </w:r>
+      <w:r>
+        <w:rPr>
+          <w:sz w:val="36"/>
+          <w:szCs w:val="36"/>
+        </w:rPr>
+        <w:t>.</w:t>
+      </w:r>
+    </w:p>
+    <w:p>
+      <w:pPr>
+        <w:pStyle w:val="a7"/>
+        <w:numPr>
+          <w:ilvl w:val="0"/>
+          <w:numId w:val="10"/>
+        </w:numPr>
+      </w:pPr>
+      <w:r>
+        <w:t>Внешний осмотр. Нет повреждений корпуса, нет сломанных, отсутствующих или сгоревших элементов, клеммы целы, не обгорели. Запаха гари нет.</w:t>
+      </w:r>
+    </w:p>
+    <w:p>
+      <w:pPr>
+        <w:pStyle w:val="a7"/>
+        <w:numPr>
+          <w:ilvl w:val="0"/>
+          <w:numId w:val="10"/>
+        </w:numPr>
+      </w:pPr>
+      <w:proofErr w:type="spellStart"/>
+      <w:r>
+        <w:t>Мультиметром</w:t>
+      </w:r>
+      <w:proofErr w:type="spellEnd"/>
+      <w:r>
+        <w:t xml:space="preserve"> в режиме </w:t>
+      </w:r>
+      <w:proofErr w:type="spellStart"/>
+      <w:r>
+        <w:t>прозвонки</w:t>
+      </w:r>
+      <w:proofErr w:type="spellEnd"/>
+      <w:r>
+        <w:t xml:space="preserve"> измеряем сопротивление между </w:t>
+      </w:r>
+      <w:r>
+        <w:rPr>
+          <w:lang w:val="en-US"/>
+        </w:rPr>
+        <w:t>GND</w:t>
+      </w:r>
+      <w:r>
+        <w:t xml:space="preserve"> </w:t>
+      </w:r>
+      <w:r>
+        <w:t xml:space="preserve">и </w:t>
+      </w:r>
+      <w:r>
+        <w:rPr>
+          <w:lang w:val="en-US"/>
+        </w:rPr>
+        <w:t>Lock</w:t>
+      </w:r>
+      <w:r>
+        <w:t xml:space="preserve">, если 1 Ком и меньше, значит замера </w:t>
+      </w:r>
+      <w:r>
+        <w:rPr>
+          <w:lang w:val="en-US"/>
+        </w:rPr>
+        <w:t>VT</w:t>
+      </w:r>
+      <w:r>
+        <w:t>9</w:t>
+      </w:r>
+    </w:p>
+    <w:p>
+      <w:pPr>
+        <w:pStyle w:val="a7"/>
+        <w:numPr>
+          <w:ilvl w:val="0"/>
+          <w:numId w:val="10"/>
+        </w:numPr>
+      </w:pPr>
+      <w:r>
+        <w:t xml:space="preserve">Подключаем только питание 12 В. Контакты +12 и </w:t>
+      </w:r>
+      <w:r>
+        <w:rPr>
+          <w:lang w:val="en-US"/>
+        </w:rPr>
+        <w:t>GND</w:t>
+      </w:r>
+      <w:r>
+        <w:t>. Загорается светодиод и слышен короткий «пик». Проверяем ток потребления контроллера, должен быть 1</w:t>
+      </w:r>
+      <w:r>
+        <w:rPr>
+          <w:lang w:val="en-US"/>
+        </w:rPr>
+        <w:t>4</w:t>
+      </w:r>
+      <w:r>
+        <w:t xml:space="preserve"> мА (когда молчит).</w:t>
+      </w:r>
+    </w:p>
+    <w:p>
+      <w:pPr>
+        <w:pStyle w:val="a7"/>
+        <w:numPr>
+          <w:ilvl w:val="0"/>
+          <w:numId w:val="10"/>
+        </w:numPr>
+      </w:pPr>
+      <w:r>
+        <w:t xml:space="preserve">Измеряем осциллографом напряжение на </w:t>
+      </w:r>
+      <w:r>
+        <w:rPr>
+          <w:lang w:val="en-US"/>
+        </w:rPr>
+        <w:t>EXIT</w:t>
+      </w:r>
+      <w:r>
+        <w:t xml:space="preserve">, </w:t>
+      </w:r>
+      <w:r>
+        <w:rPr>
+          <w:lang w:val="en-US"/>
+        </w:rPr>
+        <w:t>DOOR</w:t>
+      </w:r>
+      <w:r>
+        <w:t xml:space="preserve">, </w:t>
+      </w:r>
+      <w:r>
+        <w:t>должно быть 5</w:t>
+      </w:r>
+      <w:proofErr w:type="gramStart"/>
+      <w:r>
+        <w:t xml:space="preserve"> В</w:t>
+      </w:r>
+      <w:proofErr w:type="gramEnd"/>
+      <w:r>
+        <w:t xml:space="preserve">, на контактах подключения считывателя по </w:t>
+      </w:r>
+      <w:r>
+        <w:rPr>
+          <w:lang w:val="en-US"/>
+        </w:rPr>
+        <w:t>Dallas</w:t>
+      </w:r>
+      <w:r>
+        <w:t xml:space="preserve"> (</w:t>
+      </w:r>
+      <w:proofErr w:type="spellStart"/>
+      <w:r>
+        <w:rPr>
+          <w:lang w:val="en-US"/>
+        </w:rPr>
+        <w:t>IButton</w:t>
+      </w:r>
+      <w:proofErr w:type="spellEnd"/>
+      <w:r>
+        <w:t xml:space="preserve">, </w:t>
+      </w:r>
+      <w:r>
+        <w:rPr>
+          <w:lang w:val="en-US"/>
+        </w:rPr>
+        <w:t>TM</w:t>
+      </w:r>
+      <w:r>
+        <w:t xml:space="preserve">) </w:t>
+      </w:r>
+      <w:r>
+        <w:t xml:space="preserve">будут видны импульсы (провалы до 0) опроса. На контакте </w:t>
+      </w:r>
+      <w:r>
+        <w:rPr>
+          <w:lang w:val="en-US"/>
+        </w:rPr>
+        <w:t>ZUMM</w:t>
+      </w:r>
+      <w:r>
+        <w:t xml:space="preserve"> – </w:t>
+      </w:r>
+      <w:r>
+        <w:t>0</w:t>
+      </w:r>
+      <w:r>
+        <w:t xml:space="preserve">. </w:t>
+      </w:r>
+    </w:p>
+    <w:p>
+      <w:pPr>
+        <w:pStyle w:val="a7"/>
+        <w:numPr>
+          <w:ilvl w:val="0"/>
+          <w:numId w:val="10"/>
+        </w:numPr>
+      </w:pPr>
+      <w:r>
+        <w:t xml:space="preserve">Подключаем к контакту </w:t>
+      </w:r>
+      <w:r>
+        <w:rPr>
+          <w:lang w:val="en-US"/>
+        </w:rPr>
+        <w:t>LOCK</w:t>
+      </w:r>
+      <w:r>
+        <w:t xml:space="preserve"> минус светодиодной ленты, а плюс ее к плюсу питания. Контроллер реагирует на замыкание контакта кнопка выхода и минуса питания (КНОПКА, </w:t>
+      </w:r>
+      <w:r>
+        <w:rPr>
+          <w:lang w:val="en-US"/>
+        </w:rPr>
+        <w:t>EXIT</w:t>
+      </w:r>
+      <w:r>
+        <w:t xml:space="preserve">, </w:t>
+      </w:r>
+      <w:r>
+        <w:rPr>
+          <w:lang w:val="en-US"/>
+        </w:rPr>
+        <w:t>Ex</w:t>
+      </w:r>
+      <w:r>
+        <w:t>.</w:t>
+      </w:r>
+      <w:r>
+        <w:rPr>
+          <w:lang w:val="en-US"/>
+        </w:rPr>
+        <w:t>Open</w:t>
+      </w:r>
+      <w:r>
+        <w:t xml:space="preserve">  </w:t>
+      </w:r>
+      <w:r>
+        <w:t xml:space="preserve">и </w:t>
+      </w:r>
+      <w:r>
+        <w:rPr>
+          <w:lang w:val="en-US"/>
+        </w:rPr>
+        <w:t>GND</w:t>
+      </w:r>
+      <w:r>
+        <w:t xml:space="preserve">) </w:t>
+      </w:r>
+      <w:r>
+        <w:t>мигает, пикает. При этом светодиодная лента гаснет или включается (меняет свое состояние).</w:t>
+      </w:r>
+    </w:p>
+    <w:p>
+      <w:pPr>
+        <w:pStyle w:val="a7"/>
+        <w:numPr>
+          <w:ilvl w:val="0"/>
+          <w:numId w:val="10"/>
+        </w:numPr>
+      </w:pPr>
+      <w:r>
+        <w:t xml:space="preserve">Подносим карту. </w:t>
+      </w:r>
+    </w:p>
+    <w:p>
+      <w:pPr>
+        <w:pStyle w:val="a7"/>
+        <w:numPr>
+          <w:ilvl w:val="1"/>
+          <w:numId w:val="10"/>
+        </w:numPr>
+      </w:pPr>
+      <w:r>
+        <w:t>Пик и зеленая вспышка – считыватель исправен, но информация о карте не доходит до контроллера</w:t>
+      </w:r>
+    </w:p>
+    <w:p>
+      <w:pPr>
+        <w:pStyle w:val="a7"/>
+        <w:numPr>
+          <w:ilvl w:val="1"/>
+          <w:numId w:val="10"/>
+        </w:numPr>
+      </w:pPr>
+      <w:r>
+        <w:t>Двойной пик и двойная красная вспышка – этот путь исправен</w:t>
+      </w:r>
+    </w:p>
+    <w:p>
+      <w:pPr>
+        <w:pStyle w:val="a7"/>
+        <w:numPr>
+          <w:ilvl w:val="1"/>
+          <w:numId w:val="10"/>
+        </w:numPr>
+      </w:pPr>
+      <w:r>
+        <w:t>Нет реакции, проверяем наличие накачки – индикаторный брелок</w:t>
+      </w:r>
+    </w:p>
+    <w:p/>
     <w:sectPr>
       <w:pgSz w:w="11906" w:h="16838"/>
       <w:pgMar w:top="1134" w:right="850" w:bottom="1134" w:left="1701" w:header="708" w:footer="708" w:gutter="0"/>
@@ -485,8 +1238,8 @@
 </file>
 
 <file path=word/numbering.xml><?xml version="1.0" encoding="utf-8"?>
-<w:numbering xmlns:wpc="http://schemas.microsoft.com/office/word/2010/wordprocessingCanvas" xmlns:cx="http://schemas.microsoft.com/office/drawing/2014/chartex" xmlns:cx1="http://schemas.microsoft.com/office/drawing/2015/9/8/chartex" xmlns:cx2="http://schemas.microsoft.com/office/drawing/2015/10/21/chartex" xmlns:cx3="http://schemas.microsoft.com/office/drawing/2016/5/9/chartex" xmlns:cx4="http://schemas.microsoft.com/office/drawing/2016/5/10/chartex" xmlns:cx5="http://schemas.microsoft.com/office/drawing/2016/5/11/chartex" xmlns:cx6="http://schemas.microsoft.com/office/drawing/2016/5/12/chartex" xmlns:cx7="http://schemas.microsoft.com/office/drawing/2016/5/13/chartex" xmlns:cx8="http://schemas.microsoft.com/office/drawing/2016/5/14/chartex" xmlns:mc="http://schemas.openxmlformats.org/markup-compatibility/2006" xmlns:aink="http://schemas.microsoft.com/office/drawing/2016/ink" xmlns:am3d="http://schemas.microsoft.com/office/drawing/2017/model3d" xmlns:o="urn:schemas-microsoft-com:office:office" xmlns:oel="http://schemas.microsoft.com/office/2019/extlst" xmlns:r="http://schemas.openxmlformats.org/officeDocument/2006/relationships" xmlns:m="http://schemas.openxmlformats.org/officeDocument/2006/math" xmlns:v="urn:schemas-microsoft-com:vml" xmlns:wp14="http://schemas.microsoft.com/office/word/2010/wordprocessingDrawing" xmlns:wp="http://schemas.openxmlformats.org/drawingml/2006/wordprocessingDrawing" xmlns:w10="urn:schemas-microsoft-com:office:word" xmlns:w="http://schemas.openxmlformats.org/wordprocessingml/2006/main" xmlns:w14="http://schemas.microsoft.com/office/word/2010/wordml" xmlns:w15="http://schemas.microsoft.com/office/word/2012/wordml" xmlns:w16cex="http://schemas.microsoft.com/office/word/2018/wordml/cex" xmlns:w16cid="http://schemas.microsoft.com/office/word/2016/wordml/cid" xmlns:w16="http://schemas.microsoft.com/office/word/2018/wordml" xmlns:w16du="http://schemas.microsoft.com/office/word/2023/wordml/word16du" xmlns:w16sdtdh="http://schemas.microsoft.com/office/word/2020/wordml/sdtdatahash" xmlns:w16sdtfl="http://schemas.microsoft.com/office/word/2024/wordml/sdtformatlock" xmlns:w16se="http://schemas.microsoft.com/office/word/2015/wordml/symex" xmlns:wpg="http://schemas.microsoft.com/office/word/2010/wordprocessingGroup" xmlns:wpi="http://schemas.microsoft.com/office/word/2010/wordprocessingInk" xmlns:wne="http://schemas.microsoft.com/office/word/2006/wordml" xmlns:wps="http://schemas.microsoft.com/office/word/2010/wordprocessingShape" mc:Ignorable="w14 w15 w16se w16cid w16 w16cex w16sdtdh w16sdtfl w16du wp14">
-  <w:abstractNum w:abstractNumId="0" w15:restartNumberingAfterBreak="0">
+<w:numbering xmlns:ve="http://schemas.openxmlformats.org/markup-compatibility/2006" xmlns:o="urn:schemas-microsoft-com:office:office" xmlns:r="http://schemas.openxmlformats.org/officeDocument/2006/relationships" xmlns:m="http://schemas.openxmlformats.org/officeDocument/2006/math" xmlns:v="urn:schemas-microsoft-com:vml" xmlns:wp="http://schemas.openxmlformats.org/drawingml/2006/wordprocessingDrawing" xmlns:w10="urn:schemas-microsoft-com:office:word" xmlns:w="http://schemas.openxmlformats.org/wordprocessingml/2006/main" xmlns:wne="http://schemas.microsoft.com/office/word/2006/wordml">
+  <w:abstractNum w:abstractNumId="0">
     <w:nsid w:val="03DE1975"/>
     <w:multiLevelType w:val="hybridMultilevel"/>
     <w:tmpl w:val="6450A980"/>
@@ -575,7 +1328,96 @@
       </w:pPr>
     </w:lvl>
   </w:abstractNum>
-  <w:abstractNum w:abstractNumId="1" w15:restartNumberingAfterBreak="0">
+  <w:abstractNum w:abstractNumId="1">
+    <w:nsid w:val="34AB420D"/>
+    <w:multiLevelType w:val="hybridMultilevel"/>
+    <w:tmpl w:val="EEEA4E70"/>
+    <w:lvl w:ilvl="0" w:tplc="04190011">
+      <w:start w:val="1"/>
+      <w:numFmt w:val="decimal"/>
+      <w:lvlText w:val="%1)"/>
+      <w:lvlJc w:val="left"/>
+      <w:pPr>
+        <w:ind w:left="720" w:hanging="360"/>
+      </w:pPr>
+      <w:rPr>
+        <w:rFonts w:hint="default"/>
+      </w:rPr>
+    </w:lvl>
+    <w:lvl w:ilvl="1" w:tplc="04190019">
+      <w:start w:val="1"/>
+      <w:numFmt w:val="lowerLetter"/>
+      <w:lvlText w:val="%2."/>
+      <w:lvlJc w:val="left"/>
+      <w:pPr>
+        <w:ind w:left="1440" w:hanging="360"/>
+      </w:pPr>
+    </w:lvl>
+    <w:lvl w:ilvl="2" w:tplc="0419001B" w:tentative="1">
+      <w:start w:val="1"/>
+      <w:numFmt w:val="lowerRoman"/>
+      <w:lvlText w:val="%3."/>
+      <w:lvlJc w:val="right"/>
+      <w:pPr>
+        <w:ind w:left="2160" w:hanging="180"/>
+      </w:pPr>
+    </w:lvl>
+    <w:lvl w:ilvl="3" w:tplc="0419000F" w:tentative="1">
+      <w:start w:val="1"/>
+      <w:numFmt w:val="decimal"/>
+      <w:lvlText w:val="%4."/>
+      <w:lvlJc w:val="left"/>
+      <w:pPr>
+        <w:ind w:left="2880" w:hanging="360"/>
+      </w:pPr>
+    </w:lvl>
+    <w:lvl w:ilvl="4" w:tplc="04190019" w:tentative="1">
+      <w:start w:val="1"/>
+      <w:numFmt w:val="lowerLetter"/>
+      <w:lvlText w:val="%5."/>
+      <w:lvlJc w:val="left"/>
+      <w:pPr>
+        <w:ind w:left="3600" w:hanging="360"/>
+      </w:pPr>
+    </w:lvl>
+    <w:lvl w:ilvl="5" w:tplc="0419001B" w:tentative="1">
+      <w:start w:val="1"/>
+      <w:numFmt w:val="lowerRoman"/>
+      <w:lvlText w:val="%6."/>
+      <w:lvlJc w:val="right"/>
+      <w:pPr>
+        <w:ind w:left="4320" w:hanging="180"/>
+      </w:pPr>
+    </w:lvl>
+    <w:lvl w:ilvl="6" w:tplc="0419000F" w:tentative="1">
+      <w:start w:val="1"/>
+      <w:numFmt w:val="decimal"/>
+      <w:lvlText w:val="%7."/>
+      <w:lvlJc w:val="left"/>
+      <w:pPr>
+        <w:ind w:left="5040" w:hanging="360"/>
+      </w:pPr>
+    </w:lvl>
+    <w:lvl w:ilvl="7" w:tplc="04190019" w:tentative="1">
+      <w:start w:val="1"/>
+      <w:numFmt w:val="lowerLetter"/>
+      <w:lvlText w:val="%8."/>
+      <w:lvlJc w:val="left"/>
+      <w:pPr>
+        <w:ind w:left="5760" w:hanging="360"/>
+      </w:pPr>
+    </w:lvl>
+    <w:lvl w:ilvl="8" w:tplc="0419001B" w:tentative="1">
+      <w:start w:val="1"/>
+      <w:numFmt w:val="lowerRoman"/>
+      <w:lvlText w:val="%9."/>
+      <w:lvlJc w:val="right"/>
+      <w:pPr>
+        <w:ind w:left="6480" w:hanging="180"/>
+      </w:pPr>
+    </w:lvl>
+  </w:abstractNum>
+  <w:abstractNum w:abstractNumId="2">
     <w:nsid w:val="473E5B0E"/>
     <w:multiLevelType w:val="hybridMultilevel"/>
     <w:tmpl w:val="8DECFDC2"/>
@@ -664,7 +1506,96 @@
       </w:pPr>
     </w:lvl>
   </w:abstractNum>
-  <w:abstractNum w:abstractNumId="2" w15:restartNumberingAfterBreak="0">
+  <w:abstractNum w:abstractNumId="3">
+    <w:nsid w:val="4A77749B"/>
+    <w:multiLevelType w:val="hybridMultilevel"/>
+    <w:tmpl w:val="EEEA4E70"/>
+    <w:lvl w:ilvl="0" w:tplc="04190011">
+      <w:start w:val="1"/>
+      <w:numFmt w:val="decimal"/>
+      <w:lvlText w:val="%1)"/>
+      <w:lvlJc w:val="left"/>
+      <w:pPr>
+        <w:ind w:left="720" w:hanging="360"/>
+      </w:pPr>
+      <w:rPr>
+        <w:rFonts w:hint="default"/>
+      </w:rPr>
+    </w:lvl>
+    <w:lvl w:ilvl="1" w:tplc="04190019">
+      <w:start w:val="1"/>
+      <w:numFmt w:val="lowerLetter"/>
+      <w:lvlText w:val="%2."/>
+      <w:lvlJc w:val="left"/>
+      <w:pPr>
+        <w:ind w:left="1440" w:hanging="360"/>
+      </w:pPr>
+    </w:lvl>
+    <w:lvl w:ilvl="2" w:tplc="0419001B" w:tentative="1">
+      <w:start w:val="1"/>
+      <w:numFmt w:val="lowerRoman"/>
+      <w:lvlText w:val="%3."/>
+      <w:lvlJc w:val="right"/>
+      <w:pPr>
+        <w:ind w:left="2160" w:hanging="180"/>
+      </w:pPr>
+    </w:lvl>
+    <w:lvl w:ilvl="3" w:tplc="0419000F" w:tentative="1">
+      <w:start w:val="1"/>
+      <w:numFmt w:val="decimal"/>
+      <w:lvlText w:val="%4."/>
+      <w:lvlJc w:val="left"/>
+      <w:pPr>
+        <w:ind w:left="2880" w:hanging="360"/>
+      </w:pPr>
+    </w:lvl>
+    <w:lvl w:ilvl="4" w:tplc="04190019" w:tentative="1">
+      <w:start w:val="1"/>
+      <w:numFmt w:val="lowerLetter"/>
+      <w:lvlText w:val="%5."/>
+      <w:lvlJc w:val="left"/>
+      <w:pPr>
+        <w:ind w:left="3600" w:hanging="360"/>
+      </w:pPr>
+    </w:lvl>
+    <w:lvl w:ilvl="5" w:tplc="0419001B" w:tentative="1">
+      <w:start w:val="1"/>
+      <w:numFmt w:val="lowerRoman"/>
+      <w:lvlText w:val="%6."/>
+      <w:lvlJc w:val="right"/>
+      <w:pPr>
+        <w:ind w:left="4320" w:hanging="180"/>
+      </w:pPr>
+    </w:lvl>
+    <w:lvl w:ilvl="6" w:tplc="0419000F" w:tentative="1">
+      <w:start w:val="1"/>
+      <w:numFmt w:val="decimal"/>
+      <w:lvlText w:val="%7."/>
+      <w:lvlJc w:val="left"/>
+      <w:pPr>
+        <w:ind w:left="5040" w:hanging="360"/>
+      </w:pPr>
+    </w:lvl>
+    <w:lvl w:ilvl="7" w:tplc="04190019" w:tentative="1">
+      <w:start w:val="1"/>
+      <w:numFmt w:val="lowerLetter"/>
+      <w:lvlText w:val="%8."/>
+      <w:lvlJc w:val="left"/>
+      <w:pPr>
+        <w:ind w:left="5760" w:hanging="360"/>
+      </w:pPr>
+    </w:lvl>
+    <w:lvl w:ilvl="8" w:tplc="0419001B" w:tentative="1">
+      <w:start w:val="1"/>
+      <w:numFmt w:val="lowerRoman"/>
+      <w:lvlText w:val="%9."/>
+      <w:lvlJc w:val="right"/>
+      <w:pPr>
+        <w:ind w:left="6480" w:hanging="180"/>
+      </w:pPr>
+    </w:lvl>
+  </w:abstractNum>
+  <w:abstractNum w:abstractNumId="4">
     <w:nsid w:val="4BA95525"/>
     <w:multiLevelType w:val="hybridMultilevel"/>
     <w:tmpl w:val="D63AF338"/>
@@ -753,7 +1684,7 @@
       </w:pPr>
     </w:lvl>
   </w:abstractNum>
-  <w:abstractNum w:abstractNumId="3" w15:restartNumberingAfterBreak="0">
+  <w:abstractNum w:abstractNumId="5">
     <w:nsid w:val="5598767B"/>
     <w:multiLevelType w:val="hybridMultilevel"/>
     <w:tmpl w:val="5C6E45D2"/>
@@ -839,7 +1770,7 @@
       </w:pPr>
     </w:lvl>
   </w:abstractNum>
-  <w:abstractNum w:abstractNumId="4" w15:restartNumberingAfterBreak="0">
+  <w:abstractNum w:abstractNumId="6">
     <w:nsid w:val="56915063"/>
     <w:multiLevelType w:val="hybridMultilevel"/>
     <w:tmpl w:val="8F948532"/>
@@ -928,7 +1859,7 @@
       </w:pPr>
     </w:lvl>
   </w:abstractNum>
-  <w:abstractNum w:abstractNumId="5" w15:restartNumberingAfterBreak="0">
+  <w:abstractNum w:abstractNumId="7">
     <w:nsid w:val="5F46441F"/>
     <w:multiLevelType w:val="hybridMultilevel"/>
     <w:tmpl w:val="EEEA4E70"/>
@@ -1017,7 +1948,7 @@
       </w:pPr>
     </w:lvl>
   </w:abstractNum>
-  <w:abstractNum w:abstractNumId="6" w15:restartNumberingAfterBreak="0">
+  <w:abstractNum w:abstractNumId="8">
     <w:nsid w:val="70280826"/>
     <w:multiLevelType w:val="hybridMultilevel"/>
     <w:tmpl w:val="9314D208"/>
@@ -1106,7 +2037,7 @@
       </w:pPr>
     </w:lvl>
   </w:abstractNum>
-  <w:abstractNum w:abstractNumId="7" w15:restartNumberingAfterBreak="0">
+  <w:abstractNum w:abstractNumId="9">
     <w:nsid w:val="7A76576E"/>
     <w:multiLevelType w:val="hybridMultilevel"/>
     <w:tmpl w:val="9314D208"/>
@@ -1195,35 +2126,41 @@
       </w:pPr>
     </w:lvl>
   </w:abstractNum>
-  <w:num w:numId="1" w16cid:durableId="760683309">
+  <w:num w:numId="1">
+    <w:abstractNumId w:val="6"/>
+  </w:num>
+  <w:num w:numId="2">
+    <w:abstractNumId w:val="8"/>
+  </w:num>
+  <w:num w:numId="3">
+    <w:abstractNumId w:val="9"/>
+  </w:num>
+  <w:num w:numId="4">
     <w:abstractNumId w:val="4"/>
   </w:num>
-  <w:num w:numId="2" w16cid:durableId="719935311">
-    <w:abstractNumId w:val="6"/>
+  <w:num w:numId="5">
+    <w:abstractNumId w:val="5"/>
   </w:num>
-  <w:num w:numId="3" w16cid:durableId="1621958778">
+  <w:num w:numId="6">
+    <w:abstractNumId w:val="2"/>
+  </w:num>
+  <w:num w:numId="7">
+    <w:abstractNumId w:val="0"/>
+  </w:num>
+  <w:num w:numId="8">
     <w:abstractNumId w:val="7"/>
   </w:num>
-  <w:num w:numId="4" w16cid:durableId="548956312">
-    <w:abstractNumId w:val="2"/>
-  </w:num>
-  <w:num w:numId="5" w16cid:durableId="501430604">
+  <w:num w:numId="9">
     <w:abstractNumId w:val="3"/>
   </w:num>
-  <w:num w:numId="6" w16cid:durableId="839076984">
+  <w:num w:numId="10">
     <w:abstractNumId w:val="1"/>
-  </w:num>
-  <w:num w:numId="7" w16cid:durableId="347408121">
-    <w:abstractNumId w:val="0"/>
-  </w:num>
-  <w:num w:numId="8" w16cid:durableId="1166168832">
-    <w:abstractNumId w:val="5"/>
   </w:num>
 </w:numbering>
 </file>
 
 <file path=word/styles.xml><?xml version="1.0" encoding="utf-8"?>
-<w:styles xmlns:mc="http://schemas.openxmlformats.org/markup-compatibility/2006" xmlns:r="http://schemas.openxmlformats.org/officeDocument/2006/relationships" xmlns:w="http://schemas.openxmlformats.org/wordprocessingml/2006/main" xmlns:w14="http://schemas.microsoft.com/office/word/2010/wordml" xmlns:w15="http://schemas.microsoft.com/office/word/2012/wordml" xmlns:w16cex="http://schemas.microsoft.com/office/word/2018/wordml/cex" xmlns:w16cid="http://schemas.microsoft.com/office/word/2016/wordml/cid" xmlns:w16="http://schemas.microsoft.com/office/word/2018/wordml" xmlns:w16du="http://schemas.microsoft.com/office/word/2023/wordml/word16du" xmlns:w16sdtdh="http://schemas.microsoft.com/office/word/2020/wordml/sdtdatahash" xmlns:w16sdtfl="http://schemas.microsoft.com/office/word/2024/wordml/sdtformatlock" xmlns:w16se="http://schemas.microsoft.com/office/word/2015/wordml/symex" mc:Ignorable="w14 w15 w16se w16cid w16 w16cex w16sdtdh w16sdtfl w16du">
+<w:styles xmlns:r="http://schemas.openxmlformats.org/officeDocument/2006/relationships" xmlns:w="http://schemas.openxmlformats.org/wordprocessingml/2006/main">
   <w:docDefaults>
     <w:rPrDefault>
       <w:rPr>
@@ -1232,7 +2169,6 @@
         <w:sz w:val="22"/>
         <w:szCs w:val="22"/>
         <w:lang w:val="ru-RU" w:eastAsia="en-US" w:bidi="ar-SA"/>
-        <w14:ligatures w14:val="standardContextual"/>
       </w:rPr>
     </w:rPrDefault>
     <w:pPrDefault>
@@ -1241,387 +2177,149 @@
       </w:pPr>
     </w:pPrDefault>
   </w:docDefaults>
-  <w:latentStyles w:defLockedState="0" w:defUIPriority="99" w:defSemiHidden="0" w:defUnhideWhenUsed="0" w:defQFormat="0" w:count="376">
-    <w:lsdException w:name="Normal" w:uiPriority="0" w:qFormat="1"/>
-    <w:lsdException w:name="heading 1" w:uiPriority="9" w:qFormat="1"/>
-    <w:lsdException w:name="heading 2" w:semiHidden="1" w:uiPriority="9" w:unhideWhenUsed="1" w:qFormat="1"/>
-    <w:lsdException w:name="heading 3" w:semiHidden="1" w:uiPriority="9" w:unhideWhenUsed="1" w:qFormat="1"/>
-    <w:lsdException w:name="heading 4" w:semiHidden="1" w:uiPriority="9" w:unhideWhenUsed="1" w:qFormat="1"/>
-    <w:lsdException w:name="heading 5" w:semiHidden="1" w:uiPriority="9" w:unhideWhenUsed="1" w:qFormat="1"/>
-    <w:lsdException w:name="heading 6" w:semiHidden="1" w:uiPriority="9" w:unhideWhenUsed="1" w:qFormat="1"/>
-    <w:lsdException w:name="heading 7" w:semiHidden="1" w:uiPriority="9" w:unhideWhenUsed="1" w:qFormat="1"/>
-    <w:lsdException w:name="heading 8" w:semiHidden="1" w:uiPriority="9" w:unhideWhenUsed="1" w:qFormat="1"/>
-    <w:lsdException w:name="heading 9" w:semiHidden="1" w:uiPriority="9" w:unhideWhenUsed="1" w:qFormat="1"/>
-    <w:lsdException w:name="index 1" w:semiHidden="1" w:unhideWhenUsed="1"/>
-    <w:lsdException w:name="index 2" w:semiHidden="1" w:unhideWhenUsed="1"/>
-    <w:lsdException w:name="index 3" w:semiHidden="1" w:unhideWhenUsed="1"/>
-    <w:lsdException w:name="index 4" w:semiHidden="1" w:unhideWhenUsed="1"/>
-    <w:lsdException w:name="index 5" w:semiHidden="1" w:unhideWhenUsed="1"/>
-    <w:lsdException w:name="index 6" w:semiHidden="1" w:unhideWhenUsed="1"/>
-    <w:lsdException w:name="index 7" w:semiHidden="1" w:unhideWhenUsed="1"/>
-    <w:lsdException w:name="index 8" w:semiHidden="1" w:unhideWhenUsed="1"/>
-    <w:lsdException w:name="index 9" w:semiHidden="1" w:unhideWhenUsed="1"/>
-    <w:lsdException w:name="toc 1" w:semiHidden="1" w:uiPriority="39" w:unhideWhenUsed="1"/>
-    <w:lsdException w:name="toc 2" w:semiHidden="1" w:uiPriority="39" w:unhideWhenUsed="1"/>
-    <w:lsdException w:name="toc 3" w:semiHidden="1" w:uiPriority="39" w:unhideWhenUsed="1"/>
-    <w:lsdException w:name="toc 4" w:semiHidden="1" w:uiPriority="39" w:unhideWhenUsed="1"/>
-    <w:lsdException w:name="toc 5" w:semiHidden="1" w:uiPriority="39" w:unhideWhenUsed="1"/>
-    <w:lsdException w:name="toc 6" w:semiHidden="1" w:uiPriority="39" w:unhideWhenUsed="1"/>
-    <w:lsdException w:name="toc 7" w:semiHidden="1" w:uiPriority="39" w:unhideWhenUsed="1"/>
-    <w:lsdException w:name="toc 8" w:semiHidden="1" w:uiPriority="39" w:unhideWhenUsed="1"/>
-    <w:lsdException w:name="toc 9" w:semiHidden="1" w:uiPriority="39" w:unhideWhenUsed="1"/>
-    <w:lsdException w:name="Normal Indent" w:semiHidden="1" w:unhideWhenUsed="1"/>
-    <w:lsdException w:name="footnote text" w:semiHidden="1" w:unhideWhenUsed="1"/>
-    <w:lsdException w:name="annotation text" w:semiHidden="1" w:unhideWhenUsed="1"/>
-    <w:lsdException w:name="header" w:semiHidden="1" w:unhideWhenUsed="1"/>
-    <w:lsdException w:name="footer" w:semiHidden="1" w:unhideWhenUsed="1"/>
-    <w:lsdException w:name="index heading" w:semiHidden="1" w:unhideWhenUsed="1"/>
-    <w:lsdException w:name="caption" w:semiHidden="1" w:uiPriority="35" w:unhideWhenUsed="1" w:qFormat="1"/>
-    <w:lsdException w:name="table of figures" w:semiHidden="1" w:unhideWhenUsed="1"/>
-    <w:lsdException w:name="envelope address" w:semiHidden="1" w:unhideWhenUsed="1"/>
-    <w:lsdException w:name="envelope return" w:semiHidden="1" w:unhideWhenUsed="1"/>
-    <w:lsdException w:name="footnote reference" w:semiHidden="1" w:unhideWhenUsed="1"/>
-    <w:lsdException w:name="annotation reference" w:semiHidden="1" w:unhideWhenUsed="1"/>
-    <w:lsdException w:name="line number" w:semiHidden="1" w:unhideWhenUsed="1"/>
-    <w:lsdException w:name="page number" w:semiHidden="1" w:unhideWhenUsed="1"/>
-    <w:lsdException w:name="endnote reference" w:semiHidden="1" w:unhideWhenUsed="1"/>
-    <w:lsdException w:name="endnote text" w:semiHidden="1" w:unhideWhenUsed="1"/>
-    <w:lsdException w:name="table of authorities" w:semiHidden="1" w:unhideWhenUsed="1"/>
-    <w:lsdException w:name="macro" w:semiHidden="1" w:unhideWhenUsed="1"/>
-    <w:lsdException w:name="toa heading" w:semiHidden="1" w:unhideWhenUsed="1"/>
-    <w:lsdException w:name="List" w:semiHidden="1" w:unhideWhenUsed="1"/>
-    <w:lsdException w:name="List Bullet" w:semiHidden="1" w:unhideWhenUsed="1"/>
-    <w:lsdException w:name="List Number" w:semiHidden="1" w:unhideWhenUsed="1"/>
-    <w:lsdException w:name="List 2" w:semiHidden="1" w:unhideWhenUsed="1"/>
-    <w:lsdException w:name="List 3" w:semiHidden="1" w:unhideWhenUsed="1"/>
-    <w:lsdException w:name="List 4" w:semiHidden="1" w:unhideWhenUsed="1"/>
-    <w:lsdException w:name="List 5" w:semiHidden="1" w:unhideWhenUsed="1"/>
-    <w:lsdException w:name="List Bullet 2" w:semiHidden="1" w:unhideWhenUsed="1"/>
-    <w:lsdException w:name="List Bullet 3" w:semiHidden="1" w:unhideWhenUsed="1"/>
-    <w:lsdException w:name="List Bullet 4" w:semiHidden="1" w:unhideWhenUsed="1"/>
-    <w:lsdException w:name="List Bullet 5" w:semiHidden="1" w:unhideWhenUsed="1"/>
-    <w:lsdException w:name="List Number 2" w:semiHidden="1" w:unhideWhenUsed="1"/>
-    <w:lsdException w:name="List Number 3" w:semiHidden="1" w:unhideWhenUsed="1"/>
-    <w:lsdException w:name="List Number 4" w:semiHidden="1" w:unhideWhenUsed="1"/>
-    <w:lsdException w:name="List Number 5" w:semiHidden="1" w:unhideWhenUsed="1"/>
-    <w:lsdException w:name="Title" w:uiPriority="10" w:qFormat="1"/>
-    <w:lsdException w:name="Closing" w:semiHidden="1" w:unhideWhenUsed="1"/>
-    <w:lsdException w:name="Signature" w:semiHidden="1" w:unhideWhenUsed="1"/>
-    <w:lsdException w:name="Default Paragraph Font" w:semiHidden="1" w:uiPriority="1" w:unhideWhenUsed="1"/>
-    <w:lsdException w:name="Body Text" w:semiHidden="1" w:unhideWhenUsed="1"/>
-    <w:lsdException w:name="Body Text Indent" w:semiHidden="1" w:unhideWhenUsed="1"/>
-    <w:lsdException w:name="List Continue" w:semiHidden="1" w:unhideWhenUsed="1"/>
-    <w:lsdException w:name="List Continue 2" w:semiHidden="1" w:unhideWhenUsed="1"/>
-    <w:lsdException w:name="List Continue 3" w:semiHidden="1" w:unhideWhenUsed="1"/>
-    <w:lsdException w:name="List Continue 4" w:semiHidden="1" w:unhideWhenUsed="1"/>
-    <w:lsdException w:name="List Continue 5" w:semiHidden="1" w:unhideWhenUsed="1"/>
-    <w:lsdException w:name="Message Header" w:semiHidden="1" w:unhideWhenUsed="1"/>
-    <w:lsdException w:name="Subtitle" w:uiPriority="11" w:qFormat="1"/>
-    <w:lsdException w:name="Salutation" w:semiHidden="1" w:unhideWhenUsed="1"/>
-    <w:lsdException w:name="Date" w:semiHidden="1" w:unhideWhenUsed="1"/>
-    <w:lsdException w:name="Body Text First Indent" w:semiHidden="1" w:unhideWhenUsed="1"/>
-    <w:lsdException w:name="Body Text First Indent 2" w:semiHidden="1" w:unhideWhenUsed="1"/>
-    <w:lsdException w:name="Note Heading" w:semiHidden="1" w:unhideWhenUsed="1"/>
-    <w:lsdException w:name="Body Text 2" w:semiHidden="1" w:unhideWhenUsed="1"/>
-    <w:lsdException w:name="Body Text 3" w:semiHidden="1" w:unhideWhenUsed="1"/>
-    <w:lsdException w:name="Body Text Indent 2" w:semiHidden="1" w:unhideWhenUsed="1"/>
-    <w:lsdException w:name="Body Text Indent 3" w:semiHidden="1" w:unhideWhenUsed="1"/>
-    <w:lsdException w:name="Block Text" w:semiHidden="1" w:unhideWhenUsed="1"/>
-    <w:lsdException w:name="Hyperlink" w:semiHidden="1" w:unhideWhenUsed="1"/>
-    <w:lsdException w:name="FollowedHyperlink" w:semiHidden="1" w:unhideWhenUsed="1"/>
-    <w:lsdException w:name="Strong" w:uiPriority="22" w:qFormat="1"/>
-    <w:lsdException w:name="Emphasis" w:uiPriority="20" w:qFormat="1"/>
-    <w:lsdException w:name="Document Map" w:semiHidden="1" w:unhideWhenUsed="1"/>
-    <w:lsdException w:name="Plain Text" w:semiHidden="1" w:unhideWhenUsed="1"/>
-    <w:lsdException w:name="E-mail Signature" w:semiHidden="1" w:unhideWhenUsed="1"/>
-    <w:lsdException w:name="HTML Top of Form" w:semiHidden="1" w:unhideWhenUsed="1"/>
-    <w:lsdException w:name="HTML Bottom of Form" w:semiHidden="1" w:unhideWhenUsed="1"/>
-    <w:lsdException w:name="Normal (Web)" w:semiHidden="1" w:unhideWhenUsed="1"/>
-    <w:lsdException w:name="HTML Acronym" w:semiHidden="1" w:unhideWhenUsed="1"/>
-    <w:lsdException w:name="HTML Address" w:semiHidden="1" w:unhideWhenUsed="1"/>
-    <w:lsdException w:name="HTML Cite" w:semiHidden="1" w:unhideWhenUsed="1"/>
-    <w:lsdException w:name="HTML Code" w:semiHidden="1" w:unhideWhenUsed="1"/>
-    <w:lsdException w:name="HTML Definition" w:semiHidden="1" w:unhideWhenUsed="1"/>
-    <w:lsdException w:name="HTML Keyboard" w:semiHidden="1" w:unhideWhenUsed="1"/>
-    <w:lsdException w:name="HTML Preformatted" w:semiHidden="1" w:unhideWhenUsed="1"/>
-    <w:lsdException w:name="HTML Sample" w:semiHidden="1" w:unhideWhenUsed="1"/>
-    <w:lsdException w:name="HTML Typewriter" w:semiHidden="1" w:unhideWhenUsed="1"/>
-    <w:lsdException w:name="HTML Variable" w:semiHidden="1" w:unhideWhenUsed="1"/>
-    <w:lsdException w:name="Normal Table" w:semiHidden="1" w:unhideWhenUsed="1"/>
-    <w:lsdException w:name="annotation subject" w:semiHidden="1" w:unhideWhenUsed="1"/>
-    <w:lsdException w:name="No List" w:semiHidden="1" w:unhideWhenUsed="1"/>
-    <w:lsdException w:name="Outline List 1" w:semiHidden="1" w:unhideWhenUsed="1"/>
-    <w:lsdException w:name="Outline List 2" w:semiHidden="1" w:unhideWhenUsed="1"/>
-    <w:lsdException w:name="Outline List 3" w:semiHidden="1" w:unhideWhenUsed="1"/>
-    <w:lsdException w:name="Table Simple 1" w:semiHidden="1" w:unhideWhenUsed="1"/>
-    <w:lsdException w:name="Table Simple 2" w:semiHidden="1" w:unhideWhenUsed="1"/>
-    <w:lsdException w:name="Table Simple 3" w:semiHidden="1" w:unhideWhenUsed="1"/>
-    <w:lsdException w:name="Table Classic 1" w:semiHidden="1" w:unhideWhenUsed="1"/>
-    <w:lsdException w:name="Table Classic 2" w:semiHidden="1" w:unhideWhenUsed="1"/>
-    <w:lsdException w:name="Table Classic 3" w:semiHidden="1" w:unhideWhenUsed="1"/>
-    <w:lsdException w:name="Table Classic 4" w:semiHidden="1" w:unhideWhenUsed="1"/>
-    <w:lsdException w:name="Table Colorful 1" w:semiHidden="1" w:unhideWhenUsed="1"/>
-    <w:lsdException w:name="Table Colorful 2" w:semiHidden="1" w:unhideWhenUsed="1"/>
-    <w:lsdException w:name="Table Colorful 3" w:semiHidden="1" w:unhideWhenUsed="1"/>
-    <w:lsdException w:name="Table Columns 1" w:semiHidden="1" w:unhideWhenUsed="1"/>
-    <w:lsdException w:name="Table Columns 2" w:semiHidden="1" w:unhideWhenUsed="1"/>
-    <w:lsdException w:name="Table Columns 3" w:semiHidden="1" w:unhideWhenUsed="1"/>
-    <w:lsdException w:name="Table Columns 4" w:semiHidden="1" w:unhideWhenUsed="1"/>
-    <w:lsdException w:name="Table Columns 5" w:semiHidden="1" w:unhideWhenUsed="1"/>
-    <w:lsdException w:name="Table Grid 1" w:semiHidden="1" w:unhideWhenUsed="1"/>
-    <w:lsdException w:name="Table Grid 2" w:semiHidden="1" w:unhideWhenUsed="1"/>
-    <w:lsdException w:name="Table Grid 3" w:semiHidden="1" w:unhideWhenUsed="1"/>
-    <w:lsdException w:name="Table Grid 4" w:semiHidden="1" w:unhideWhenUsed="1"/>
-    <w:lsdException w:name="Table Grid 5" w:semiHidden="1" w:unhideWhenUsed="1"/>
-    <w:lsdException w:name="Table Grid 6" w:semiHidden="1" w:unhideWhenUsed="1"/>
-    <w:lsdException w:name="Table Grid 7" w:semiHidden="1" w:unhideWhenUsed="1"/>
-    <w:lsdException w:name="Table Grid 8" w:semiHidden="1" w:unhideWhenUsed="1"/>
-    <w:lsdException w:name="Table List 1" w:semiHidden="1" w:unhideWhenUsed="1"/>
-    <w:lsdException w:name="Table List 2" w:semiHidden="1" w:unhideWhenUsed="1"/>
-    <w:lsdException w:name="Table List 3" w:semiHidden="1" w:unhideWhenUsed="1"/>
-    <w:lsdException w:name="Table List 4" w:semiHidden="1" w:unhideWhenUsed="1"/>
-    <w:lsdException w:name="Table List 5" w:semiHidden="1" w:unhideWhenUsed="1"/>
-    <w:lsdException w:name="Table List 6" w:semiHidden="1" w:unhideWhenUsed="1"/>
-    <w:lsdException w:name="Table List 7" w:semiHidden="1" w:unhideWhenUsed="1"/>
-    <w:lsdException w:name="Table List 8" w:semiHidden="1" w:unhideWhenUsed="1"/>
-    <w:lsdException w:name="Table 3D effects 1" w:semiHidden="1" w:unhideWhenUsed="1"/>
-    <w:lsdException w:name="Table 3D effects 2" w:semiHidden="1" w:unhideWhenUsed="1"/>
-    <w:lsdException w:name="Table 3D effects 3" w:semiHidden="1" w:unhideWhenUsed="1"/>
-    <w:lsdException w:name="Table Contemporary" w:semiHidden="1" w:unhideWhenUsed="1"/>
-    <w:lsdException w:name="Table Elegant" w:semiHidden="1" w:unhideWhenUsed="1"/>
-    <w:lsdException w:name="Table Professional" w:semiHidden="1" w:unhideWhenUsed="1"/>
-    <w:lsdException w:name="Table Subtle 1" w:semiHidden="1" w:unhideWhenUsed="1"/>
-    <w:lsdException w:name="Table Subtle 2" w:semiHidden="1" w:unhideWhenUsed="1"/>
-    <w:lsdException w:name="Table Web 1" w:semiHidden="1" w:unhideWhenUsed="1"/>
-    <w:lsdException w:name="Table Web 2" w:semiHidden="1" w:unhideWhenUsed="1"/>
-    <w:lsdException w:name="Table Web 3" w:semiHidden="1" w:unhideWhenUsed="1"/>
-    <w:lsdException w:name="Balloon Text" w:semiHidden="1" w:unhideWhenUsed="1"/>
-    <w:lsdException w:name="Table Grid" w:uiPriority="39"/>
-    <w:lsdException w:name="Table Theme" w:semiHidden="1" w:unhideWhenUsed="1"/>
-    <w:lsdException w:name="Placeholder Text" w:semiHidden="1"/>
-    <w:lsdException w:name="No Spacing" w:uiPriority="1" w:qFormat="1"/>
-    <w:lsdException w:name="Light Shading" w:uiPriority="60"/>
-    <w:lsdException w:name="Light List" w:uiPriority="61"/>
-    <w:lsdException w:name="Light Grid" w:uiPriority="62"/>
-    <w:lsdException w:name="Medium Shading 1" w:uiPriority="63"/>
-    <w:lsdException w:name="Medium Shading 2" w:uiPriority="64"/>
-    <w:lsdException w:name="Medium List 1" w:uiPriority="65"/>
-    <w:lsdException w:name="Medium List 2" w:uiPriority="66"/>
-    <w:lsdException w:name="Medium Grid 1" w:uiPriority="67"/>
-    <w:lsdException w:name="Medium Grid 2" w:uiPriority="68"/>
-    <w:lsdException w:name="Medium Grid 3" w:uiPriority="69"/>
-    <w:lsdException w:name="Dark List" w:uiPriority="70"/>
-    <w:lsdException w:name="Colorful Shading" w:uiPriority="71"/>
-    <w:lsdException w:name="Colorful List" w:uiPriority="72"/>
-    <w:lsdException w:name="Colorful Grid" w:uiPriority="73"/>
-    <w:lsdException w:name="Light Shading Accent 1" w:uiPriority="60"/>
-    <w:lsdException w:name="Light List Accent 1" w:uiPriority="61"/>
-    <w:lsdException w:name="Light Grid Accent 1" w:uiPriority="62"/>
-    <w:lsdException w:name="Medium Shading 1 Accent 1" w:uiPriority="63"/>
-    <w:lsdException w:name="Medium Shading 2 Accent 1" w:uiPriority="64"/>
-    <w:lsdException w:name="Medium List 1 Accent 1" w:uiPriority="65"/>
-    <w:lsdException w:name="Revision" w:semiHidden="1"/>
-    <w:lsdException w:name="List Paragraph" w:uiPriority="34" w:qFormat="1"/>
-    <w:lsdException w:name="Quote" w:uiPriority="29" w:qFormat="1"/>
-    <w:lsdException w:name="Intense Quote" w:uiPriority="30" w:qFormat="1"/>
-    <w:lsdException w:name="Medium List 2 Accent 1" w:uiPriority="66"/>
-    <w:lsdException w:name="Medium Grid 1 Accent 1" w:uiPriority="67"/>
-    <w:lsdException w:name="Medium Grid 2 Accent 1" w:uiPriority="68"/>
-    <w:lsdException w:name="Medium Grid 3 Accent 1" w:uiPriority="69"/>
-    <w:lsdException w:name="Dark List Accent 1" w:uiPriority="70"/>
-    <w:lsdException w:name="Colorful Shading Accent 1" w:uiPriority="71"/>
-    <w:lsdException w:name="Colorful List Accent 1" w:uiPriority="72"/>
-    <w:lsdException w:name="Colorful Grid Accent 1" w:uiPriority="73"/>
-    <w:lsdException w:name="Light Shading Accent 2" w:uiPriority="60"/>
-    <w:lsdException w:name="Light List Accent 2" w:uiPriority="61"/>
-    <w:lsdException w:name="Light Grid Accent 2" w:uiPriority="62"/>
-    <w:lsdException w:name="Medium Shading 1 Accent 2" w:uiPriority="63"/>
-    <w:lsdException w:name="Medium Shading 2 Accent 2" w:uiPriority="64"/>
-    <w:lsdException w:name="Medium List 1 Accent 2" w:uiPriority="65"/>
-    <w:lsdException w:name="Medium List 2 Accent 2" w:uiPriority="66"/>
-    <w:lsdException w:name="Medium Grid 1 Accent 2" w:uiPriority="67"/>
-    <w:lsdException w:name="Medium Grid 2 Accent 2" w:uiPriority="68"/>
-    <w:lsdException w:name="Medium Grid 3 Accent 2" w:uiPriority="69"/>
-    <w:lsdException w:name="Dark List Accent 2" w:uiPriority="70"/>
-    <w:lsdException w:name="Colorful Shading Accent 2" w:uiPriority="71"/>
-    <w:lsdException w:name="Colorful List Accent 2" w:uiPriority="72"/>
-    <w:lsdException w:name="Colorful Grid Accent 2" w:uiPriority="73"/>
-    <w:lsdException w:name="Light Shading Accent 3" w:uiPriority="60"/>
-    <w:lsdException w:name="Light List Accent 3" w:uiPriority="61"/>
-    <w:lsdException w:name="Light Grid Accent 3" w:uiPriority="62"/>
-    <w:lsdException w:name="Medium Shading 1 Accent 3" w:uiPriority="63"/>
-    <w:lsdException w:name="Medium Shading 2 Accent 3" w:uiPriority="64"/>
-    <w:lsdException w:name="Medium List 1 Accent 3" w:uiPriority="65"/>
-    <w:lsdException w:name="Medium List 2 Accent 3" w:uiPriority="66"/>
-    <w:lsdException w:name="Medium Grid 1 Accent 3" w:uiPriority="67"/>
-    <w:lsdException w:name="Medium Grid 2 Accent 3" w:uiPriority="68"/>
-    <w:lsdException w:name="Medium Grid 3 Accent 3" w:uiPriority="69"/>
-    <w:lsdException w:name="Dark List Accent 3" w:uiPriority="70"/>
-    <w:lsdException w:name="Colorful Shading Accent 3" w:uiPriority="71"/>
-    <w:lsdException w:name="Colorful List Accent 3" w:uiPriority="72"/>
-    <w:lsdException w:name="Colorful Grid Accent 3" w:uiPriority="73"/>
-    <w:lsdException w:name="Light Shading Accent 4" w:uiPriority="60"/>
-    <w:lsdException w:name="Light List Accent 4" w:uiPriority="61"/>
-    <w:lsdException w:name="Light Grid Accent 4" w:uiPriority="62"/>
-    <w:lsdException w:name="Medium Shading 1 Accent 4" w:uiPriority="63"/>
-    <w:lsdException w:name="Medium Shading 2 Accent 4" w:uiPriority="64"/>
-    <w:lsdException w:name="Medium List 1 Accent 4" w:uiPriority="65"/>
-    <w:lsdException w:name="Medium List 2 Accent 4" w:uiPriority="66"/>
-    <w:lsdException w:name="Medium Grid 1 Accent 4" w:uiPriority="67"/>
-    <w:lsdException w:name="Medium Grid 2 Accent 4" w:uiPriority="68"/>
-    <w:lsdException w:name="Medium Grid 3 Accent 4" w:uiPriority="69"/>
-    <w:lsdException w:name="Dark List Accent 4" w:uiPriority="70"/>
-    <w:lsdException w:name="Colorful Shading Accent 4" w:uiPriority="71"/>
-    <w:lsdException w:name="Colorful List Accent 4" w:uiPriority="72"/>
-    <w:lsdException w:name="Colorful Grid Accent 4" w:uiPriority="73"/>
-    <w:lsdException w:name="Light Shading Accent 5" w:uiPriority="60"/>
-    <w:lsdException w:name="Light List Accent 5" w:uiPriority="61"/>
-    <w:lsdException w:name="Light Grid Accent 5" w:uiPriority="62"/>
-    <w:lsdException w:name="Medium Shading 1 Accent 5" w:uiPriority="63"/>
-    <w:lsdException w:name="Medium Shading 2 Accent 5" w:uiPriority="64"/>
-    <w:lsdException w:name="Medium List 1 Accent 5" w:uiPriority="65"/>
-    <w:lsdException w:name="Medium List 2 Accent 5" w:uiPriority="66"/>
-    <w:lsdException w:name="Medium Grid 1 Accent 5" w:uiPriority="67"/>
-    <w:lsdException w:name="Medium Grid 2 Accent 5" w:uiPriority="68"/>
-    <w:lsdException w:name="Medium Grid 3 Accent 5" w:uiPriority="69"/>
-    <w:lsdException w:name="Dark List Accent 5" w:uiPriority="70"/>
-    <w:lsdException w:name="Colorful Shading Accent 5" w:uiPriority="71"/>
-    <w:lsdException w:name="Colorful List Accent 5" w:uiPriority="72"/>
-    <w:lsdException w:name="Colorful Grid Accent 5" w:uiPriority="73"/>
-    <w:lsdException w:name="Light Shading Accent 6" w:uiPriority="60"/>
-    <w:lsdException w:name="Light List Accent 6" w:uiPriority="61"/>
-    <w:lsdException w:name="Light Grid Accent 6" w:uiPriority="62"/>
-    <w:lsdException w:name="Medium Shading 1 Accent 6" w:uiPriority="63"/>
-    <w:lsdException w:name="Medium Shading 2 Accent 6" w:uiPriority="64"/>
-    <w:lsdException w:name="Medium List 1 Accent 6" w:uiPriority="65"/>
-    <w:lsdException w:name="Medium List 2 Accent 6" w:uiPriority="66"/>
-    <w:lsdException w:name="Medium Grid 1 Accent 6" w:uiPriority="67"/>
-    <w:lsdException w:name="Medium Grid 2 Accent 6" w:uiPriority="68"/>
-    <w:lsdException w:name="Medium Grid 3 Accent 6" w:uiPriority="69"/>
-    <w:lsdException w:name="Dark List Accent 6" w:uiPriority="70"/>
-    <w:lsdException w:name="Colorful Shading Accent 6" w:uiPriority="71"/>
-    <w:lsdException w:name="Colorful List Accent 6" w:uiPriority="72"/>
-    <w:lsdException w:name="Colorful Grid Accent 6" w:uiPriority="73"/>
-    <w:lsdException w:name="Subtle Emphasis" w:uiPriority="19" w:qFormat="1"/>
-    <w:lsdException w:name="Intense Emphasis" w:uiPriority="21" w:qFormat="1"/>
-    <w:lsdException w:name="Subtle Reference" w:uiPriority="31" w:qFormat="1"/>
-    <w:lsdException w:name="Intense Reference" w:uiPriority="32" w:qFormat="1"/>
-    <w:lsdException w:name="Book Title" w:uiPriority="33" w:qFormat="1"/>
-    <w:lsdException w:name="Bibliography" w:semiHidden="1" w:uiPriority="37" w:unhideWhenUsed="1"/>
-    <w:lsdException w:name="TOC Heading" w:semiHidden="1" w:uiPriority="39" w:unhideWhenUsed="1" w:qFormat="1"/>
-    <w:lsdException w:name="Plain Table 1" w:uiPriority="41"/>
-    <w:lsdException w:name="Plain Table 2" w:uiPriority="42"/>
-    <w:lsdException w:name="Plain Table 3" w:uiPriority="43"/>
-    <w:lsdException w:name="Plain Table 4" w:uiPriority="44"/>
-    <w:lsdException w:name="Plain Table 5" w:uiPriority="45"/>
-    <w:lsdException w:name="Grid Table Light" w:uiPriority="40"/>
-    <w:lsdException w:name="Grid Table 1 Light" w:uiPriority="46"/>
-    <w:lsdException w:name="Grid Table 2" w:uiPriority="47"/>
-    <w:lsdException w:name="Grid Table 3" w:uiPriority="48"/>
-    <w:lsdException w:name="Grid Table 4" w:uiPriority="49"/>
-    <w:lsdException w:name="Grid Table 5 Dark" w:uiPriority="50"/>
-    <w:lsdException w:name="Grid Table 6 Colorful" w:uiPriority="51"/>
-    <w:lsdException w:name="Grid Table 7 Colorful" w:uiPriority="52"/>
-    <w:lsdException w:name="Grid Table 1 Light Accent 1" w:uiPriority="46"/>
-    <w:lsdException w:name="Grid Table 2 Accent 1" w:uiPriority="47"/>
-    <w:lsdException w:name="Grid Table 3 Accent 1" w:uiPriority="48"/>
-    <w:lsdException w:name="Grid Table 4 Accent 1" w:uiPriority="49"/>
-    <w:lsdException w:name="Grid Table 5 Dark Accent 1" w:uiPriority="50"/>
-    <w:lsdException w:name="Grid Table 6 Colorful Accent 1" w:uiPriority="51"/>
-    <w:lsdException w:name="Grid Table 7 Colorful Accent 1" w:uiPriority="52"/>
-    <w:lsdException w:name="Grid Table 1 Light Accent 2" w:uiPriority="46"/>
-    <w:lsdException w:name="Grid Table 2 Accent 2" w:uiPriority="47"/>
-    <w:lsdException w:name="Grid Table 3 Accent 2" w:uiPriority="48"/>
-    <w:lsdException w:name="Grid Table 4 Accent 2" w:uiPriority="49"/>
-    <w:lsdException w:name="Grid Table 5 Dark Accent 2" w:uiPriority="50"/>
-    <w:lsdException w:name="Grid Table 6 Colorful Accent 2" w:uiPriority="51"/>
-    <w:lsdException w:name="Grid Table 7 Colorful Accent 2" w:uiPriority="52"/>
-    <w:lsdException w:name="Grid Table 1 Light Accent 3" w:uiPriority="46"/>
-    <w:lsdException w:name="Grid Table 2 Accent 3" w:uiPriority="47"/>
-    <w:lsdException w:name="Grid Table 3 Accent 3" w:uiPriority="48"/>
-    <w:lsdException w:name="Grid Table 4 Accent 3" w:uiPriority="49"/>
-    <w:lsdException w:name="Grid Table 5 Dark Accent 3" w:uiPriority="50"/>
-    <w:lsdException w:name="Grid Table 6 Colorful Accent 3" w:uiPriority="51"/>
-    <w:lsdException w:name="Grid Table 7 Colorful Accent 3" w:uiPriority="52"/>
-    <w:lsdException w:name="Grid Table 1 Light Accent 4" w:uiPriority="46"/>
-    <w:lsdException w:name="Grid Table 2 Accent 4" w:uiPriority="47"/>
-    <w:lsdException w:name="Grid Table 3 Accent 4" w:uiPriority="48"/>
-    <w:lsdException w:name="Grid Table 4 Accent 4" w:uiPriority="49"/>
-    <w:lsdException w:name="Grid Table 5 Dark Accent 4" w:uiPriority="50"/>
-    <w:lsdException w:name="Grid Table 6 Colorful Accent 4" w:uiPriority="51"/>
-    <w:lsdException w:name="Grid Table 7 Colorful Accent 4" w:uiPriority="52"/>
-    <w:lsdException w:name="Grid Table 1 Light Accent 5" w:uiPriority="46"/>
-    <w:lsdException w:name="Grid Table 2 Accent 5" w:uiPriority="47"/>
-    <w:lsdException w:name="Grid Table 3 Accent 5" w:uiPriority="48"/>
-    <w:lsdException w:name="Grid Table 4 Accent 5" w:uiPriority="49"/>
-    <w:lsdException w:name="Grid Table 5 Dark Accent 5" w:uiPriority="50"/>
-    <w:lsdException w:name="Grid Table 6 Colorful Accent 5" w:uiPriority="51"/>
-    <w:lsdException w:name="Grid Table 7 Colorful Accent 5" w:uiPriority="52"/>
-    <w:lsdException w:name="Grid Table 1 Light Accent 6" w:uiPriority="46"/>
-    <w:lsdException w:name="Grid Table 2 Accent 6" w:uiPriority="47"/>
-    <w:lsdException w:name="Grid Table 3 Accent 6" w:uiPriority="48"/>
-    <w:lsdException w:name="Grid Table 4 Accent 6" w:uiPriority="49"/>
-    <w:lsdException w:name="Grid Table 5 Dark Accent 6" w:uiPriority="50"/>
-    <w:lsdException w:name="Grid Table 6 Colorful Accent 6" w:uiPriority="51"/>
-    <w:lsdException w:name="Grid Table 7 Colorful Accent 6" w:uiPriority="52"/>
-    <w:lsdException w:name="List Table 1 Light" w:uiPriority="46"/>
-    <w:lsdException w:name="List Table 2" w:uiPriority="47"/>
-    <w:lsdException w:name="List Table 3" w:uiPriority="48"/>
-    <w:lsdException w:name="List Table 4" w:uiPriority="49"/>
-    <w:lsdException w:name="List Table 5 Dark" w:uiPriority="50"/>
-    <w:lsdException w:name="List Table 6 Colorful" w:uiPriority="51"/>
-    <w:lsdException w:name="List Table 7 Colorful" w:uiPriority="52"/>
-    <w:lsdException w:name="List Table 1 Light Accent 1" w:uiPriority="46"/>
-    <w:lsdException w:name="List Table 2 Accent 1" w:uiPriority="47"/>
-    <w:lsdException w:name="List Table 3 Accent 1" w:uiPriority="48"/>
-    <w:lsdException w:name="List Table 4 Accent 1" w:uiPriority="49"/>
-    <w:lsdException w:name="List Table 5 Dark Accent 1" w:uiPriority="50"/>
-    <w:lsdException w:name="List Table 6 Colorful Accent 1" w:uiPriority="51"/>
-    <w:lsdException w:name="List Table 7 Colorful Accent 1" w:uiPriority="52"/>
-    <w:lsdException w:name="List Table 1 Light Accent 2" w:uiPriority="46"/>
-    <w:lsdException w:name="List Table 2 Accent 2" w:uiPriority="47"/>
-    <w:lsdException w:name="List Table 3 Accent 2" w:uiPriority="48"/>
-    <w:lsdException w:name="List Table 4 Accent 2" w:uiPriority="49"/>
-    <w:lsdException w:name="List Table 5 Dark Accent 2" w:uiPriority="50"/>
-    <w:lsdException w:name="List Table 6 Colorful Accent 2" w:uiPriority="51"/>
-    <w:lsdException w:name="List Table 7 Colorful Accent 2" w:uiPriority="52"/>
-    <w:lsdException w:name="List Table 1 Light Accent 3" w:uiPriority="46"/>
-    <w:lsdException w:name="List Table 2 Accent 3" w:uiPriority="47"/>
-    <w:lsdException w:name="List Table 3 Accent 3" w:uiPriority="48"/>
-    <w:lsdException w:name="List Table 4 Accent 3" w:uiPriority="49"/>
-    <w:lsdException w:name="List Table 5 Dark Accent 3" w:uiPriority="50"/>
-    <w:lsdException w:name="List Table 6 Colorful Accent 3" w:uiPriority="51"/>
-    <w:lsdException w:name="List Table 7 Colorful Accent 3" w:uiPriority="52"/>
-    <w:lsdException w:name="List Table 1 Light Accent 4" w:uiPriority="46"/>
-    <w:lsdException w:name="List Table 2 Accent 4" w:uiPriority="47"/>
-    <w:lsdException w:name="List Table 3 Accent 4" w:uiPriority="48"/>
-    <w:lsdException w:name="List Table 4 Accent 4" w:uiPriority="49"/>
-    <w:lsdException w:name="List Table 5 Dark Accent 4" w:uiPriority="50"/>
-    <w:lsdException w:name="List Table 6 Colorful Accent 4" w:uiPriority="51"/>
-    <w:lsdException w:name="List Table 7 Colorful Accent 4" w:uiPriority="52"/>
-    <w:lsdException w:name="List Table 1 Light Accent 5" w:uiPriority="46"/>
-    <w:lsdException w:name="List Table 2 Accent 5" w:uiPriority="47"/>
-    <w:lsdException w:name="List Table 3 Accent 5" w:uiPriority="48"/>
-    <w:lsdException w:name="List Table 4 Accent 5" w:uiPriority="49"/>
-    <w:lsdException w:name="List Table 5 Dark Accent 5" w:uiPriority="50"/>
-    <w:lsdException w:name="List Table 6 Colorful Accent 5" w:uiPriority="51"/>
-    <w:lsdException w:name="List Table 7 Colorful Accent 5" w:uiPriority="52"/>
-    <w:lsdException w:name="List Table 1 Light Accent 6" w:uiPriority="46"/>
-    <w:lsdException w:name="List Table 2 Accent 6" w:uiPriority="47"/>
-    <w:lsdException w:name="List Table 3 Accent 6" w:uiPriority="48"/>
-    <w:lsdException w:name="List Table 4 Accent 6" w:uiPriority="49"/>
-    <w:lsdException w:name="List Table 5 Dark Accent 6" w:uiPriority="50"/>
-    <w:lsdException w:name="List Table 6 Colorful Accent 6" w:uiPriority="51"/>
-    <w:lsdException w:name="List Table 7 Colorful Accent 6" w:uiPriority="52"/>
-    <w:lsdException w:name="Mention" w:semiHidden="1" w:unhideWhenUsed="1"/>
-    <w:lsdException w:name="Smart Hyperlink" w:semiHidden="1" w:unhideWhenUsed="1"/>
-    <w:lsdException w:name="Hashtag" w:semiHidden="1" w:unhideWhenUsed="1"/>
-    <w:lsdException w:name="Unresolved Mention" w:semiHidden="1" w:unhideWhenUsed="1"/>
-    <w:lsdException w:name="Smart Link" w:semiHidden="1" w:unhideWhenUsed="1"/>
+  <w:latentStyles w:defLockedState="0" w:defUIPriority="99" w:defSemiHidden="1" w:defUnhideWhenUsed="1" w:defQFormat="0" w:count="267">
+    <w:lsdException w:name="Normal" w:semiHidden="0" w:uiPriority="0" w:unhideWhenUsed="0" w:qFormat="1"/>
+    <w:lsdException w:name="heading 1" w:semiHidden="0" w:uiPriority="9" w:unhideWhenUsed="0" w:qFormat="1"/>
+    <w:lsdException w:name="heading 2" w:uiPriority="9" w:qFormat="1"/>
+    <w:lsdException w:name="heading 3" w:uiPriority="9" w:qFormat="1"/>
+    <w:lsdException w:name="heading 4" w:uiPriority="9" w:qFormat="1"/>
+    <w:lsdException w:name="heading 5" w:uiPriority="9" w:qFormat="1"/>
+    <w:lsdException w:name="heading 6" w:uiPriority="9" w:qFormat="1"/>
+    <w:lsdException w:name="heading 7" w:uiPriority="9" w:qFormat="1"/>
+    <w:lsdException w:name="heading 8" w:uiPriority="9" w:qFormat="1"/>
+    <w:lsdException w:name="heading 9" w:uiPriority="9" w:qFormat="1"/>
+    <w:lsdException w:name="toc 1" w:uiPriority="39"/>
+    <w:lsdException w:name="toc 2" w:uiPriority="39"/>
+    <w:lsdException w:name="toc 3" w:uiPriority="39"/>
+    <w:lsdException w:name="toc 4" w:uiPriority="39"/>
+    <w:lsdException w:name="toc 5" w:uiPriority="39"/>
+    <w:lsdException w:name="toc 6" w:uiPriority="39"/>
+    <w:lsdException w:name="toc 7" w:uiPriority="39"/>
+    <w:lsdException w:name="toc 8" w:uiPriority="39"/>
+    <w:lsdException w:name="toc 9" w:uiPriority="39"/>
+    <w:lsdException w:name="caption" w:uiPriority="35" w:qFormat="1"/>
+    <w:lsdException w:name="Title" w:semiHidden="0" w:uiPriority="10" w:unhideWhenUsed="0" w:qFormat="1"/>
+    <w:lsdException w:name="Default Paragraph Font" w:uiPriority="1"/>
+    <w:lsdException w:name="Subtitle" w:semiHidden="0" w:uiPriority="11" w:unhideWhenUsed="0" w:qFormat="1"/>
+    <w:lsdException w:name="Strong" w:semiHidden="0" w:uiPriority="22" w:unhideWhenUsed="0" w:qFormat="1"/>
+    <w:lsdException w:name="Emphasis" w:semiHidden="0" w:uiPriority="20" w:unhideWhenUsed="0" w:qFormat="1"/>
+    <w:lsdException w:name="Table Grid" w:semiHidden="0" w:uiPriority="39" w:unhideWhenUsed="0"/>
+    <w:lsdException w:name="Placeholder Text" w:unhideWhenUsed="0"/>
+    <w:lsdException w:name="No Spacing" w:semiHidden="0" w:uiPriority="1" w:unhideWhenUsed="0" w:qFormat="1"/>
+    <w:lsdException w:name="Light Shading" w:semiHidden="0" w:uiPriority="60" w:unhideWhenUsed="0"/>
+    <w:lsdException w:name="Light List" w:semiHidden="0" w:uiPriority="61" w:unhideWhenUsed="0"/>
+    <w:lsdException w:name="Light Grid" w:semiHidden="0" w:uiPriority="62" w:unhideWhenUsed="0"/>
+    <w:lsdException w:name="Medium Shading 1" w:semiHidden="0" w:uiPriority="63" w:unhideWhenUsed="0"/>
+    <w:lsdException w:name="Medium Shading 2" w:semiHidden="0" w:uiPriority="64" w:unhideWhenUsed="0"/>
+    <w:lsdException w:name="Medium List 1" w:semiHidden="0" w:uiPriority="65" w:unhideWhenUsed="0"/>
+    <w:lsdException w:name="Medium List 2" w:semiHidden="0" w:uiPriority="66" w:unhideWhenUsed="0"/>
+    <w:lsdException w:name="Medium Grid 1" w:semiHidden="0" w:uiPriority="67" w:unhideWhenUsed="0"/>
+    <w:lsdException w:name="Medium Grid 2" w:semiHidden="0" w:uiPriority="68" w:unhideWhenUsed="0"/>
+    <w:lsdException w:name="Medium Grid 3" w:semiHidden="0" w:uiPriority="69" w:unhideWhenUsed="0"/>
+    <w:lsdException w:name="Dark List" w:semiHidden="0" w:uiPriority="70" w:unhideWhenUsed="0"/>
+    <w:lsdException w:name="Colorful Shading" w:semiHidden="0" w:uiPriority="71" w:unhideWhenUsed="0"/>
+    <w:lsdException w:name="Colorful List" w:semiHidden="0" w:uiPriority="72" w:unhideWhenUsed="0"/>
+    <w:lsdException w:name="Colorful Grid" w:semiHidden="0" w:uiPriority="73" w:unhideWhenUsed="0"/>
+    <w:lsdException w:name="Light Shading Accent 1" w:semiHidden="0" w:uiPriority="60" w:unhideWhenUsed="0"/>
+    <w:lsdException w:name="Light List Accent 1" w:semiHidden="0" w:uiPriority="61" w:unhideWhenUsed="0"/>
+    <w:lsdException w:name="Light Grid Accent 1" w:semiHidden="0" w:uiPriority="62" w:unhideWhenUsed="0"/>
+    <w:lsdException w:name="Medium Shading 1 Accent 1" w:semiHidden="0" w:uiPriority="63" w:unhideWhenUsed="0"/>
+    <w:lsdException w:name="Medium Shading 2 Accent 1" w:semiHidden="0" w:uiPriority="64" w:unhideWhenUsed="0"/>
+    <w:lsdException w:name="Medium List 1 Accent 1" w:semiHidden="0" w:uiPriority="65" w:unhideWhenUsed="0"/>
+    <w:lsdException w:name="Revision" w:unhideWhenUsed="0"/>
+    <w:lsdException w:name="List Paragraph" w:semiHidden="0" w:uiPriority="34" w:unhideWhenUsed="0" w:qFormat="1"/>
+    <w:lsdException w:name="Quote" w:semiHidden="0" w:uiPriority="29" w:unhideWhenUsed="0" w:qFormat="1"/>
+    <w:lsdException w:name="Intense Quote" w:semiHidden="0" w:uiPriority="30" w:unhideWhenUsed="0" w:qFormat="1"/>
+    <w:lsdException w:name="Medium List 2 Accent 1" w:semiHidden="0" w:uiPriority="66" w:unhideWhenUsed="0"/>
+    <w:lsdException w:name="Medium Grid 1 Accent 1" w:semiHidden="0" w:uiPriority="67" w:unhideWhenUsed="0"/>
+    <w:lsdException w:name="Medium Grid 2 Accent 1" w:semiHidden="0" w:uiPriority="68" w:unhideWhenUsed="0"/>
+    <w:lsdException w:name="Medium Grid 3 Accent 1" w:semiHidden="0" w:uiPriority="69" w:unhideWhenUsed="0"/>
+    <w:lsdException w:name="Dark List Accent 1" w:semiHidden="0" w:uiPriority="70" w:unhideWhenUsed="0"/>
+    <w:lsdException w:name="Colorful Shading Accent 1" w:semiHidden="0" w:uiPriority="71" w:unhideWhenUsed="0"/>
+    <w:lsdException w:name="Colorful List Accent 1" w:semiHidden="0" w:uiPriority="72" w:unhideWhenUsed="0"/>
+    <w:lsdException w:name="Colorful Grid Accent 1" w:semiHidden="0" w:uiPriority="73" w:unhideWhenUsed="0"/>
+    <w:lsdException w:name="Light Shading Accent 2" w:semiHidden="0" w:uiPriority="60" w:unhideWhenUsed="0"/>
+    <w:lsdException w:name="Light List Accent 2" w:semiHidden="0" w:uiPriority="61" w:unhideWhenUsed="0"/>
+    <w:lsdException w:name="Light Grid Accent 2" w:semiHidden="0" w:uiPriority="62" w:unhideWhenUsed="0"/>
+    <w:lsdException w:name="Medium Shading 1 Accent 2" w:semiHidden="0" w:uiPriority="63" w:unhideWhenUsed="0"/>
+    <w:lsdException w:name="Medium Shading 2 Accent 2" w:semiHidden="0" w:uiPriority="64" w:unhideWhenUsed="0"/>
+    <w:lsdException w:name="Medium List 1 Accent 2" w:semiHidden="0" w:uiPriority="65" w:unhideWhenUsed="0"/>
+    <w:lsdException w:name="Medium List 2 Accent 2" w:semiHidden="0" w:uiPriority="66" w:unhideWhenUsed="0"/>
+    <w:lsdException w:name="Medium Grid 1 Accent 2" w:semiHidden="0" w:uiPriority="67" w:unhideWhenUsed="0"/>
+    <w:lsdException w:name="Medium Grid 2 Accent 2" w:semiHidden="0" w:uiPriority="68" w:unhideWhenUsed="0"/>
+    <w:lsdException w:name="Medium Grid 3 Accent 2" w:semiHidden="0" w:uiPriority="69" w:unhideWhenUsed="0"/>
+    <w:lsdException w:name="Dark List Accent 2" w:semiHidden="0" w:uiPriority="70" w:unhideWhenUsed="0"/>
+    <w:lsdException w:name="Colorful Shading Accent 2" w:semiHidden="0" w:uiPriority="71" w:unhideWhenUsed="0"/>
+    <w:lsdException w:name="Colorful List Accent 2" w:semiHidden="0" w:uiPriority="72" w:unhideWhenUsed="0"/>
+    <w:lsdException w:name="Colorful Grid Accent 2" w:semiHidden="0" w:uiPriority="73" w:unhideWhenUsed="0"/>
+    <w:lsdException w:name="Light Shading Accent 3" w:semiHidden="0" w:uiPriority="60" w:unhideWhenUsed="0"/>
+    <w:lsdException w:name="Light List Accent 3" w:semiHidden="0" w:uiPriority="61" w:unhideWhenUsed="0"/>
+    <w:lsdException w:name="Light Grid Accent 3" w:semiHidden="0" w:uiPriority="62" w:unhideWhenUsed="0"/>
+    <w:lsdException w:name="Medium Shading 1 Accent 3" w:semiHidden="0" w:uiPriority="63" w:unhideWhenUsed="0"/>
+    <w:lsdException w:name="Medium Shading 2 Accent 3" w:semiHidden="0" w:uiPriority="64" w:unhideWhenUsed="0"/>
+    <w:lsdException w:name="Medium List 1 Accent 3" w:semiHidden="0" w:uiPriority="65" w:unhideWhenUsed="0"/>
+    <w:lsdException w:name="Medium List 2 Accent 3" w:semiHidden="0" w:uiPriority="66" w:unhideWhenUsed="0"/>
+    <w:lsdException w:name="Medium Grid 1 Accent 3" w:semiHidden="0" w:uiPriority="67" w:unhideWhenUsed="0"/>
+    <w:lsdException w:name="Medium Grid 2 Accent 3" w:semiHidden="0" w:uiPriority="68" w:unhideWhenUsed="0"/>
+    <w:lsdException w:name="Medium Grid 3 Accent 3" w:semiHidden="0" w:uiPriority="69" w:unhideWhenUsed="0"/>
+    <w:lsdException w:name="Dark List Accent 3" w:semiHidden="0" w:uiPriority="70" w:unhideWhenUsed="0"/>
+    <w:lsdException w:name="Colorful Shading Accent 3" w:semiHidden="0" w:uiPriority="71" w:unhideWhenUsed="0"/>
+    <w:lsdException w:name="Colorful List Accent 3" w:semiHidden="0" w:uiPriority="72" w:unhideWhenUsed="0"/>
+    <w:lsdException w:name="Colorful Grid Accent 3" w:semiHidden="0" w:uiPriority="73" w:unhideWhenUsed="0"/>
+    <w:lsdException w:name="Light Shading Accent 4" w:semiHidden="0" w:uiPriority="60" w:unhideWhenUsed="0"/>
+    <w:lsdException w:name="Light List Accent 4" w:semiHidden="0" w:uiPriority="61" w:unhideWhenUsed="0"/>
+    <w:lsdException w:name="Light Grid Accent 4" w:semiHidden="0" w:uiPriority="62" w:unhideWhenUsed="0"/>
+    <w:lsdException w:name="Medium Shading 1 Accent 4" w:semiHidden="0" w:uiPriority="63" w:unhideWhenUsed="0"/>
+    <w:lsdException w:name="Medium Shading 2 Accent 4" w:semiHidden="0" w:uiPriority="64" w:unhideWhenUsed="0"/>
+    <w:lsdException w:name="Medium List 1 Accent 4" w:semiHidden="0" w:uiPriority="65" w:unhideWhenUsed="0"/>
+    <w:lsdException w:name="Medium List 2 Accent 4" w:semiHidden="0" w:uiPriority="66" w:unhideWhenUsed="0"/>
+    <w:lsdException w:name="Medium Grid 1 Accent 4" w:semiHidden="0" w:uiPriority="67" w:unhideWhenUsed="0"/>
+    <w:lsdException w:name="Medium Grid 2 Accent 4" w:semiHidden="0" w:uiPriority="68" w:unhideWhenUsed="0"/>
+    <w:lsdException w:name="Medium Grid 3 Accent 4" w:semiHidden="0" w:uiPriority="69" w:unhideWhenUsed="0"/>
+    <w:lsdException w:name="Dark List Accent 4" w:semiHidden="0" w:uiPriority="70" w:unhideWhenUsed="0"/>
+    <w:lsdException w:name="Colorful Shading Accent 4" w:semiHidden="0" w:uiPriority="71" w:unhideWhenUsed="0"/>
+    <w:lsdException w:name="Colorful List Accent 4" w:semiHidden="0" w:uiPriority="72" w:unhideWhenUsed="0"/>
+    <w:lsdException w:name="Colorful Grid Accent 4" w:semiHidden="0" w:uiPriority="73" w:unhideWhenUsed="0"/>
+    <w:lsdException w:name="Light Shading Accent 5" w:semiHidden="0" w:uiPriority="60" w:unhideWhenUsed="0"/>
+    <w:lsdException w:name="Light List Accent 5" w:semiHidden="0" w:uiPriority="61" w:unhideWhenUsed="0"/>
+    <w:lsdException w:name="Light Grid Accent 5" w:semiHidden="0" w:uiPriority="62" w:unhideWhenUsed="0"/>
+    <w:lsdException w:name="Medium Shading 1 Accent 5" w:semiHidden="0" w:uiPriority="63" w:unhideWhenUsed="0"/>
+    <w:lsdException w:name="Medium Shading 2 Accent 5" w:semiHidden="0" w:uiPriority="64" w:unhideWhenUsed="0"/>
+    <w:lsdException w:name="Medium List 1 Accent 5" w:semiHidden="0" w:uiPriority="65" w:unhideWhenUsed="0"/>
+    <w:lsdException w:name="Medium List 2 Accent 5" w:semiHidden="0" w:uiPriority="66" w:unhideWhenUsed="0"/>
+    <w:lsdException w:name="Medium Grid 1 Accent 5" w:semiHidden="0" w:uiPriority="67" w:unhideWhenUsed="0"/>
+    <w:lsdException w:name="Medium Grid 2 Accent 5" w:semiHidden="0" w:uiPriority="68" w:unhideWhenUsed="0"/>
+    <w:lsdException w:name="Medium Grid 3 Accent 5" w:semiHidden="0" w:uiPriority="69" w:unhideWhenUsed="0"/>
+    <w:lsdException w:name="Dark List Accent 5" w:semiHidden="0" w:uiPriority="70" w:unhideWhenUsed="0"/>
+    <w:lsdException w:name="Colorful Shading Accent 5" w:semiHidden="0" w:uiPriority="71" w:unhideWhenUsed="0"/>
+    <w:lsdException w:name="Colorful List Accent 5" w:semiHidden="0" w:uiPriority="72" w:unhideWhenUsed="0"/>
+    <w:lsdException w:name="Colorful Grid Accent 5" w:semiHidden="0" w:uiPriority="73" w:unhideWhenUsed="0"/>
+    <w:lsdException w:name="Light Shading Accent 6" w:semiHidden="0" w:uiPriority="60" w:unhideWhenUsed="0"/>
+    <w:lsdException w:name="Light List Accent 6" w:semiHidden="0" w:uiPriority="61" w:unhideWhenUsed="0"/>
+    <w:lsdException w:name="Light Grid Accent 6" w:semiHidden="0" w:uiPriority="62" w:unhideWhenUsed="0"/>
+    <w:lsdException w:name="Medium Shading 1 Accent 6" w:semiHidden="0" w:uiPriority="63" w:unhideWhenUsed="0"/>
+    <w:lsdException w:name="Medium Shading 2 Accent 6" w:semiHidden="0" w:uiPriority="64" w:unhideWhenUsed="0"/>
+    <w:lsdException w:name="Medium List 1 Accent 6" w:semiHidden="0" w:uiPriority="65" w:unhideWhenUsed="0"/>
+    <w:lsdException w:name="Medium List 2 Accent 6" w:semiHidden="0" w:uiPriority="66" w:unhideWhenUsed="0"/>
+    <w:lsdException w:name="Medium Grid 1 Accent 6" w:semiHidden="0" w:uiPriority="67" w:unhideWhenUsed="0"/>
+    <w:lsdException w:name="Medium Grid 2 Accent 6" w:semiHidden="0" w:uiPriority="68" w:unhideWhenUsed="0"/>
+    <w:lsdException w:name="Medium Grid 3 Accent 6" w:semiHidden="0" w:uiPriority="69" w:unhideWhenUsed="0"/>
+    <w:lsdException w:name="Dark List Accent 6" w:semiHidden="0" w:uiPriority="70" w:unhideWhenUsed="0"/>
+    <w:lsdException w:name="Colorful Shading Accent 6" w:semiHidden="0" w:uiPriority="71" w:unhideWhenUsed="0"/>
+    <w:lsdException w:name="Colorful List Accent 6" w:semiHidden="0" w:uiPriority="72" w:unhideWhenUsed="0"/>
+    <w:lsdException w:name="Colorful Grid Accent 6" w:semiHidden="0" w:uiPriority="73" w:unhideWhenUsed="0"/>
+    <w:lsdException w:name="Subtle Emphasis" w:semiHidden="0" w:uiPriority="19" w:unhideWhenUsed="0" w:qFormat="1"/>
+    <w:lsdException w:name="Intense Emphasis" w:semiHidden="0" w:uiPriority="21" w:unhideWhenUsed="0" w:qFormat="1"/>
+    <w:lsdException w:name="Subtle Reference" w:semiHidden="0" w:uiPriority="31" w:unhideWhenUsed="0" w:qFormat="1"/>
+    <w:lsdException w:name="Intense Reference" w:semiHidden="0" w:uiPriority="32" w:unhideWhenUsed="0" w:qFormat="1"/>
+    <w:lsdException w:name="Book Title" w:semiHidden="0" w:uiPriority="33" w:unhideWhenUsed="0" w:qFormat="1"/>
+    <w:lsdException w:name="Bibliography" w:uiPriority="37"/>
+    <w:lsdException w:name="TOC Heading" w:uiPriority="39" w:qFormat="1"/>
   </w:latentStyles>
   <w:style w:type="paragraph" w:default="1" w:styleId="a">
     <w:name w:val="Normal"/>
     <w:qFormat/>
+    <w:rsid w:val="00AF689F"/>
   </w:style>
   <w:style w:type="paragraph" w:styleId="1">
     <w:name w:val="heading 1"/>
@@ -1833,6 +2531,7 @@
     <w:uiPriority w:val="99"/>
     <w:semiHidden/>
     <w:unhideWhenUsed/>
+    <w:qFormat/>
     <w:tblPr>
       <w:tblInd w:w="0" w:type="dxa"/>
       <w:tblCellMar>
@@ -1989,7 +2688,7 @@
     </w:rPr>
   </w:style>
   <w:style w:type="character" w:customStyle="1" w:styleId="a4">
-    <w:name w:val="Заголовок Знак"/>
+    <w:name w:val="Название Знак"/>
     <w:basedOn w:val="a0"/>
     <w:link w:val="a3"/>
     <w:uiPriority w:val="10"/>
@@ -2150,7 +2849,7 @@
       <w:u w:val="single"/>
     </w:rPr>
   </w:style>
-  <w:style w:type="character" w:styleId="ad">
+  <w:style w:type="character" w:customStyle="1" w:styleId="UnresolvedMention">
     <w:name w:val="Unresolved Mention"/>
     <w:basedOn w:val="a0"/>
     <w:uiPriority w:val="99"/>
@@ -2162,7 +2861,7 @@
       <w:shd w:val="clear" w:color="auto" w:fill="E1DFDD"/>
     </w:rPr>
   </w:style>
-  <w:style w:type="paragraph" w:styleId="ae">
+  <w:style w:type="paragraph" w:styleId="ad">
     <w:name w:val="TOC Heading"/>
     <w:basedOn w:val="1"/>
     <w:next w:val="a"/>
@@ -2179,7 +2878,6 @@
       <w:sz w:val="32"/>
       <w:szCs w:val="32"/>
       <w:lang w:eastAsia="ru-RU"/>
-      <w14:ligatures w14:val="none"/>
     </w:rPr>
   </w:style>
   <w:style w:type="paragraph" w:styleId="11">
@@ -2240,7 +2938,7 @@
     </a:clrScheme>
     <a:fontScheme name="Стандартная">
       <a:majorFont>
-        <a:latin typeface="Calibri Light" panose="020F0302020204030204"/>
+        <a:latin typeface="Calibri Light"/>
         <a:ea typeface=""/>
         <a:cs typeface=""/>
         <a:font script="Jpan" typeface="游ゴシック Light"/>
@@ -2292,7 +2990,7 @@
         <a:font script="Tfng" typeface="Ebrima"/>
       </a:majorFont>
       <a:minorFont>
-        <a:latin typeface="Calibri" panose="020F0502020204030204"/>
+        <a:latin typeface="Calibri"/>
         <a:ea typeface=""/>
         <a:cs typeface=""/>
         <a:font script="Jpan" typeface="游ゴシック"/>
@@ -2486,7 +3184,7 @@
   <a:extraClrSchemeLst/>
   <a:extLst>
     <a:ext uri="{05A4C25C-085E-4340-85A3-A5531E510DB2}">
-      <thm15:themeFamily xmlns:thm15="http://schemas.microsoft.com/office/thememl/2012/main" name="Office Theme" id="{62F939B6-93AF-4DB8-9C6B-D6C7DFDC589F}" vid="{4A3C46E8-61CC-4603-A589-7422A47A8E4A}"/>
+      <thm15:themeFamily xmlns="" xmlns:thm15="http://schemas.microsoft.com/office/thememl/2012/main" name="Office Theme" id="{62F939B6-93AF-4DB8-9C6B-D6C7DFDC589F}" vid="{4A3C46E8-61CC-4603-A589-7422A47A8E4A}"/>
     </a:ext>
   </a:extLst>
 </a:theme>
@@ -2497,7 +3195,7 @@
 </file>
 
 <file path=customXml/itemProps1.xml><?xml version="1.0" encoding="utf-8"?>
-<ds:datastoreItem xmlns:ds="http://schemas.openxmlformats.org/officeDocument/2006/customXml" ds:itemID="{98D8F133-6DFF-4741-8E22-3AE957CC86A4}">
+<ds:datastoreItem xmlns:ds="http://schemas.openxmlformats.org/officeDocument/2006/customXml" ds:itemID="{33DA7ECF-0E40-4032-821D-7199D438573D}">
   <ds:schemaRefs>
     <ds:schemaRef ds:uri="http://schemas.openxmlformats.org/officeDocument/2006/bibliography"/>
   </ds:schemaRefs>

--- a/контроллеры оперативная проверка.docx
+++ b/контроллеры оперативная проверка.docx
@@ -1,6 +1,6 @@
 
 <file path=word/document.xml><?xml version="1.0" encoding="utf-8"?>
-<w:document xmlns:ve="http://schemas.openxmlformats.org/markup-compatibility/2006" xmlns:o="urn:schemas-microsoft-com:office:office" xmlns:r="http://schemas.openxmlformats.org/officeDocument/2006/relationships" xmlns:m="http://schemas.openxmlformats.org/officeDocument/2006/math" xmlns:v="urn:schemas-microsoft-com:vml" xmlns:wp="http://schemas.openxmlformats.org/drawingml/2006/wordprocessingDrawing" xmlns:w10="urn:schemas-microsoft-com:office:word" xmlns:w="http://schemas.openxmlformats.org/wordprocessingml/2006/main" xmlns:wne="http://schemas.microsoft.com/office/word/2006/wordml">
+<w:document xmlns:wpc="http://schemas.microsoft.com/office/word/2010/wordprocessingCanvas" xmlns:cx="http://schemas.microsoft.com/office/drawing/2014/chartex" xmlns:cx1="http://schemas.microsoft.com/office/drawing/2015/9/8/chartex" xmlns:cx2="http://schemas.microsoft.com/office/drawing/2015/10/21/chartex" xmlns:cx3="http://schemas.microsoft.com/office/drawing/2016/5/9/chartex" xmlns:cx4="http://schemas.microsoft.com/office/drawing/2016/5/10/chartex" xmlns:cx5="http://schemas.microsoft.com/office/drawing/2016/5/11/chartex" xmlns:cx6="http://schemas.microsoft.com/office/drawing/2016/5/12/chartex" xmlns:cx7="http://schemas.microsoft.com/office/drawing/2016/5/13/chartex" xmlns:cx8="http://schemas.microsoft.com/office/drawing/2016/5/14/chartex" xmlns:mc="http://schemas.openxmlformats.org/markup-compatibility/2006" xmlns:aink="http://schemas.microsoft.com/office/drawing/2016/ink" xmlns:am3d="http://schemas.microsoft.com/office/drawing/2017/model3d" xmlns:o="urn:schemas-microsoft-com:office:office" xmlns:oel="http://schemas.microsoft.com/office/2019/extlst" xmlns:r="http://schemas.openxmlformats.org/officeDocument/2006/relationships" xmlns:m="http://schemas.openxmlformats.org/officeDocument/2006/math" xmlns:v="urn:schemas-microsoft-com:vml" xmlns:wp14="http://schemas.microsoft.com/office/word/2010/wordprocessingDrawing" xmlns:wp="http://schemas.openxmlformats.org/drawingml/2006/wordprocessingDrawing" xmlns:w10="urn:schemas-microsoft-com:office:word" xmlns:w="http://schemas.openxmlformats.org/wordprocessingml/2006/main" xmlns:w14="http://schemas.microsoft.com/office/word/2010/wordml" xmlns:w15="http://schemas.microsoft.com/office/word/2012/wordml" xmlns:w16cex="http://schemas.microsoft.com/office/word/2018/wordml/cex" xmlns:w16cid="http://schemas.microsoft.com/office/word/2016/wordml/cid" xmlns:w16="http://schemas.microsoft.com/office/word/2018/wordml" xmlns:w16du="http://schemas.microsoft.com/office/word/2023/wordml/word16du" xmlns:w16sdtdh="http://schemas.microsoft.com/office/word/2020/wordml/sdtdatahash" xmlns:w16sdtfl="http://schemas.microsoft.com/office/word/2024/wordml/sdtformatlock" xmlns:w16se="http://schemas.microsoft.com/office/word/2015/wordml/symex" xmlns:wpg="http://schemas.microsoft.com/office/word/2010/wordprocessingGroup" xmlns:wpi="http://schemas.microsoft.com/office/word/2010/wordprocessingInk" xmlns:wne="http://schemas.microsoft.com/office/word/2006/wordml" xmlns:wps="http://schemas.microsoft.com/office/word/2010/wordprocessingShape" mc:Ignorable="w14 w15 w16se w16cid w16 w16cex w16sdtdh w16sdtfl w16du wp14">
   <w:body>
     <w:p>
       <w:pPr>
@@ -60,36 +60,7 @@
         </w:numPr>
       </w:pPr>
       <w:r>
-        <w:t xml:space="preserve">При отключенном питании измеряем сопротивление на контактах управляющих исполнительными устройствами (замок/турникет = </w:t>
-      </w:r>
-      <w:r>
-        <w:rPr>
-          <w:lang w:val="en-US"/>
-        </w:rPr>
-        <w:t>Lock</w:t>
-      </w:r>
-      <w:r>
-        <w:t xml:space="preserve">, </w:t>
-      </w:r>
-      <w:proofErr w:type="spellStart"/>
-      <w:r>
-        <w:rPr>
-          <w:lang w:val="en-US"/>
-        </w:rPr>
-        <w:t>Zumm</w:t>
-      </w:r>
-      <w:proofErr w:type="spellEnd"/>
-      <w:r>
-        <w:t xml:space="preserve">, </w:t>
-      </w:r>
-      <w:r>
-        <w:rPr>
-          <w:lang w:val="en-US"/>
-        </w:rPr>
-        <w:t>Button</w:t>
-      </w:r>
-      <w:r>
-        <w:t xml:space="preserve">) относительно </w:t>
+        <w:t xml:space="preserve">Подключаем только питание 12 В. Контакты +12 и </w:t>
       </w:r>
       <w:r>
         <w:rPr>
@@ -98,15 +69,25 @@
         <w:t>GND</w:t>
       </w:r>
       <w:r>
-        <w:t xml:space="preserve"> (подключаем минус </w:t>
-      </w:r>
-      <w:proofErr w:type="spellStart"/>
-      <w:r>
-        <w:t>мультиметра</w:t>
-      </w:r>
-      <w:proofErr w:type="spellEnd"/>
-      <w:r>
-        <w:t>). Сопротивление должно быть более 1 Ком.</w:t>
+        <w:t>. Загорается светодиод и слышен короткий «пик».</w:t>
+      </w:r>
+      <w:r>
+        <w:t xml:space="preserve"> Желательно, проверить ток потребления </w:t>
+      </w:r>
+      <w:r>
+        <w:t>контроллера</w:t>
+      </w:r>
+      <w:r>
+        <w:t>, должен</w:t>
+      </w:r>
+      <w:r>
+        <w:t xml:space="preserve"> быть номинальным (если известно). Обычно в диапазоне </w:t>
+      </w:r>
+      <w:r>
+        <w:t>5-</w:t>
+      </w:r>
+      <w:r>
+        <w:t>20 мА.</w:t>
       </w:r>
     </w:p>
     <w:p>
@@ -118,7 +99,58 @@
         </w:numPr>
       </w:pPr>
       <w:r>
-        <w:t xml:space="preserve">Подключаем только питание 12 В. Контакты +12 и </w:t>
+        <w:t xml:space="preserve">Подключаем к контакту </w:t>
+      </w:r>
+      <w:r>
+        <w:rPr>
+          <w:lang w:val="en-US"/>
+        </w:rPr>
+        <w:t>LOCK</w:t>
+      </w:r>
+      <w:r>
+        <w:t xml:space="preserve"> минус светодиодной ленты, а плюс ее к плюсу питания. </w:t>
+      </w:r>
+      <w:r>
+        <w:t>Контроллер</w:t>
+      </w:r>
+      <w:r>
+        <w:t xml:space="preserve"> реагирует </w:t>
+      </w:r>
+      <w:r>
+        <w:t>на замыкание контакта кнопка выхода и минуса питания (КНОПКА</w:t>
+      </w:r>
+      <w:r>
+        <w:t xml:space="preserve">, </w:t>
+      </w:r>
+      <w:r>
+        <w:rPr>
+          <w:lang w:val="en-US"/>
+        </w:rPr>
+        <w:t>EXIT</w:t>
+      </w:r>
+      <w:r>
+        <w:t xml:space="preserve">, </w:t>
+      </w:r>
+      <w:r>
+        <w:rPr>
+          <w:lang w:val="en-US"/>
+        </w:rPr>
+        <w:t>Ex</w:t>
+      </w:r>
+      <w:r>
+        <w:t>.</w:t>
+      </w:r>
+      <w:r>
+        <w:rPr>
+          <w:lang w:val="en-US"/>
+        </w:rPr>
+        <w:t>Open</w:t>
+      </w:r>
+      <w:r>
+        <w:t xml:space="preserve">  </w:t>
+      </w:r>
+      <w:r>
+        <w:t xml:space="preserve">и </w:t>
       </w:r>
       <w:r>
         <w:rPr>
@@ -127,25 +159,13 @@
         <w:t>GND</w:t>
       </w:r>
       <w:r>
-        <w:t>. Загорается светодиод и слышен короткий «пик».</w:t>
-      </w:r>
-      <w:r>
-        <w:t xml:space="preserve"> Желательно, проверить ток потребления </w:t>
-      </w:r>
-      <w:r>
-        <w:t>контроллера</w:t>
-      </w:r>
-      <w:r>
-        <w:t>, должен</w:t>
-      </w:r>
-      <w:r>
-        <w:t xml:space="preserve"> быть номинальным (если известно). Обычно в диапазоне </w:t>
-      </w:r>
-      <w:r>
-        <w:t>5-</w:t>
-      </w:r>
-      <w:r>
-        <w:t>20 мА.</w:t>
+        <w:t xml:space="preserve">) </w:t>
+      </w:r>
+      <w:r>
+        <w:t>мигает, пикает.</w:t>
+      </w:r>
+      <w:r>
+        <w:t xml:space="preserve"> При этом светодиодная лента гаснет или включается (меняет свое состояние).</w:t>
       </w:r>
     </w:p>
     <w:p>
@@ -157,25 +177,46 @@
         </w:numPr>
       </w:pPr>
       <w:r>
-        <w:t xml:space="preserve">Подключаем к контакту </w:t>
-      </w:r>
-      <w:r>
-        <w:rPr>
-          <w:lang w:val="en-US"/>
-        </w:rPr>
-        <w:t>LOCK</w:t>
-      </w:r>
-      <w:r>
-        <w:t xml:space="preserve"> минус светодиодной ленты, а плюс ее к плюсу питания. </w:t>
-      </w:r>
-      <w:r>
-        <w:t>Контроллер</w:t>
-      </w:r>
-      <w:r>
-        <w:t xml:space="preserve"> реагирует </w:t>
-      </w:r>
-      <w:r>
-        <w:t>на замыкание контакта кнопка выхода и минуса питания (КНОПКА</w:t>
+        <w:t xml:space="preserve">Измеряем напряжение на </w:t>
+      </w:r>
+      <w:r>
+        <w:rPr>
+          <w:lang w:val="en-US"/>
+        </w:rPr>
+        <w:t>D</w:t>
+      </w:r>
+      <w:r>
+        <w:t>0</w:t>
+      </w:r>
+      <w:r>
+        <w:t>(</w:t>
+      </w:r>
+      <w:r>
+        <w:t>ТМ),</w:t>
+      </w:r>
+      <w:r>
+        <w:t xml:space="preserve"> </w:t>
+      </w:r>
+      <w:r>
+        <w:rPr>
+          <w:lang w:val="en-US"/>
+        </w:rPr>
+        <w:t>D</w:t>
+      </w:r>
+      <w:r>
+        <w:t>1</w:t>
+      </w:r>
+      <w:r>
+        <w:t xml:space="preserve"> (</w:t>
+      </w:r>
+      <w:r>
+        <w:rPr>
+          <w:lang w:val="en-US"/>
+        </w:rPr>
+        <w:t>EXIT</w:t>
+      </w:r>
+      <w:r>
+        <w:t>)</w:t>
       </w:r>
       <w:r>
         <w:t xml:space="preserve">, </w:t>
@@ -184,46 +225,72 @@
         <w:rPr>
           <w:lang w:val="en-US"/>
         </w:rPr>
-        <w:t>EXIT</w:t>
+        <w:t>DOOR</w:t>
       </w:r>
       <w:r>
         <w:t xml:space="preserve">, </w:t>
       </w:r>
       <w:r>
-        <w:rPr>
-          <w:lang w:val="en-US"/>
-        </w:rPr>
-        <w:t>Ex</w:t>
-      </w:r>
-      <w:r>
-        <w:t>.</w:t>
-      </w:r>
-      <w:r>
-        <w:rPr>
-          <w:lang w:val="en-US"/>
-        </w:rPr>
-        <w:t>Open</w:t>
-      </w:r>
-      <w:r>
-        <w:t xml:space="preserve">  </w:t>
-      </w:r>
-      <w:r>
-        <w:t xml:space="preserve">и </w:t>
-      </w:r>
-      <w:r>
-        <w:rPr>
-          <w:lang w:val="en-US"/>
-        </w:rPr>
-        <w:t>GND</w:t>
+        <w:t>должно быть 5 В.</w:t>
+      </w:r>
+      <w:r>
+        <w:t xml:space="preserve"> </w:t>
+      </w:r>
+      <w:r>
+        <w:t xml:space="preserve">Если напряжение проверяется осциллографом, то на контактах подключения считывателя по </w:t>
+      </w:r>
+      <w:r>
+        <w:rPr>
+          <w:lang w:val="en-US"/>
+        </w:rPr>
+        <w:t>Dallas</w:t>
+      </w:r>
+      <w:r>
+        <w:t xml:space="preserve"> (</w:t>
+      </w:r>
+      <w:proofErr w:type="spellStart"/>
+      <w:r>
+        <w:rPr>
+          <w:lang w:val="en-US"/>
+        </w:rPr>
+        <w:t>IButton</w:t>
+      </w:r>
+      <w:proofErr w:type="spellEnd"/>
+      <w:r>
+        <w:t xml:space="preserve">, </w:t>
+      </w:r>
+      <w:r>
+        <w:rPr>
+          <w:lang w:val="en-US"/>
+        </w:rPr>
+        <w:t>TM</w:t>
       </w:r>
       <w:r>
         <w:t xml:space="preserve">) </w:t>
       </w:r>
       <w:r>
-        <w:t>мигает, пикает.</w:t>
-      </w:r>
-      <w:r>
-        <w:t xml:space="preserve"> При этом светодиодная лента гаснет или включается (меняет свое состояние).</w:t>
+        <w:t>будут видны импульсы (провалы до 0)</w:t>
+      </w:r>
+      <w:r>
+        <w:t xml:space="preserve"> опроса. На контакте </w:t>
+      </w:r>
+      <w:r>
+        <w:rPr>
+          <w:lang w:val="en-US"/>
+        </w:rPr>
+        <w:t>ZUMM</w:t>
+      </w:r>
+      <w:r>
+        <w:t xml:space="preserve"> – напряжение питания</w:t>
+      </w:r>
+      <w:r>
+        <w:t xml:space="preserve">. </w:t>
+      </w:r>
+      <w:r>
+        <w:t xml:space="preserve"> </w:t>
+      </w:r>
+      <w:r>
+        <w:t>У сетевых контроллеров проверяем напряжение на контактах А и В, должно быть 2,4 В.</w:t>
       </w:r>
     </w:p>
     <w:p>
@@ -235,7 +302,13 @@
         </w:numPr>
       </w:pPr>
       <w:r>
-        <w:t xml:space="preserve">Измеряем напряжение на </w:t>
+        <w:t>Если по пунктам 1-5 замечаний нет, подключаем считывател</w:t>
+      </w:r>
+      <w:r>
+        <w:t>и</w:t>
+      </w:r>
+      <w:r>
+        <w:t xml:space="preserve"> к контроллеру контактами   </w:t>
       </w:r>
       <w:r>
         <w:rPr>
@@ -250,99 +323,79 @@
         <w:t>(</w:t>
       </w:r>
       <w:r>
-        <w:t>ТМ),</w:t>
+        <w:rPr>
+          <w:lang w:val="en-US"/>
+        </w:rPr>
+        <w:t>TM</w:t>
+      </w:r>
+      <w:r>
+        <w:t>)</w:t>
+      </w:r>
+      <w:r>
+        <w:t xml:space="preserve">, </w:t>
+      </w:r>
+      <w:r>
+        <w:rPr>
+          <w:lang w:val="en-US"/>
+        </w:rPr>
+        <w:t>D</w:t>
+      </w:r>
+      <w:r>
+        <w:t>1</w:t>
+      </w:r>
+      <w:r>
+        <w:t xml:space="preserve"> (</w:t>
+      </w:r>
+      <w:r>
+        <w:rPr>
+          <w:lang w:val="en-US"/>
+        </w:rPr>
+        <w:t>EXIT</w:t>
+      </w:r>
+      <w:r>
+        <w:t xml:space="preserve">) и </w:t>
+      </w:r>
+      <w:r>
+        <w:rPr>
+          <w:lang w:val="en-US"/>
+        </w:rPr>
+        <w:t>GND</w:t>
+      </w:r>
+      <w:r>
+        <w:t xml:space="preserve"> в соответствии с инструкцией для выбранного протокола передачи данных (</w:t>
+      </w:r>
+      <w:r>
+        <w:rPr>
+          <w:lang w:val="en-US"/>
+        </w:rPr>
+        <w:t>Wiegand</w:t>
+      </w:r>
+      <w:r>
+        <w:t>/</w:t>
+      </w:r>
+      <w:r>
+        <w:rPr>
+          <w:lang w:val="en-US"/>
+        </w:rPr>
+        <w:t>Dallas</w:t>
+      </w:r>
+      <w:r>
+        <w:t>)</w:t>
+      </w:r>
+      <w:r>
+        <w:t xml:space="preserve">.  Если КОНТРОЛЛЕР реагирует на поднесенную карту, обычно, двойной пик или сигнал открытия замка, </w:t>
+      </w:r>
+      <w:r>
+        <w:t xml:space="preserve">значит </w:t>
+      </w:r>
+      <w:r>
+        <w:t>номер ключа он получает</w:t>
+      </w:r>
+      <w:r>
+        <w:t>.</w:t>
       </w:r>
       <w:r>
         <w:t xml:space="preserve"> </w:t>
-      </w:r>
-      <w:r>
-        <w:rPr>
-          <w:lang w:val="en-US"/>
-        </w:rPr>
-        <w:t>D</w:t>
-      </w:r>
-      <w:r>
-        <w:t>1</w:t>
-      </w:r>
-      <w:r>
-        <w:t xml:space="preserve"> (</w:t>
-      </w:r>
-      <w:r>
-        <w:rPr>
-          <w:lang w:val="en-US"/>
-        </w:rPr>
-        <w:t>EXIT</w:t>
-      </w:r>
-      <w:r>
-        <w:t>)</w:t>
-      </w:r>
-      <w:r>
-        <w:t xml:space="preserve">, </w:t>
-      </w:r>
-      <w:r>
-        <w:rPr>
-          <w:lang w:val="en-US"/>
-        </w:rPr>
-        <w:t>DOOR</w:t>
-      </w:r>
-      <w:r>
-        <w:t xml:space="preserve">, </w:t>
-      </w:r>
-      <w:r>
-        <w:t>должно быть 5 В.</w:t>
-      </w:r>
-      <w:r>
-        <w:t xml:space="preserve"> </w:t>
-      </w:r>
-      <w:r>
-        <w:t xml:space="preserve">Если напряжение проверяется осциллографом, то на контактах подключения считывателя по </w:t>
-      </w:r>
-      <w:r>
-        <w:rPr>
-          <w:lang w:val="en-US"/>
-        </w:rPr>
-        <w:t>Dallas</w:t>
-      </w:r>
-      <w:r>
-        <w:t xml:space="preserve"> (</w:t>
-      </w:r>
-      <w:proofErr w:type="spellStart"/>
-      <w:r>
-        <w:rPr>
-          <w:lang w:val="en-US"/>
-        </w:rPr>
-        <w:t>IButton</w:t>
-      </w:r>
-      <w:proofErr w:type="spellEnd"/>
-      <w:r>
-        <w:t xml:space="preserve">, </w:t>
-      </w:r>
-      <w:r>
-        <w:rPr>
-          <w:lang w:val="en-US"/>
-        </w:rPr>
-        <w:t>TM</w:t>
-      </w:r>
-      <w:r>
-        <w:t xml:space="preserve">) </w:t>
-      </w:r>
-      <w:r>
-        <w:t>будут видны импульсы (провалы до 0)</w:t>
-      </w:r>
-      <w:r>
-        <w:t xml:space="preserve"> опроса. На контакте </w:t>
-      </w:r>
-      <w:r>
-        <w:rPr>
-          <w:lang w:val="en-US"/>
-        </w:rPr>
-        <w:t>ZUMM</w:t>
-      </w:r>
-      <w:r>
-        <w:t xml:space="preserve"> – напряжение питания</w:t>
-      </w:r>
-      <w:r>
-        <w:t xml:space="preserve">. </w:t>
       </w:r>
     </w:p>
     <w:p>
@@ -354,101 +407,34 @@
         </w:numPr>
       </w:pPr>
       <w:r>
-        <w:t>Если по пунктам 1-5 замечаний нет, подключаем считывател</w:t>
-      </w:r>
-      <w:r>
-        <w:t>и</w:t>
-      </w:r>
-      <w:r>
-        <w:t xml:space="preserve"> к контроллеру контактами   </w:t>
-      </w:r>
-      <w:r>
-        <w:rPr>
-          <w:lang w:val="en-US"/>
-        </w:rPr>
-        <w:t>D</w:t>
-      </w:r>
-      <w:r>
-        <w:t>0</w:t>
-      </w:r>
-      <w:r>
-        <w:t>(</w:t>
-      </w:r>
-      <w:r>
-        <w:rPr>
-          <w:lang w:val="en-US"/>
-        </w:rPr>
-        <w:t>TM</w:t>
-      </w:r>
-      <w:r>
-        <w:t>)</w:t>
-      </w:r>
-      <w:r>
-        <w:t xml:space="preserve">, </w:t>
-      </w:r>
-      <w:r>
-        <w:rPr>
-          <w:lang w:val="en-US"/>
-        </w:rPr>
-        <w:t>D</w:t>
-      </w:r>
-      <w:r>
-        <w:t>1</w:t>
-      </w:r>
-      <w:r>
-        <w:t xml:space="preserve"> (</w:t>
-      </w:r>
-      <w:r>
-        <w:rPr>
-          <w:lang w:val="en-US"/>
-        </w:rPr>
-        <w:t>EXIT</w:t>
-      </w:r>
-      <w:r>
-        <w:t xml:space="preserve">) и </w:t>
-      </w:r>
-      <w:r>
-        <w:rPr>
-          <w:lang w:val="en-US"/>
-        </w:rPr>
-        <w:t>GND</w:t>
-      </w:r>
-      <w:r>
-        <w:t xml:space="preserve"> в соответствии с инструкцией для выбранного протокола передачи данных (</w:t>
-      </w:r>
-      <w:proofErr w:type="spellStart"/>
-      <w:r>
-        <w:rPr>
-          <w:lang w:val="en-US"/>
-        </w:rPr>
-        <w:t>Wiegand</w:t>
-      </w:r>
-      <w:proofErr w:type="spellEnd"/>
-      <w:r>
-        <w:t>/</w:t>
-      </w:r>
-      <w:r>
-        <w:rPr>
-          <w:lang w:val="en-US"/>
-        </w:rPr>
-        <w:t>Dallas</w:t>
-      </w:r>
-      <w:r>
-        <w:t>)</w:t>
-      </w:r>
-      <w:r>
-        <w:t xml:space="preserve">.  Если КОНТРОЛЛЕР реагирует на поднесенную карту, обычно, двойной пик или сигнал открытия замка, </w:t>
-      </w:r>
-      <w:proofErr w:type="gramStart"/>
-      <w:r>
-        <w:t>значит</w:t>
-      </w:r>
-      <w:proofErr w:type="gramEnd"/>
+        <w:t>Для сетевых контроллеров,</w:t>
+      </w:r>
+      <w:r>
+        <w:t xml:space="preserve"> поддерживающих программную конфигурацию, если их логика работы кажется непонятной, перед проверкой необходимо загрузить, используя </w:t>
+      </w:r>
+      <w:r>
+        <w:rPr>
+          <w:lang w:val="en-US"/>
+        </w:rPr>
+        <w:t>Guard</w:t>
+      </w:r>
       <w:r>
         <w:t xml:space="preserve"> </w:t>
       </w:r>
       <w:r>
-        <w:t>номер ключа он получает</w:t>
+        <w:rPr>
+          <w:lang w:val="en-US"/>
+        </w:rPr>
+        <w:t>Light</w:t>
+      </w:r>
+      <w:r>
+        <w:t>,</w:t>
+      </w:r>
+      <w:r>
+        <w:t xml:space="preserve"> </w:t>
+      </w:r>
+      <w:r>
+        <w:t>конфигурацию «электромагнитный замок»</w:t>
       </w:r>
       <w:r>
         <w:t>.</w:t>
@@ -463,34 +449,7 @@
         </w:numPr>
       </w:pPr>
       <w:r>
-        <w:t xml:space="preserve">Для сетевых контроллеров поддерживающих программную конфигурацию, если их логика работы кажется непонятной, перед проверкой необходимо загрузить, используя </w:t>
-      </w:r>
-      <w:r>
-        <w:rPr>
-          <w:lang w:val="en-US"/>
-        </w:rPr>
-        <w:t>Guard</w:t>
-      </w:r>
-      <w:r>
-        <w:t xml:space="preserve"> </w:t>
-      </w:r>
-      <w:r>
-        <w:rPr>
-          <w:lang w:val="en-US"/>
-        </w:rPr>
-        <w:t>Light</w:t>
-      </w:r>
-      <w:r>
-        <w:t>,</w:t>
-      </w:r>
-      <w:r>
-        <w:t xml:space="preserve"> </w:t>
-      </w:r>
-      <w:r>
-        <w:t>конфигурацию «электромагнитный замок»</w:t>
-      </w:r>
-      <w:r>
-        <w:t>.</w:t>
+        <w:t>Полную проверку можно выполнить с помощью Стенд1.</w:t>
       </w:r>
     </w:p>
     <w:p/>
@@ -507,6 +466,22 @@
           <w:sz w:val="36"/>
           <w:szCs w:val="36"/>
         </w:rPr>
+        <w:br w:type="page"/>
+      </w:r>
+    </w:p>
+    <w:p>
+      <w:pPr>
+        <w:rPr>
+          <w:sz w:val="36"/>
+          <w:szCs w:val="36"/>
+        </w:rPr>
+      </w:pPr>
+      <w:r>
+        <w:rPr>
+          <w:sz w:val="36"/>
+          <w:szCs w:val="36"/>
+        </w:rPr>
+        <w:lastRenderedPageBreak/>
         <w:t>ремонт</w:t>
       </w:r>
       <w:r>
@@ -589,21 +564,8 @@
           <w:numId w:val="9"/>
         </w:numPr>
       </w:pPr>
-      <w:proofErr w:type="spellStart"/>
-      <w:r>
-        <w:t>Мультиметром</w:t>
-      </w:r>
-      <w:proofErr w:type="spellEnd"/>
-      <w:r>
-        <w:t xml:space="preserve"> в режиме </w:t>
-      </w:r>
-      <w:proofErr w:type="spellStart"/>
-      <w:r>
-        <w:t>прозвонки</w:t>
-      </w:r>
-      <w:proofErr w:type="spellEnd"/>
-      <w:r>
-        <w:t xml:space="preserve"> измеряем сопротивление между </w:t>
+      <w:r>
+        <w:t xml:space="preserve">Подключаем только питание 12 В. Контакты +12 и </w:t>
       </w:r>
       <w:r>
         <w:rPr>
@@ -612,28 +574,13 @@
         <w:t>GND</w:t>
       </w:r>
       <w:r>
-        <w:t xml:space="preserve"> </w:t>
-      </w:r>
-      <w:r>
-        <w:t xml:space="preserve">и </w:t>
-      </w:r>
-      <w:r>
-        <w:rPr>
-          <w:lang w:val="en-US"/>
-        </w:rPr>
-        <w:t>Lock</w:t>
-      </w:r>
-      <w:r>
-        <w:t xml:space="preserve">, если 1 Ком и меньше, значит замера </w:t>
-      </w:r>
-      <w:r>
-        <w:rPr>
-          <w:lang w:val="en-US"/>
-        </w:rPr>
-        <w:t>VT</w:t>
-      </w:r>
-      <w:r>
-        <w:t>9</w:t>
+        <w:t>. Загорается светодиод и слышен короткий «пик». Проверяем ток потребления контроллера, должен быть</w:t>
+      </w:r>
+      <w:r>
+        <w:t xml:space="preserve"> 10 мА (когда молчит)</w:t>
+      </w:r>
+      <w:r>
+        <w:t>.</w:t>
       </w:r>
     </w:p>
     <w:p>
@@ -645,19 +592,228 @@
         </w:numPr>
       </w:pPr>
       <w:r>
-        <w:t xml:space="preserve">Подключаем только питание 12 В. Контакты +12 и </w:t>
-      </w:r>
-      <w:r>
-        <w:rPr>
-          <w:lang w:val="en-US"/>
-        </w:rPr>
-        <w:t>GND</w:t>
-      </w:r>
-      <w:r>
-        <w:t>. Загорается светодиод и слышен короткий «пик». Проверяем ток потребления контроллера, должен быть</w:t>
-      </w:r>
-      <w:r>
-        <w:t xml:space="preserve"> 10 мА (когда молчит)</w:t>
+        <w:t xml:space="preserve">Измеряем осциллографом напряжение на </w:t>
+      </w:r>
+      <w:r>
+        <w:rPr>
+          <w:lang w:val="en-US"/>
+        </w:rPr>
+        <w:t>D</w:t>
+      </w:r>
+      <w:r>
+        <w:t>0</w:t>
+      </w:r>
+      <w:r>
+        <w:t>(</w:t>
+      </w:r>
+      <w:r>
+        <w:t xml:space="preserve">ТМ), </w:t>
+      </w:r>
+      <w:r>
+        <w:rPr>
+          <w:lang w:val="en-US"/>
+        </w:rPr>
+        <w:t>D</w:t>
+      </w:r>
+      <w:r>
+        <w:t>1</w:t>
+      </w:r>
+      <w:r>
+        <w:t xml:space="preserve"> (</w:t>
+      </w:r>
+      <w:r>
+        <w:rPr>
+          <w:lang w:val="en-US"/>
+        </w:rPr>
+        <w:t>EXIT</w:t>
+      </w:r>
+      <w:r>
+        <w:t>)</w:t>
+      </w:r>
+      <w:r>
+        <w:t xml:space="preserve">, </w:t>
+      </w:r>
+      <w:r>
+        <w:rPr>
+          <w:lang w:val="en-US"/>
+        </w:rPr>
+        <w:t>DOOR</w:t>
+      </w:r>
+      <w:r>
+        <w:t xml:space="preserve">, </w:t>
+      </w:r>
+      <w:r>
+        <w:t xml:space="preserve">должно быть 5 В, на контактах подключения считывателя по </w:t>
+      </w:r>
+      <w:r>
+        <w:rPr>
+          <w:lang w:val="en-US"/>
+        </w:rPr>
+        <w:t>Dallas</w:t>
+      </w:r>
+      <w:r>
+        <w:t xml:space="preserve"> (</w:t>
+      </w:r>
+      <w:proofErr w:type="spellStart"/>
+      <w:r>
+        <w:rPr>
+          <w:lang w:val="en-US"/>
+        </w:rPr>
+        <w:t>IButton</w:t>
+      </w:r>
+      <w:proofErr w:type="spellEnd"/>
+      <w:r>
+        <w:t xml:space="preserve">, </w:t>
+      </w:r>
+      <w:r>
+        <w:rPr>
+          <w:lang w:val="en-US"/>
+        </w:rPr>
+        <w:t>TM</w:t>
+      </w:r>
+      <w:r>
+        <w:t xml:space="preserve">) </w:t>
+      </w:r>
+      <w:r>
+        <w:t xml:space="preserve">будут видны импульсы (провалы до 0) опроса. На контакте </w:t>
+      </w:r>
+      <w:r>
+        <w:rPr>
+          <w:lang w:val="en-US"/>
+        </w:rPr>
+        <w:t>ZUMM</w:t>
+      </w:r>
+      <w:r>
+        <w:t xml:space="preserve"> – напряжение питания</w:t>
+      </w:r>
+      <w:r>
+        <w:t xml:space="preserve">, </w:t>
+      </w:r>
+      <w:r>
+        <w:t>на контактах А и В, должно быть 2,4 В</w:t>
+      </w:r>
+      <w:r>
+        <w:t>.</w:t>
+      </w:r>
+    </w:p>
+    <w:p>
+      <w:pPr>
+        <w:pStyle w:val="a7"/>
+        <w:numPr>
+          <w:ilvl w:val="1"/>
+          <w:numId w:val="9"/>
+        </w:numPr>
+      </w:pPr>
+      <w:r>
+        <w:t xml:space="preserve">Если </w:t>
+      </w:r>
+      <w:r>
+        <w:t>на контактах А и В</w:t>
+      </w:r>
+      <w:r>
+        <w:t xml:space="preserve"> не 2,4В меняем </w:t>
+      </w:r>
+      <w:r>
+        <w:rPr>
+          <w:lang w:val="en-US"/>
+        </w:rPr>
+        <w:t>DD</w:t>
+      </w:r>
+      <w:r>
+        <w:t>4</w:t>
+      </w:r>
+      <w:r>
+        <w:t>.</w:t>
+      </w:r>
+    </w:p>
+    <w:p>
+      <w:pPr>
+        <w:pStyle w:val="a7"/>
+        <w:numPr>
+          <w:ilvl w:val="1"/>
+          <w:numId w:val="9"/>
+        </w:numPr>
+      </w:pPr>
+      <w:r>
+        <w:t xml:space="preserve">Если на </w:t>
+      </w:r>
+      <w:r>
+        <w:rPr>
+          <w:lang w:val="en-US"/>
+        </w:rPr>
+        <w:t>D</w:t>
+      </w:r>
+      <w:r>
+        <w:t>0</w:t>
+      </w:r>
+      <w:r>
+        <w:t>(</w:t>
+      </w:r>
+      <w:r>
+        <w:t xml:space="preserve">ТМ), </w:t>
+      </w:r>
+      <w:r>
+        <w:rPr>
+          <w:lang w:val="en-US"/>
+        </w:rPr>
+        <w:t>D</w:t>
+      </w:r>
+      <w:r>
+        <w:t>1</w:t>
+      </w:r>
+      <w:r>
+        <w:t xml:space="preserve"> (</w:t>
+      </w:r>
+      <w:r>
+        <w:rPr>
+          <w:lang w:val="en-US"/>
+        </w:rPr>
+        <w:t>EXIT</w:t>
+      </w:r>
+      <w:r>
+        <w:t>)</w:t>
+      </w:r>
+      <w:r>
+        <w:t xml:space="preserve"> нет импульсов проверяем сигнал до процессора. Частые причины (</w:t>
+      </w:r>
+      <w:r>
+        <w:rPr>
+          <w:lang w:val="en-US"/>
+        </w:rPr>
+        <w:t>VT</w:t>
+      </w:r>
+      <w:r>
+        <w:t xml:space="preserve">4-7, </w:t>
+      </w:r>
+      <w:r>
+        <w:rPr>
+          <w:lang w:val="en-US"/>
+        </w:rPr>
+        <w:t>R</w:t>
+      </w:r>
+      <w:r>
+        <w:t xml:space="preserve">9-10, </w:t>
+      </w:r>
+      <w:r>
+        <w:rPr>
+          <w:lang w:val="en-US"/>
+        </w:rPr>
+        <w:t>R</w:t>
+      </w:r>
+      <w:r>
+        <w:t xml:space="preserve">12-13, </w:t>
+      </w:r>
+      <w:r>
+        <w:rPr>
+          <w:lang w:val="en-US"/>
+        </w:rPr>
+        <w:t>R</w:t>
+      </w:r>
+      <w:r>
+        <w:t>17-22</w:t>
+      </w:r>
+      <w:r>
+        <w:t>)</w:t>
       </w:r>
       <w:r>
         <w:t>.</w:t>
@@ -672,110 +828,163 @@
         </w:numPr>
       </w:pPr>
       <w:r>
-        <w:t xml:space="preserve">Измеряем осциллографом напряжение на </w:t>
-      </w:r>
-      <w:r>
-        <w:rPr>
-          <w:lang w:val="en-US"/>
-        </w:rPr>
-        <w:t>D</w:t>
-      </w:r>
-      <w:r>
-        <w:t>0</w:t>
-      </w:r>
-      <w:r>
-        <w:t>(</w:t>
-      </w:r>
-      <w:r>
-        <w:t xml:space="preserve">ТМ), </w:t>
-      </w:r>
-      <w:r>
-        <w:rPr>
-          <w:lang w:val="en-US"/>
-        </w:rPr>
-        <w:t>D</w:t>
-      </w:r>
-      <w:r>
-        <w:t>1</w:t>
+        <w:t>Если контроллер не запускается, но питание есть и ток потребления не выше нормы</w:t>
+      </w:r>
+      <w:r>
+        <w:t>:</w:t>
+      </w:r>
+      <w:r>
+        <w:t xml:space="preserve"> </w:t>
+      </w:r>
+    </w:p>
+    <w:p>
+      <w:pPr>
+        <w:pStyle w:val="a7"/>
+        <w:numPr>
+          <w:ilvl w:val="1"/>
+          <w:numId w:val="9"/>
+        </w:numPr>
+      </w:pPr>
+      <w:r>
+        <w:t>Проверяем наличие</w:t>
+      </w:r>
+      <w:r>
+        <w:t xml:space="preserve"> питания на </w:t>
+      </w:r>
+      <w:r>
+        <w:t>конденсатор</w:t>
+      </w:r>
+      <w:r>
+        <w:t>ах</w:t>
+      </w:r>
+      <w:r>
+        <w:t xml:space="preserve"> С10 и С11 (</w:t>
+      </w:r>
+      <w:r>
+        <w:rPr>
+          <w:lang w:val="en-US"/>
+        </w:rPr>
+        <w:t>DD</w:t>
+      </w:r>
+      <w:r>
+        <w:t xml:space="preserve">1 </w:t>
+      </w:r>
+      <w:r>
+        <w:t>ноги 4, 6, 18)</w:t>
+      </w:r>
+      <w:r>
+        <w:t>.</w:t>
+      </w:r>
+    </w:p>
+    <w:p>
+      <w:pPr>
+        <w:pStyle w:val="a7"/>
+        <w:numPr>
+          <w:ilvl w:val="1"/>
+          <w:numId w:val="9"/>
+        </w:numPr>
+      </w:pPr>
+      <w:r>
+        <w:t>Проверяем наличие земли</w:t>
       </w:r>
       <w:r>
         <w:t xml:space="preserve"> (</w:t>
       </w:r>
       <w:r>
-        <w:rPr>
-          <w:lang w:val="en-US"/>
-        </w:rPr>
-        <w:t>EXIT</w:t>
+        <w:t>минуса питания</w:t>
       </w:r>
       <w:r>
         <w:t>)</w:t>
       </w:r>
       <w:r>
-        <w:t xml:space="preserve">, </w:t>
-      </w:r>
-      <w:r>
-        <w:rPr>
-          <w:lang w:val="en-US"/>
-        </w:rPr>
-        <w:t>DOOR</w:t>
-      </w:r>
-      <w:r>
-        <w:t xml:space="preserve">, </w:t>
-      </w:r>
-      <w:r>
-        <w:t>должно быть 5</w:t>
-      </w:r>
-      <w:proofErr w:type="gramStart"/>
-      <w:r>
-        <w:t xml:space="preserve"> В</w:t>
-      </w:r>
-      <w:proofErr w:type="gramEnd"/>
-      <w:r>
-        <w:t xml:space="preserve">, на контактах подключения считывателя по </w:t>
-      </w:r>
-      <w:r>
-        <w:rPr>
-          <w:lang w:val="en-US"/>
-        </w:rPr>
-        <w:t>Dallas</w:t>
-      </w:r>
-      <w:r>
-        <w:t xml:space="preserve"> (</w:t>
-      </w:r>
-      <w:proofErr w:type="spellStart"/>
-      <w:r>
-        <w:rPr>
-          <w:lang w:val="en-US"/>
-        </w:rPr>
-        <w:t>IButton</w:t>
-      </w:r>
-      <w:proofErr w:type="spellEnd"/>
-      <w:r>
-        <w:t xml:space="preserve">, </w:t>
-      </w:r>
-      <w:r>
-        <w:rPr>
-          <w:lang w:val="en-US"/>
-        </w:rPr>
-        <w:t>TM</w:t>
-      </w:r>
-      <w:r>
-        <w:t xml:space="preserve">) </w:t>
-      </w:r>
-      <w:r>
-        <w:t xml:space="preserve">будут видны импульсы (провалы до 0) опроса. На контакте </w:t>
-      </w:r>
-      <w:r>
-        <w:rPr>
-          <w:lang w:val="en-US"/>
-        </w:rPr>
-        <w:t>ZUMM</w:t>
-      </w:r>
-      <w:r>
-        <w:t xml:space="preserve"> – напряжение питания</w:t>
-      </w:r>
-      <w:r>
-        <w:t xml:space="preserve">. </w:t>
+        <w:t xml:space="preserve"> </w:t>
+      </w:r>
+      <w:r>
+        <w:t xml:space="preserve">на </w:t>
+      </w:r>
+      <w:r>
+        <w:rPr>
+          <w:lang w:val="en-US"/>
+        </w:rPr>
+        <w:t>DD</w:t>
+      </w:r>
+      <w:r>
+        <w:t xml:space="preserve">1 </w:t>
+      </w:r>
+      <w:r>
+        <w:t xml:space="preserve">нога </w:t>
+      </w:r>
+      <w:r>
+        <w:t xml:space="preserve">3, 5, 21 </w:t>
+      </w:r>
+      <w:r>
+        <w:t>=</w:t>
+      </w:r>
+      <w:r>
+        <w:t xml:space="preserve"> С10 и С11</w:t>
+      </w:r>
+      <w:r>
+        <w:t>.</w:t>
+      </w:r>
+    </w:p>
+    <w:p>
+      <w:pPr>
+        <w:pStyle w:val="a7"/>
+        <w:numPr>
+          <w:ilvl w:val="1"/>
+          <w:numId w:val="9"/>
+        </w:numPr>
+      </w:pPr>
+      <w:r>
+        <w:t xml:space="preserve">Проверяем напряжение </w:t>
+      </w:r>
+      <w:r>
+        <w:t xml:space="preserve">в точке соединения </w:t>
+      </w:r>
+      <w:r>
+        <w:rPr>
+          <w:lang w:val="en-US"/>
+        </w:rPr>
+        <w:t>R</w:t>
+      </w:r>
+      <w:r>
+        <w:t>2</w:t>
+      </w:r>
+      <w:r>
+        <w:t>4</w:t>
+      </w:r>
+      <w:r>
+        <w:t xml:space="preserve"> и С9</w:t>
+      </w:r>
+      <w:r>
+        <w:t xml:space="preserve"> = </w:t>
+      </w:r>
+      <w:r>
+        <w:rPr>
+          <w:lang w:val="en-US"/>
+        </w:rPr>
+        <w:t>DD</w:t>
+      </w:r>
+      <w:r>
+        <w:t xml:space="preserve">1 </w:t>
+      </w:r>
+      <w:r>
+        <w:t>нога 29, должно быть 5В.</w:t>
+      </w:r>
+    </w:p>
+    <w:p>
+      <w:pPr>
+        <w:pStyle w:val="a7"/>
+        <w:numPr>
+          <w:ilvl w:val="1"/>
+          <w:numId w:val="9"/>
+        </w:numPr>
+      </w:pPr>
+      <w:r>
+        <w:t>п</w:t>
+      </w:r>
+      <w:r>
+        <w:t>робуем обновить прошивку контроллера.</w:t>
       </w:r>
     </w:p>
     <w:p>
@@ -787,7 +996,220 @@
         </w:numPr>
       </w:pPr>
       <w:r>
-        <w:t>Если контроллер не запускается, но питание есть и ток потребления не выше нормы, пробуем обновить прошивку контроллера.</w:t>
+        <w:t>Если ток контроллера такой, что при ограничении 100 мА входное напряжение падает</w:t>
+      </w:r>
+      <w:r>
+        <w:t xml:space="preserve">, </w:t>
+      </w:r>
+      <w:r>
+        <w:t>ищем место короткого замыкания:</w:t>
+      </w:r>
+    </w:p>
+    <w:p>
+      <w:pPr>
+        <w:pStyle w:val="a7"/>
+        <w:numPr>
+          <w:ilvl w:val="1"/>
+          <w:numId w:val="9"/>
+        </w:numPr>
+      </w:pPr>
+      <w:r>
+        <w:t>Отключаем питание и измеряем сопротивление на памяти</w:t>
+      </w:r>
+      <w:r>
+        <w:t xml:space="preserve"> </w:t>
+      </w:r>
+      <w:r>
+        <w:rPr>
+          <w:lang w:val="en-US"/>
+        </w:rPr>
+        <w:t>DD</w:t>
+      </w:r>
+      <w:r>
+        <w:t>3</w:t>
+      </w:r>
+      <w:r>
+        <w:t xml:space="preserve"> – 4 и 8 ноги, на драйвере </w:t>
+      </w:r>
+      <w:r>
+        <w:rPr>
+          <w:lang w:val="en-US"/>
+        </w:rPr>
+        <w:t>RS</w:t>
+      </w:r>
+      <w:r>
+        <w:t xml:space="preserve">485 </w:t>
+      </w:r>
+      <w:r>
+        <w:rPr>
+          <w:lang w:val="en-US"/>
+        </w:rPr>
+        <w:t>DD</w:t>
+      </w:r>
+      <w:r>
+        <w:t>4 - 5</w:t>
+      </w:r>
+      <w:r>
+        <w:t xml:space="preserve"> и 8 ноги</w:t>
+      </w:r>
+      <w:r>
+        <w:t xml:space="preserve">. Это два разных контура разделённых </w:t>
+      </w:r>
+      <w:r>
+        <w:rPr>
+          <w:lang w:val="en-US"/>
+        </w:rPr>
+        <w:t>VD</w:t>
+      </w:r>
+      <w:r>
+        <w:t>7</w:t>
+      </w:r>
+      <w:r>
+        <w:t>.</w:t>
+      </w:r>
+    </w:p>
+    <w:p>
+      <w:pPr>
+        <w:pStyle w:val="a7"/>
+        <w:numPr>
+          <w:ilvl w:val="1"/>
+          <w:numId w:val="9"/>
+        </w:numPr>
+      </w:pPr>
+      <w:r>
+        <w:t>Подключаем питание и измеряем напряжение на дорожках плюса питания внутри проблемного контура:</w:t>
+      </w:r>
+    </w:p>
+    <w:p>
+      <w:pPr>
+        <w:pStyle w:val="a7"/>
+        <w:numPr>
+          <w:ilvl w:val="2"/>
+          <w:numId w:val="9"/>
+        </w:numPr>
+      </w:pPr>
+      <w:r>
+        <w:t>От катода</w:t>
+      </w:r>
+      <w:r>
+        <w:t xml:space="preserve"> </w:t>
+      </w:r>
+      <w:r>
+        <w:rPr>
+          <w:lang w:val="en-US"/>
+        </w:rPr>
+        <w:t>VD</w:t>
+      </w:r>
+      <w:r>
+        <w:t>10</w:t>
+      </w:r>
+      <w:r>
+        <w:t xml:space="preserve"> до </w:t>
+      </w:r>
+      <w:r>
+        <w:rPr>
+          <w:lang w:val="en-US"/>
+        </w:rPr>
+        <w:t>DD</w:t>
+      </w:r>
+      <w:r>
+        <w:t>4</w:t>
+      </w:r>
+      <w:r>
+        <w:t xml:space="preserve"> нога 8. Если напряжение более -0,5 мВ меняем </w:t>
+      </w:r>
+      <w:r>
+        <w:rPr>
+          <w:lang w:val="en-US"/>
+        </w:rPr>
+        <w:t>DD</w:t>
+      </w:r>
+      <w:r>
+        <w:t>4</w:t>
+      </w:r>
+      <w:r>
+        <w:t xml:space="preserve">, если меньше меняем </w:t>
+      </w:r>
+      <w:r>
+        <w:rPr>
+          <w:lang w:val="en-US"/>
+        </w:rPr>
+        <w:t>VD</w:t>
+      </w:r>
+      <w:r>
+        <w:t>10</w:t>
+      </w:r>
+      <w:r>
+        <w:t>.</w:t>
+      </w:r>
+    </w:p>
+    <w:p>
+      <w:pPr>
+        <w:pStyle w:val="a7"/>
+        <w:numPr>
+          <w:ilvl w:val="2"/>
+          <w:numId w:val="9"/>
+        </w:numPr>
+      </w:pPr>
+      <w:r>
+        <w:t xml:space="preserve">От катода </w:t>
+      </w:r>
+      <w:r>
+        <w:rPr>
+          <w:lang w:val="en-US"/>
+        </w:rPr>
+        <w:t>VD</w:t>
+      </w:r>
+      <w:r>
+        <w:t xml:space="preserve">9 до </w:t>
+      </w:r>
+      <w:r>
+        <w:t>конденсаторов С10 и С11 (</w:t>
+      </w:r>
+      <w:r>
+        <w:rPr>
+          <w:lang w:val="en-US"/>
+        </w:rPr>
+        <w:t>DD</w:t>
+      </w:r>
+      <w:r>
+        <w:t xml:space="preserve">1 </w:t>
+      </w:r>
+      <w:r>
+        <w:t xml:space="preserve">ноги 4, 6, 18), до </w:t>
+      </w:r>
+      <w:r>
+        <w:rPr>
+          <w:lang w:val="en-US"/>
+        </w:rPr>
+        <w:t>DD</w:t>
+      </w:r>
+      <w:r>
+        <w:t>2</w:t>
+      </w:r>
+      <w:r>
+        <w:t xml:space="preserve"> и</w:t>
+      </w:r>
+      <w:r>
+        <w:t xml:space="preserve"> </w:t>
+      </w:r>
+      <w:r>
+        <w:rPr>
+          <w:lang w:val="en-US"/>
+        </w:rPr>
+        <w:t>DD</w:t>
+      </w:r>
+      <w:r>
+        <w:t xml:space="preserve">3 </w:t>
+      </w:r>
+      <w:r>
+        <w:t xml:space="preserve">нога 8. </w:t>
+      </w:r>
+      <w:r>
+        <w:t xml:space="preserve">Если напряжение более -0,5 мВ меняем </w:t>
+      </w:r>
+      <w:r>
+        <w:t>выбираем корпус с самым большим значением и меняем его.</w:t>
       </w:r>
     </w:p>
     <w:p>
@@ -852,9 +1274,98 @@
       <w:r>
         <w:t>мигает, пикает. При этом светодиодная лента гаснет или включается (меняет свое состояние).</w:t>
       </w:r>
+      <w:r>
+        <w:t xml:space="preserve"> Если лента постоянно горит</w:t>
+      </w:r>
+      <w:r>
+        <w:t>, м</w:t>
+      </w:r>
+      <w:r>
+        <w:t xml:space="preserve">ультиметром в режиме </w:t>
+      </w:r>
+      <w:proofErr w:type="spellStart"/>
+      <w:r>
+        <w:t>прозвонки</w:t>
+      </w:r>
+      <w:proofErr w:type="spellEnd"/>
+      <w:r>
+        <w:t xml:space="preserve"> измеряем сопротивление между </w:t>
+      </w:r>
+      <w:r>
+        <w:rPr>
+          <w:lang w:val="en-US"/>
+        </w:rPr>
+        <w:t>GND</w:t>
+      </w:r>
+      <w:r>
+        <w:t xml:space="preserve"> </w:t>
+      </w:r>
+      <w:r>
+        <w:t xml:space="preserve">и </w:t>
+      </w:r>
+      <w:r>
+        <w:rPr>
+          <w:lang w:val="en-US"/>
+        </w:rPr>
+        <w:t>Lock</w:t>
+      </w:r>
+      <w:r>
+        <w:t>, если 1</w:t>
+      </w:r>
+      <w:r>
+        <w:t>0</w:t>
+      </w:r>
+      <w:r>
+        <w:t xml:space="preserve"> Ком и меньше, значит заме</w:t>
+      </w:r>
+      <w:r>
+        <w:t>н</w:t>
+      </w:r>
+      <w:r>
+        <w:t xml:space="preserve">а </w:t>
+      </w:r>
+      <w:r>
+        <w:rPr>
+          <w:lang w:val="en-US"/>
+        </w:rPr>
+        <w:t>VT</w:t>
+      </w:r>
+      <w:r>
+        <w:t>9</w:t>
+      </w:r>
+      <w:r>
+        <w:t>.</w:t>
+      </w:r>
+    </w:p>
+    <w:p>
+      <w:pPr>
+        <w:pStyle w:val="a7"/>
+        <w:numPr>
+          <w:ilvl w:val="0"/>
+          <w:numId w:val="9"/>
+        </w:numPr>
+      </w:pPr>
+      <w:r>
+        <w:t>Остальные ошибки подскажет Стенд1 в процессе тестирования.</w:t>
+      </w:r>
     </w:p>
     <w:p/>
     <w:p/>
+    <w:p>
+      <w:pPr>
+        <w:rPr>
+          <w:sz w:val="36"/>
+          <w:szCs w:val="36"/>
+        </w:rPr>
+      </w:pPr>
+      <w:r>
+        <w:rPr>
+          <w:sz w:val="36"/>
+          <w:szCs w:val="36"/>
+        </w:rPr>
+        <w:br w:type="page"/>
+      </w:r>
+    </w:p>
     <w:p>
       <w:pPr>
         <w:rPr>
@@ -950,21 +1461,8 @@
           <w:numId w:val="10"/>
         </w:numPr>
       </w:pPr>
-      <w:proofErr w:type="spellStart"/>
-      <w:r>
-        <w:t>Мультиметром</w:t>
-      </w:r>
-      <w:proofErr w:type="spellEnd"/>
-      <w:r>
-        <w:t xml:space="preserve"> в режиме </w:t>
-      </w:r>
-      <w:proofErr w:type="spellStart"/>
-      <w:r>
-        <w:t>прозвонки</w:t>
-      </w:r>
-      <w:proofErr w:type="spellEnd"/>
-      <w:r>
-        <w:t xml:space="preserve"> измеряем сопротивление между </w:t>
+      <w:r>
+        <w:t xml:space="preserve">Подключаем только питание 12 В. Контакты +12 и </w:t>
       </w:r>
       <w:r>
         <w:rPr>
@@ -973,28 +1471,16 @@
         <w:t>GND</w:t>
       </w:r>
       <w:r>
-        <w:t xml:space="preserve"> </w:t>
-      </w:r>
-      <w:r>
-        <w:t xml:space="preserve">и </w:t>
-      </w:r>
-      <w:r>
-        <w:rPr>
-          <w:lang w:val="en-US"/>
-        </w:rPr>
-        <w:t>Lock</w:t>
-      </w:r>
-      <w:r>
-        <w:t xml:space="preserve">, если 1 Ком и меньше, значит замера </w:t>
-      </w:r>
-      <w:r>
-        <w:rPr>
-          <w:lang w:val="en-US"/>
-        </w:rPr>
-        <w:t>VT</w:t>
-      </w:r>
-      <w:r>
-        <w:t>9</w:t>
+        <w:t>. Загорается светодиод и слышен короткий «пик». Проверяем ток потребления контроллера, должен быть 1</w:t>
+      </w:r>
+      <w:r>
+        <w:rPr>
+          <w:lang w:val="en-US"/>
+        </w:rPr>
+        <w:t>4</w:t>
+      </w:r>
+      <w:r>
+        <w:t xml:space="preserve"> мА (когда молчит).</w:t>
       </w:r>
     </w:p>
     <w:p>
@@ -1006,25 +1492,99 @@
         </w:numPr>
       </w:pPr>
       <w:r>
-        <w:t xml:space="preserve">Подключаем только питание 12 В. Контакты +12 и </w:t>
-      </w:r>
-      <w:r>
-        <w:rPr>
-          <w:lang w:val="en-US"/>
-        </w:rPr>
-        <w:t>GND</w:t>
-      </w:r>
-      <w:r>
-        <w:t>. Загорается светодиод и слышен короткий «пик». Проверяем ток потребления контроллера, должен быть 1</w:t>
-      </w:r>
-      <w:r>
-        <w:rPr>
-          <w:lang w:val="en-US"/>
-        </w:rPr>
-        <w:t>4</w:t>
-      </w:r>
-      <w:r>
-        <w:t xml:space="preserve"> мА (когда молчит).</w:t>
+        <w:t xml:space="preserve">Измеряем осциллографом напряжение на </w:t>
+      </w:r>
+      <w:r>
+        <w:rPr>
+          <w:lang w:val="en-US"/>
+        </w:rPr>
+        <w:t>D</w:t>
+      </w:r>
+      <w:r>
+        <w:t>0</w:t>
+      </w:r>
+      <w:r>
+        <w:t>(</w:t>
+      </w:r>
+      <w:r>
+        <w:t xml:space="preserve">ТМ), </w:t>
+      </w:r>
+      <w:r>
+        <w:rPr>
+          <w:lang w:val="en-US"/>
+        </w:rPr>
+        <w:t>D</w:t>
+      </w:r>
+      <w:r>
+        <w:t>1</w:t>
+      </w:r>
+      <w:r>
+        <w:t xml:space="preserve"> (</w:t>
+      </w:r>
+      <w:r>
+        <w:rPr>
+          <w:lang w:val="en-US"/>
+        </w:rPr>
+        <w:t>EXIT</w:t>
+      </w:r>
+      <w:r>
+        <w:t>)</w:t>
+      </w:r>
+      <w:r>
+        <w:t xml:space="preserve">, </w:t>
+      </w:r>
+      <w:r>
+        <w:rPr>
+          <w:lang w:val="en-US"/>
+        </w:rPr>
+        <w:t>DOOR</w:t>
+      </w:r>
+      <w:r>
+        <w:t xml:space="preserve">, </w:t>
+      </w:r>
+      <w:r>
+        <w:t xml:space="preserve">должно быть 5 В, на контактах подключения считывателя по </w:t>
+      </w:r>
+      <w:r>
+        <w:rPr>
+          <w:lang w:val="en-US"/>
+        </w:rPr>
+        <w:t>Dallas</w:t>
+      </w:r>
+      <w:r>
+        <w:t xml:space="preserve"> (</w:t>
+      </w:r>
+      <w:proofErr w:type="spellStart"/>
+      <w:r>
+        <w:rPr>
+          <w:lang w:val="en-US"/>
+        </w:rPr>
+        <w:t>IButton</w:t>
+      </w:r>
+      <w:proofErr w:type="spellEnd"/>
+      <w:r>
+        <w:t xml:space="preserve">, </w:t>
+      </w:r>
+      <w:r>
+        <w:rPr>
+          <w:lang w:val="en-US"/>
+        </w:rPr>
+        <w:t>TM</w:t>
+      </w:r>
+      <w:r>
+        <w:t xml:space="preserve">) </w:t>
+      </w:r>
+      <w:r>
+        <w:t xml:space="preserve">будут видны импульсы (провалы до 0) опроса. На контакте </w:t>
+      </w:r>
+      <w:r>
+        <w:rPr>
+          <w:lang w:val="en-US"/>
+        </w:rPr>
+        <w:t>ZUMM</w:t>
+      </w:r>
+      <w:r>
+        <w:t xml:space="preserve"> – напряжение питания, на контактах А и В, должно быть 2,4 В.</w:t>
       </w:r>
     </w:p>
     <w:p>
@@ -1036,83 +1596,133 @@
         </w:numPr>
       </w:pPr>
       <w:r>
-        <w:t xml:space="preserve">Измеряем осциллографом напряжение на </w:t>
-      </w:r>
-      <w:r>
-        <w:rPr>
-          <w:lang w:val="en-US"/>
-        </w:rPr>
-        <w:t>EXIT</w:t>
-      </w:r>
-      <w:r>
-        <w:t xml:space="preserve">, </w:t>
-      </w:r>
-      <w:r>
-        <w:rPr>
-          <w:lang w:val="en-US"/>
-        </w:rPr>
-        <w:t>DOOR</w:t>
-      </w:r>
-      <w:r>
-        <w:t xml:space="preserve">, </w:t>
-      </w:r>
-      <w:r>
-        <w:t>должно быть 5</w:t>
-      </w:r>
-      <w:proofErr w:type="gramStart"/>
-      <w:r>
-        <w:t xml:space="preserve"> В</w:t>
-      </w:r>
-      <w:proofErr w:type="gramEnd"/>
-      <w:r>
-        <w:t xml:space="preserve">, на контактах подключения считывателя по </w:t>
-      </w:r>
-      <w:r>
-        <w:rPr>
-          <w:lang w:val="en-US"/>
-        </w:rPr>
-        <w:t>Dallas</w:t>
+        <w:t xml:space="preserve">Если контроллер не запускается, но питание есть и ток потребления не выше нормы: </w:t>
+      </w:r>
+    </w:p>
+    <w:p>
+      <w:pPr>
+        <w:pStyle w:val="a7"/>
+        <w:numPr>
+          <w:ilvl w:val="1"/>
+          <w:numId w:val="10"/>
+        </w:numPr>
+      </w:pPr>
+      <w:r>
+        <w:t>Проверяем наличие питания на конденсаторах С1</w:t>
+      </w:r>
+      <w:r>
+        <w:t>8</w:t>
+      </w:r>
+      <w:r>
+        <w:t xml:space="preserve"> и С1</w:t>
+      </w:r>
+      <w:r>
+        <w:t>9</w:t>
       </w:r>
       <w:r>
         <w:t xml:space="preserve"> (</w:t>
       </w:r>
-      <w:proofErr w:type="spellStart"/>
-      <w:r>
-        <w:rPr>
-          <w:lang w:val="en-US"/>
-        </w:rPr>
-        <w:t>IButton</w:t>
-      </w:r>
-      <w:proofErr w:type="spellEnd"/>
-      <w:r>
-        <w:t xml:space="preserve">, </w:t>
-      </w:r>
-      <w:r>
-        <w:rPr>
-          <w:lang w:val="en-US"/>
-        </w:rPr>
-        <w:t>TM</w:t>
-      </w:r>
-      <w:r>
-        <w:t xml:space="preserve">) </w:t>
-      </w:r>
-      <w:r>
-        <w:t xml:space="preserve">будут видны импульсы (провалы до 0) опроса. На контакте </w:t>
-      </w:r>
-      <w:r>
-        <w:rPr>
-          <w:lang w:val="en-US"/>
-        </w:rPr>
-        <w:t>ZUMM</w:t>
-      </w:r>
-      <w:r>
-        <w:t xml:space="preserve"> – </w:t>
-      </w:r>
-      <w:r>
-        <w:t>0</w:t>
-      </w:r>
-      <w:r>
-        <w:t xml:space="preserve">. </w:t>
+      <w:r>
+        <w:rPr>
+          <w:lang w:val="en-US"/>
+        </w:rPr>
+        <w:t>DD</w:t>
+      </w:r>
+      <w:r>
+        <w:t xml:space="preserve">1 </w:t>
+      </w:r>
+      <w:r>
+        <w:t>ноги 4, 6, 18).</w:t>
+      </w:r>
+    </w:p>
+    <w:p>
+      <w:pPr>
+        <w:pStyle w:val="a7"/>
+        <w:numPr>
+          <w:ilvl w:val="1"/>
+          <w:numId w:val="10"/>
+        </w:numPr>
+      </w:pPr>
+      <w:r>
+        <w:t xml:space="preserve">Проверяем наличие земли (минуса питания) на </w:t>
+      </w:r>
+      <w:r>
+        <w:rPr>
+          <w:lang w:val="en-US"/>
+        </w:rPr>
+        <w:t>DD</w:t>
+      </w:r>
+      <w:r>
+        <w:t xml:space="preserve">1 </w:t>
+      </w:r>
+      <w:r>
+        <w:t>нога 3, 5, 21 = С1</w:t>
+      </w:r>
+      <w:r>
+        <w:t>8</w:t>
+      </w:r>
+      <w:r>
+        <w:t xml:space="preserve"> и С1</w:t>
+      </w:r>
+      <w:r>
+        <w:t>9</w:t>
+      </w:r>
+      <w:r>
+        <w:t>.</w:t>
+      </w:r>
+    </w:p>
+    <w:p>
+      <w:pPr>
+        <w:pStyle w:val="a7"/>
+        <w:numPr>
+          <w:ilvl w:val="1"/>
+          <w:numId w:val="10"/>
+        </w:numPr>
+      </w:pPr>
+      <w:r>
+        <w:t xml:space="preserve">Проверяем напряжение в точке соединения </w:t>
+      </w:r>
+      <w:r>
+        <w:rPr>
+          <w:lang w:val="en-US"/>
+        </w:rPr>
+        <w:t>R</w:t>
+      </w:r>
+      <w:r>
+        <w:t>30</w:t>
+      </w:r>
+      <w:r>
+        <w:t xml:space="preserve"> и С</w:t>
+      </w:r>
+      <w:r>
+        <w:t>17</w:t>
+      </w:r>
+      <w:r>
+        <w:t xml:space="preserve"> = </w:t>
+      </w:r>
+      <w:r>
+        <w:rPr>
+          <w:lang w:val="en-US"/>
+        </w:rPr>
+        <w:t>DD</w:t>
+      </w:r>
+      <w:r>
+        <w:t xml:space="preserve">1 </w:t>
+      </w:r>
+      <w:r>
+        <w:t>нога 29, должно быть 5В.</w:t>
+      </w:r>
+    </w:p>
+    <w:p>
+      <w:pPr>
+        <w:pStyle w:val="a7"/>
+        <w:numPr>
+          <w:ilvl w:val="1"/>
+          <w:numId w:val="10"/>
+        </w:numPr>
+      </w:pPr>
+      <w:r>
+        <w:t>пробуем обновить прошивку контроллера.</w:t>
       </w:r>
     </w:p>
     <w:p>
@@ -1124,6 +1734,153 @@
         </w:numPr>
       </w:pPr>
       <w:r>
+        <w:t>Если ток контроллера такой, что при ограничении 100 мА входное напряжение падает, ищем место короткого замыкания:</w:t>
+      </w:r>
+    </w:p>
+    <w:p>
+      <w:pPr>
+        <w:pStyle w:val="a7"/>
+        <w:numPr>
+          <w:ilvl w:val="1"/>
+          <w:numId w:val="10"/>
+        </w:numPr>
+      </w:pPr>
+      <w:r>
+        <w:t>Подключаем питание и измеряем напряжение на дорожках плюса питания</w:t>
+      </w:r>
+      <w:r>
+        <w:t xml:space="preserve"> о</w:t>
+      </w:r>
+      <w:r>
+        <w:t xml:space="preserve">т катода </w:t>
+      </w:r>
+      <w:r>
+        <w:rPr>
+          <w:lang w:val="en-US"/>
+        </w:rPr>
+        <w:t>VD</w:t>
+      </w:r>
+      <w:r>
+        <w:t>1</w:t>
+      </w:r>
+      <w:r>
+        <w:t>1</w:t>
+      </w:r>
+      <w:r>
+        <w:t>:</w:t>
+      </w:r>
+    </w:p>
+    <w:p>
+      <w:pPr>
+        <w:pStyle w:val="a7"/>
+        <w:numPr>
+          <w:ilvl w:val="2"/>
+          <w:numId w:val="10"/>
+        </w:numPr>
+      </w:pPr>
+      <w:r>
+        <w:t xml:space="preserve">до </w:t>
+      </w:r>
+      <w:r>
+        <w:rPr>
+          <w:lang w:val="en-US"/>
+        </w:rPr>
+        <w:t>DD</w:t>
+      </w:r>
+      <w:r>
+        <w:t>3</w:t>
+      </w:r>
+      <w:r>
+        <w:t xml:space="preserve"> нога 8.</w:t>
+      </w:r>
+    </w:p>
+    <w:p>
+      <w:pPr>
+        <w:pStyle w:val="a7"/>
+        <w:numPr>
+          <w:ilvl w:val="2"/>
+          <w:numId w:val="10"/>
+        </w:numPr>
+      </w:pPr>
+      <w:r>
+        <w:t>до конденсаторов С1</w:t>
+      </w:r>
+      <w:r>
+        <w:t>8</w:t>
+      </w:r>
+      <w:r>
+        <w:t xml:space="preserve"> и С1</w:t>
+      </w:r>
+      <w:r>
+        <w:t>9</w:t>
+      </w:r>
+      <w:r>
+        <w:t xml:space="preserve"> (</w:t>
+      </w:r>
+      <w:r>
+        <w:rPr>
+          <w:lang w:val="en-US"/>
+        </w:rPr>
+        <w:t>DD</w:t>
+      </w:r>
+      <w:r>
+        <w:t xml:space="preserve">1 </w:t>
+      </w:r>
+      <w:r>
+        <w:t xml:space="preserve">ноги 4, 6, 18), </w:t>
+      </w:r>
+    </w:p>
+    <w:p>
+      <w:pPr>
+        <w:pStyle w:val="a7"/>
+        <w:numPr>
+          <w:ilvl w:val="2"/>
+          <w:numId w:val="10"/>
+        </w:numPr>
+      </w:pPr>
+      <w:r>
+        <w:t xml:space="preserve">до </w:t>
+      </w:r>
+      <w:r>
+        <w:rPr>
+          <w:lang w:val="en-US"/>
+        </w:rPr>
+        <w:t>DD</w:t>
+      </w:r>
+      <w:r>
+        <w:t>2</w:t>
+      </w:r>
+      <w:r>
+        <w:t xml:space="preserve"> нога 8. Если напряжение более -0,5 мВ меняем выбираем корпус с самым большим значением и меняем его</w:t>
+      </w:r>
+      <w:r>
+        <w:t xml:space="preserve">, если меньше меняем </w:t>
+      </w:r>
+      <w:r>
+        <w:rPr>
+          <w:lang w:val="en-US"/>
+        </w:rPr>
+        <w:t>VD</w:t>
+      </w:r>
+      <w:r>
+        <w:t>1</w:t>
+      </w:r>
+      <w:r>
+        <w:t>1</w:t>
+      </w:r>
+      <w:r>
+        <w:t>.</w:t>
+      </w:r>
+    </w:p>
+    <w:p>
+      <w:pPr>
+        <w:pStyle w:val="a7"/>
+        <w:numPr>
+          <w:ilvl w:val="0"/>
+          <w:numId w:val="10"/>
+        </w:numPr>
+      </w:pPr>
+      <w:r>
         <w:t xml:space="preserve">Подключаем к контакту </w:t>
       </w:r>
       <w:r>
@@ -1176,6 +1933,53 @@
       </w:r>
       <w:r>
         <w:t>мигает, пикает. При этом светодиодная лента гаснет или включается (меняет свое состояние).</w:t>
+      </w:r>
+      <w:r>
+        <w:t xml:space="preserve"> </w:t>
+      </w:r>
+      <w:r>
+        <w:t xml:space="preserve">Если лента постоянно горит, мультиметром в режиме </w:t>
+      </w:r>
+      <w:proofErr w:type="spellStart"/>
+      <w:r>
+        <w:t>прозвонки</w:t>
+      </w:r>
+      <w:proofErr w:type="spellEnd"/>
+      <w:r>
+        <w:t xml:space="preserve"> измеряем сопротивление между </w:t>
+      </w:r>
+      <w:r>
+        <w:rPr>
+          <w:lang w:val="en-US"/>
+        </w:rPr>
+        <w:t>GND</w:t>
+      </w:r>
+      <w:r>
+        <w:t xml:space="preserve"> </w:t>
+      </w:r>
+      <w:r>
+        <w:t xml:space="preserve">и </w:t>
+      </w:r>
+      <w:r>
+        <w:rPr>
+          <w:lang w:val="en-US"/>
+        </w:rPr>
+        <w:t>Lock</w:t>
+      </w:r>
+      <w:r>
+        <w:t xml:space="preserve">, если 10 Ком и меньше, значит замена </w:t>
+      </w:r>
+      <w:r>
+        <w:rPr>
+          <w:lang w:val="en-US"/>
+        </w:rPr>
+        <w:t>VT</w:t>
+      </w:r>
+      <w:r>
+        <w:t>9</w:t>
+      </w:r>
+      <w:r>
+        <w:t>.</w:t>
       </w:r>
     </w:p>
     <w:p>
@@ -1238,8 +2042,8 @@
 </file>
 
 <file path=word/numbering.xml><?xml version="1.0" encoding="utf-8"?>
-<w:numbering xmlns:ve="http://schemas.openxmlformats.org/markup-compatibility/2006" xmlns:o="urn:schemas-microsoft-com:office:office" xmlns:r="http://schemas.openxmlformats.org/officeDocument/2006/relationships" xmlns:m="http://schemas.openxmlformats.org/officeDocument/2006/math" xmlns:v="urn:schemas-microsoft-com:vml" xmlns:wp="http://schemas.openxmlformats.org/drawingml/2006/wordprocessingDrawing" xmlns:w10="urn:schemas-microsoft-com:office:word" xmlns:w="http://schemas.openxmlformats.org/wordprocessingml/2006/main" xmlns:wne="http://schemas.microsoft.com/office/word/2006/wordml">
-  <w:abstractNum w:abstractNumId="0">
+<w:numbering xmlns:wpc="http://schemas.microsoft.com/office/word/2010/wordprocessingCanvas" xmlns:cx="http://schemas.microsoft.com/office/drawing/2014/chartex" xmlns:cx1="http://schemas.microsoft.com/office/drawing/2015/9/8/chartex" xmlns:cx2="http://schemas.microsoft.com/office/drawing/2015/10/21/chartex" xmlns:cx3="http://schemas.microsoft.com/office/drawing/2016/5/9/chartex" xmlns:cx4="http://schemas.microsoft.com/office/drawing/2016/5/10/chartex" xmlns:cx5="http://schemas.microsoft.com/office/drawing/2016/5/11/chartex" xmlns:cx6="http://schemas.microsoft.com/office/drawing/2016/5/12/chartex" xmlns:cx7="http://schemas.microsoft.com/office/drawing/2016/5/13/chartex" xmlns:cx8="http://schemas.microsoft.com/office/drawing/2016/5/14/chartex" xmlns:mc="http://schemas.openxmlformats.org/markup-compatibility/2006" xmlns:aink="http://schemas.microsoft.com/office/drawing/2016/ink" xmlns:am3d="http://schemas.microsoft.com/office/drawing/2017/model3d" xmlns:o="urn:schemas-microsoft-com:office:office" xmlns:oel="http://schemas.microsoft.com/office/2019/extlst" xmlns:r="http://schemas.openxmlformats.org/officeDocument/2006/relationships" xmlns:m="http://schemas.openxmlformats.org/officeDocument/2006/math" xmlns:v="urn:schemas-microsoft-com:vml" xmlns:wp14="http://schemas.microsoft.com/office/word/2010/wordprocessingDrawing" xmlns:wp="http://schemas.openxmlformats.org/drawingml/2006/wordprocessingDrawing" xmlns:w10="urn:schemas-microsoft-com:office:word" xmlns:w="http://schemas.openxmlformats.org/wordprocessingml/2006/main" xmlns:w14="http://schemas.microsoft.com/office/word/2010/wordml" xmlns:w15="http://schemas.microsoft.com/office/word/2012/wordml" xmlns:w16cex="http://schemas.microsoft.com/office/word/2018/wordml/cex" xmlns:w16cid="http://schemas.microsoft.com/office/word/2016/wordml/cid" xmlns:w16="http://schemas.microsoft.com/office/word/2018/wordml" xmlns:w16du="http://schemas.microsoft.com/office/word/2023/wordml/word16du" xmlns:w16sdtdh="http://schemas.microsoft.com/office/word/2020/wordml/sdtdatahash" xmlns:w16sdtfl="http://schemas.microsoft.com/office/word/2024/wordml/sdtformatlock" xmlns:w16se="http://schemas.microsoft.com/office/word/2015/wordml/symex" xmlns:wpg="http://schemas.microsoft.com/office/word/2010/wordprocessingGroup" xmlns:wpi="http://schemas.microsoft.com/office/word/2010/wordprocessingInk" xmlns:wne="http://schemas.microsoft.com/office/word/2006/wordml" xmlns:wps="http://schemas.microsoft.com/office/word/2010/wordprocessingShape" mc:Ignorable="w14 w15 w16se w16cid w16 w16cex w16sdtdh w16sdtfl w16du wp14">
+  <w:abstractNum w:abstractNumId="0" w15:restartNumberingAfterBreak="0">
     <w:nsid w:val="03DE1975"/>
     <w:multiLevelType w:val="hybridMultilevel"/>
     <w:tmpl w:val="6450A980"/>
@@ -1328,7 +2132,7 @@
       </w:pPr>
     </w:lvl>
   </w:abstractNum>
-  <w:abstractNum w:abstractNumId="1">
+  <w:abstractNum w:abstractNumId="1" w15:restartNumberingAfterBreak="0">
     <w:nsid w:val="34AB420D"/>
     <w:multiLevelType w:val="hybridMultilevel"/>
     <w:tmpl w:val="EEEA4E70"/>
@@ -1353,7 +2157,7 @@
         <w:ind w:left="1440" w:hanging="360"/>
       </w:pPr>
     </w:lvl>
-    <w:lvl w:ilvl="2" w:tplc="0419001B" w:tentative="1">
+    <w:lvl w:ilvl="2" w:tplc="0419001B">
       <w:start w:val="1"/>
       <w:numFmt w:val="lowerRoman"/>
       <w:lvlText w:val="%3."/>
@@ -1417,7 +2221,7 @@
       </w:pPr>
     </w:lvl>
   </w:abstractNum>
-  <w:abstractNum w:abstractNumId="2">
+  <w:abstractNum w:abstractNumId="2" w15:restartNumberingAfterBreak="0">
     <w:nsid w:val="473E5B0E"/>
     <w:multiLevelType w:val="hybridMultilevel"/>
     <w:tmpl w:val="8DECFDC2"/>
@@ -1506,10 +2310,10 @@
       </w:pPr>
     </w:lvl>
   </w:abstractNum>
-  <w:abstractNum w:abstractNumId="3">
+  <w:abstractNum w:abstractNumId="3" w15:restartNumberingAfterBreak="0">
     <w:nsid w:val="4A77749B"/>
     <w:multiLevelType w:val="hybridMultilevel"/>
-    <w:tmpl w:val="EEEA4E70"/>
+    <w:tmpl w:val="7ACC7E70"/>
     <w:lvl w:ilvl="0" w:tplc="04190011">
       <w:start w:val="1"/>
       <w:numFmt w:val="decimal"/>
@@ -1531,7 +2335,7 @@
         <w:ind w:left="1440" w:hanging="360"/>
       </w:pPr>
     </w:lvl>
-    <w:lvl w:ilvl="2" w:tplc="0419001B" w:tentative="1">
+    <w:lvl w:ilvl="2" w:tplc="0419001B">
       <w:start w:val="1"/>
       <w:numFmt w:val="lowerRoman"/>
       <w:lvlText w:val="%3."/>
@@ -1595,7 +2399,7 @@
       </w:pPr>
     </w:lvl>
   </w:abstractNum>
-  <w:abstractNum w:abstractNumId="4">
+  <w:abstractNum w:abstractNumId="4" w15:restartNumberingAfterBreak="0">
     <w:nsid w:val="4BA95525"/>
     <w:multiLevelType w:val="hybridMultilevel"/>
     <w:tmpl w:val="D63AF338"/>
@@ -1684,7 +2488,7 @@
       </w:pPr>
     </w:lvl>
   </w:abstractNum>
-  <w:abstractNum w:abstractNumId="5">
+  <w:abstractNum w:abstractNumId="5" w15:restartNumberingAfterBreak="0">
     <w:nsid w:val="5598767B"/>
     <w:multiLevelType w:val="hybridMultilevel"/>
     <w:tmpl w:val="5C6E45D2"/>
@@ -1770,7 +2574,7 @@
       </w:pPr>
     </w:lvl>
   </w:abstractNum>
-  <w:abstractNum w:abstractNumId="6">
+  <w:abstractNum w:abstractNumId="6" w15:restartNumberingAfterBreak="0">
     <w:nsid w:val="56915063"/>
     <w:multiLevelType w:val="hybridMultilevel"/>
     <w:tmpl w:val="8F948532"/>
@@ -1859,7 +2663,7 @@
       </w:pPr>
     </w:lvl>
   </w:abstractNum>
-  <w:abstractNum w:abstractNumId="7">
+  <w:abstractNum w:abstractNumId="7" w15:restartNumberingAfterBreak="0">
     <w:nsid w:val="5F46441F"/>
     <w:multiLevelType w:val="hybridMultilevel"/>
     <w:tmpl w:val="EEEA4E70"/>
@@ -1948,7 +2752,7 @@
       </w:pPr>
     </w:lvl>
   </w:abstractNum>
-  <w:abstractNum w:abstractNumId="8">
+  <w:abstractNum w:abstractNumId="8" w15:restartNumberingAfterBreak="0">
     <w:nsid w:val="70280826"/>
     <w:multiLevelType w:val="hybridMultilevel"/>
     <w:tmpl w:val="9314D208"/>
@@ -2037,7 +2841,7 @@
       </w:pPr>
     </w:lvl>
   </w:abstractNum>
-  <w:abstractNum w:abstractNumId="9">
+  <w:abstractNum w:abstractNumId="9" w15:restartNumberingAfterBreak="0">
     <w:nsid w:val="7A76576E"/>
     <w:multiLevelType w:val="hybridMultilevel"/>
     <w:tmpl w:val="9314D208"/>
@@ -2126,41 +2930,41 @@
       </w:pPr>
     </w:lvl>
   </w:abstractNum>
-  <w:num w:numId="1">
+  <w:num w:numId="1" w16cid:durableId="818378333">
     <w:abstractNumId w:val="6"/>
   </w:num>
-  <w:num w:numId="2">
+  <w:num w:numId="2" w16cid:durableId="1320426547">
     <w:abstractNumId w:val="8"/>
   </w:num>
-  <w:num w:numId="3">
+  <w:num w:numId="3" w16cid:durableId="1592203433">
     <w:abstractNumId w:val="9"/>
   </w:num>
-  <w:num w:numId="4">
+  <w:num w:numId="4" w16cid:durableId="1936550871">
     <w:abstractNumId w:val="4"/>
   </w:num>
-  <w:num w:numId="5">
+  <w:num w:numId="5" w16cid:durableId="1015883863">
     <w:abstractNumId w:val="5"/>
   </w:num>
-  <w:num w:numId="6">
+  <w:num w:numId="6" w16cid:durableId="804350152">
     <w:abstractNumId w:val="2"/>
   </w:num>
-  <w:num w:numId="7">
+  <w:num w:numId="7" w16cid:durableId="1356299631">
     <w:abstractNumId w:val="0"/>
   </w:num>
-  <w:num w:numId="8">
+  <w:num w:numId="8" w16cid:durableId="1174808613">
     <w:abstractNumId w:val="7"/>
   </w:num>
-  <w:num w:numId="9">
+  <w:num w:numId="9" w16cid:durableId="1285962313">
     <w:abstractNumId w:val="3"/>
   </w:num>
-  <w:num w:numId="10">
+  <w:num w:numId="10" w16cid:durableId="297683899">
     <w:abstractNumId w:val="1"/>
   </w:num>
 </w:numbering>
 </file>
 
 <file path=word/styles.xml><?xml version="1.0" encoding="utf-8"?>
-<w:styles xmlns:r="http://schemas.openxmlformats.org/officeDocument/2006/relationships" xmlns:w="http://schemas.openxmlformats.org/wordprocessingml/2006/main">
+<w:styles xmlns:mc="http://schemas.openxmlformats.org/markup-compatibility/2006" xmlns:r="http://schemas.openxmlformats.org/officeDocument/2006/relationships" xmlns:w="http://schemas.openxmlformats.org/wordprocessingml/2006/main" xmlns:w14="http://schemas.microsoft.com/office/word/2010/wordml" xmlns:w15="http://schemas.microsoft.com/office/word/2012/wordml" xmlns:w16cex="http://schemas.microsoft.com/office/word/2018/wordml/cex" xmlns:w16cid="http://schemas.microsoft.com/office/word/2016/wordml/cid" xmlns:w16="http://schemas.microsoft.com/office/word/2018/wordml" xmlns:w16du="http://schemas.microsoft.com/office/word/2023/wordml/word16du" xmlns:w16sdtdh="http://schemas.microsoft.com/office/word/2020/wordml/sdtdatahash" xmlns:w16sdtfl="http://schemas.microsoft.com/office/word/2024/wordml/sdtformatlock" xmlns:w16se="http://schemas.microsoft.com/office/word/2015/wordml/symex" mc:Ignorable="w14 w15 w16se w16cid w16 w16cex w16sdtdh w16sdtfl w16du">
   <w:docDefaults>
     <w:rPrDefault>
       <w:rPr>
@@ -2177,144 +2981,383 @@
       </w:pPr>
     </w:pPrDefault>
   </w:docDefaults>
-  <w:latentStyles w:defLockedState="0" w:defUIPriority="99" w:defSemiHidden="1" w:defUnhideWhenUsed="1" w:defQFormat="0" w:count="267">
-    <w:lsdException w:name="Normal" w:semiHidden="0" w:uiPriority="0" w:unhideWhenUsed="0" w:qFormat="1"/>
-    <w:lsdException w:name="heading 1" w:semiHidden="0" w:uiPriority="9" w:unhideWhenUsed="0" w:qFormat="1"/>
-    <w:lsdException w:name="heading 2" w:uiPriority="9" w:qFormat="1"/>
-    <w:lsdException w:name="heading 3" w:uiPriority="9" w:qFormat="1"/>
-    <w:lsdException w:name="heading 4" w:uiPriority="9" w:qFormat="1"/>
-    <w:lsdException w:name="heading 5" w:uiPriority="9" w:qFormat="1"/>
-    <w:lsdException w:name="heading 6" w:uiPriority="9" w:qFormat="1"/>
-    <w:lsdException w:name="heading 7" w:uiPriority="9" w:qFormat="1"/>
-    <w:lsdException w:name="heading 8" w:uiPriority="9" w:qFormat="1"/>
-    <w:lsdException w:name="heading 9" w:uiPriority="9" w:qFormat="1"/>
-    <w:lsdException w:name="toc 1" w:uiPriority="39"/>
-    <w:lsdException w:name="toc 2" w:uiPriority="39"/>
-    <w:lsdException w:name="toc 3" w:uiPriority="39"/>
-    <w:lsdException w:name="toc 4" w:uiPriority="39"/>
-    <w:lsdException w:name="toc 5" w:uiPriority="39"/>
-    <w:lsdException w:name="toc 6" w:uiPriority="39"/>
-    <w:lsdException w:name="toc 7" w:uiPriority="39"/>
-    <w:lsdException w:name="toc 8" w:uiPriority="39"/>
-    <w:lsdException w:name="toc 9" w:uiPriority="39"/>
-    <w:lsdException w:name="caption" w:uiPriority="35" w:qFormat="1"/>
-    <w:lsdException w:name="Title" w:semiHidden="0" w:uiPriority="10" w:unhideWhenUsed="0" w:qFormat="1"/>
-    <w:lsdException w:name="Default Paragraph Font" w:uiPriority="1"/>
-    <w:lsdException w:name="Subtitle" w:semiHidden="0" w:uiPriority="11" w:unhideWhenUsed="0" w:qFormat="1"/>
-    <w:lsdException w:name="Strong" w:semiHidden="0" w:uiPriority="22" w:unhideWhenUsed="0" w:qFormat="1"/>
-    <w:lsdException w:name="Emphasis" w:semiHidden="0" w:uiPriority="20" w:unhideWhenUsed="0" w:qFormat="1"/>
-    <w:lsdException w:name="Table Grid" w:semiHidden="0" w:uiPriority="39" w:unhideWhenUsed="0"/>
-    <w:lsdException w:name="Placeholder Text" w:unhideWhenUsed="0"/>
-    <w:lsdException w:name="No Spacing" w:semiHidden="0" w:uiPriority="1" w:unhideWhenUsed="0" w:qFormat="1"/>
-    <w:lsdException w:name="Light Shading" w:semiHidden="0" w:uiPriority="60" w:unhideWhenUsed="0"/>
-    <w:lsdException w:name="Light List" w:semiHidden="0" w:uiPriority="61" w:unhideWhenUsed="0"/>
-    <w:lsdException w:name="Light Grid" w:semiHidden="0" w:uiPriority="62" w:unhideWhenUsed="0"/>
-    <w:lsdException w:name="Medium Shading 1" w:semiHidden="0" w:uiPriority="63" w:unhideWhenUsed="0"/>
-    <w:lsdException w:name="Medium Shading 2" w:semiHidden="0" w:uiPriority="64" w:unhideWhenUsed="0"/>
-    <w:lsdException w:name="Medium List 1" w:semiHidden="0" w:uiPriority="65" w:unhideWhenUsed="0"/>
-    <w:lsdException w:name="Medium List 2" w:semiHidden="0" w:uiPriority="66" w:unhideWhenUsed="0"/>
-    <w:lsdException w:name="Medium Grid 1" w:semiHidden="0" w:uiPriority="67" w:unhideWhenUsed="0"/>
-    <w:lsdException w:name="Medium Grid 2" w:semiHidden="0" w:uiPriority="68" w:unhideWhenUsed="0"/>
-    <w:lsdException w:name="Medium Grid 3" w:semiHidden="0" w:uiPriority="69" w:unhideWhenUsed="0"/>
-    <w:lsdException w:name="Dark List" w:semiHidden="0" w:uiPriority="70" w:unhideWhenUsed="0"/>
-    <w:lsdException w:name="Colorful Shading" w:semiHidden="0" w:uiPriority="71" w:unhideWhenUsed="0"/>
-    <w:lsdException w:name="Colorful List" w:semiHidden="0" w:uiPriority="72" w:unhideWhenUsed="0"/>
-    <w:lsdException w:name="Colorful Grid" w:semiHidden="0" w:uiPriority="73" w:unhideWhenUsed="0"/>
-    <w:lsdException w:name="Light Shading Accent 1" w:semiHidden="0" w:uiPriority="60" w:unhideWhenUsed="0"/>
-    <w:lsdException w:name="Light List Accent 1" w:semiHidden="0" w:uiPriority="61" w:unhideWhenUsed="0"/>
-    <w:lsdException w:name="Light Grid Accent 1" w:semiHidden="0" w:uiPriority="62" w:unhideWhenUsed="0"/>
-    <w:lsdException w:name="Medium Shading 1 Accent 1" w:semiHidden="0" w:uiPriority="63" w:unhideWhenUsed="0"/>
-    <w:lsdException w:name="Medium Shading 2 Accent 1" w:semiHidden="0" w:uiPriority="64" w:unhideWhenUsed="0"/>
-    <w:lsdException w:name="Medium List 1 Accent 1" w:semiHidden="0" w:uiPriority="65" w:unhideWhenUsed="0"/>
-    <w:lsdException w:name="Revision" w:unhideWhenUsed="0"/>
-    <w:lsdException w:name="List Paragraph" w:semiHidden="0" w:uiPriority="34" w:unhideWhenUsed="0" w:qFormat="1"/>
-    <w:lsdException w:name="Quote" w:semiHidden="0" w:uiPriority="29" w:unhideWhenUsed="0" w:qFormat="1"/>
-    <w:lsdException w:name="Intense Quote" w:semiHidden="0" w:uiPriority="30" w:unhideWhenUsed="0" w:qFormat="1"/>
-    <w:lsdException w:name="Medium List 2 Accent 1" w:semiHidden="0" w:uiPriority="66" w:unhideWhenUsed="0"/>
-    <w:lsdException w:name="Medium Grid 1 Accent 1" w:semiHidden="0" w:uiPriority="67" w:unhideWhenUsed="0"/>
-    <w:lsdException w:name="Medium Grid 2 Accent 1" w:semiHidden="0" w:uiPriority="68" w:unhideWhenUsed="0"/>
-    <w:lsdException w:name="Medium Grid 3 Accent 1" w:semiHidden="0" w:uiPriority="69" w:unhideWhenUsed="0"/>
-    <w:lsdException w:name="Dark List Accent 1" w:semiHidden="0" w:uiPriority="70" w:unhideWhenUsed="0"/>
-    <w:lsdException w:name="Colorful Shading Accent 1" w:semiHidden="0" w:uiPriority="71" w:unhideWhenUsed="0"/>
-    <w:lsdException w:name="Colorful List Accent 1" w:semiHidden="0" w:uiPriority="72" w:unhideWhenUsed="0"/>
-    <w:lsdException w:name="Colorful Grid Accent 1" w:semiHidden="0" w:uiPriority="73" w:unhideWhenUsed="0"/>
-    <w:lsdException w:name="Light Shading Accent 2" w:semiHidden="0" w:uiPriority="60" w:unhideWhenUsed="0"/>
-    <w:lsdException w:name="Light List Accent 2" w:semiHidden="0" w:uiPriority="61" w:unhideWhenUsed="0"/>
-    <w:lsdException w:name="Light Grid Accent 2" w:semiHidden="0" w:uiPriority="62" w:unhideWhenUsed="0"/>
-    <w:lsdException w:name="Medium Shading 1 Accent 2" w:semiHidden="0" w:uiPriority="63" w:unhideWhenUsed="0"/>
-    <w:lsdException w:name="Medium Shading 2 Accent 2" w:semiHidden="0" w:uiPriority="64" w:unhideWhenUsed="0"/>
-    <w:lsdException w:name="Medium List 1 Accent 2" w:semiHidden="0" w:uiPriority="65" w:unhideWhenUsed="0"/>
-    <w:lsdException w:name="Medium List 2 Accent 2" w:semiHidden="0" w:uiPriority="66" w:unhideWhenUsed="0"/>
-    <w:lsdException w:name="Medium Grid 1 Accent 2" w:semiHidden="0" w:uiPriority="67" w:unhideWhenUsed="0"/>
-    <w:lsdException w:name="Medium Grid 2 Accent 2" w:semiHidden="0" w:uiPriority="68" w:unhideWhenUsed="0"/>
-    <w:lsdException w:name="Medium Grid 3 Accent 2" w:semiHidden="0" w:uiPriority="69" w:unhideWhenUsed="0"/>
-    <w:lsdException w:name="Dark List Accent 2" w:semiHidden="0" w:uiPriority="70" w:unhideWhenUsed="0"/>
-    <w:lsdException w:name="Colorful Shading Accent 2" w:semiHidden="0" w:uiPriority="71" w:unhideWhenUsed="0"/>
-    <w:lsdException w:name="Colorful List Accent 2" w:semiHidden="0" w:uiPriority="72" w:unhideWhenUsed="0"/>
-    <w:lsdException w:name="Colorful Grid Accent 2" w:semiHidden="0" w:uiPriority="73" w:unhideWhenUsed="0"/>
-    <w:lsdException w:name="Light Shading Accent 3" w:semiHidden="0" w:uiPriority="60" w:unhideWhenUsed="0"/>
-    <w:lsdException w:name="Light List Accent 3" w:semiHidden="0" w:uiPriority="61" w:unhideWhenUsed="0"/>
-    <w:lsdException w:name="Light Grid Accent 3" w:semiHidden="0" w:uiPriority="62" w:unhideWhenUsed="0"/>
-    <w:lsdException w:name="Medium Shading 1 Accent 3" w:semiHidden="0" w:uiPriority="63" w:unhideWhenUsed="0"/>
-    <w:lsdException w:name="Medium Shading 2 Accent 3" w:semiHidden="0" w:uiPriority="64" w:unhideWhenUsed="0"/>
-    <w:lsdException w:name="Medium List 1 Accent 3" w:semiHidden="0" w:uiPriority="65" w:unhideWhenUsed="0"/>
-    <w:lsdException w:name="Medium List 2 Accent 3" w:semiHidden="0" w:uiPriority="66" w:unhideWhenUsed="0"/>
-    <w:lsdException w:name="Medium Grid 1 Accent 3" w:semiHidden="0" w:uiPriority="67" w:unhideWhenUsed="0"/>
-    <w:lsdException w:name="Medium Grid 2 Accent 3" w:semiHidden="0" w:uiPriority="68" w:unhideWhenUsed="0"/>
-    <w:lsdException w:name="Medium Grid 3 Accent 3" w:semiHidden="0" w:uiPriority="69" w:unhideWhenUsed="0"/>
-    <w:lsdException w:name="Dark List Accent 3" w:semiHidden="0" w:uiPriority="70" w:unhideWhenUsed="0"/>
-    <w:lsdException w:name="Colorful Shading Accent 3" w:semiHidden="0" w:uiPriority="71" w:unhideWhenUsed="0"/>
-    <w:lsdException w:name="Colorful List Accent 3" w:semiHidden="0" w:uiPriority="72" w:unhideWhenUsed="0"/>
-    <w:lsdException w:name="Colorful Grid Accent 3" w:semiHidden="0" w:uiPriority="73" w:unhideWhenUsed="0"/>
-    <w:lsdException w:name="Light Shading Accent 4" w:semiHidden="0" w:uiPriority="60" w:unhideWhenUsed="0"/>
-    <w:lsdException w:name="Light List Accent 4" w:semiHidden="0" w:uiPriority="61" w:unhideWhenUsed="0"/>
-    <w:lsdException w:name="Light Grid Accent 4" w:semiHidden="0" w:uiPriority="62" w:unhideWhenUsed="0"/>
-    <w:lsdException w:name="Medium Shading 1 Accent 4" w:semiHidden="0" w:uiPriority="63" w:unhideWhenUsed="0"/>
-    <w:lsdException w:name="Medium Shading 2 Accent 4" w:semiHidden="0" w:uiPriority="64" w:unhideWhenUsed="0"/>
-    <w:lsdException w:name="Medium List 1 Accent 4" w:semiHidden="0" w:uiPriority="65" w:unhideWhenUsed="0"/>
-    <w:lsdException w:name="Medium List 2 Accent 4" w:semiHidden="0" w:uiPriority="66" w:unhideWhenUsed="0"/>
-    <w:lsdException w:name="Medium Grid 1 Accent 4" w:semiHidden="0" w:uiPriority="67" w:unhideWhenUsed="0"/>
-    <w:lsdException w:name="Medium Grid 2 Accent 4" w:semiHidden="0" w:uiPriority="68" w:unhideWhenUsed="0"/>
-    <w:lsdException w:name="Medium Grid 3 Accent 4" w:semiHidden="0" w:uiPriority="69" w:unhideWhenUsed="0"/>
-    <w:lsdException w:name="Dark List Accent 4" w:semiHidden="0" w:uiPriority="70" w:unhideWhenUsed="0"/>
-    <w:lsdException w:name="Colorful Shading Accent 4" w:semiHidden="0" w:uiPriority="71" w:unhideWhenUsed="0"/>
-    <w:lsdException w:name="Colorful List Accent 4" w:semiHidden="0" w:uiPriority="72" w:unhideWhenUsed="0"/>
-    <w:lsdException w:name="Colorful Grid Accent 4" w:semiHidden="0" w:uiPriority="73" w:unhideWhenUsed="0"/>
-    <w:lsdException w:name="Light Shading Accent 5" w:semiHidden="0" w:uiPriority="60" w:unhideWhenUsed="0"/>
-    <w:lsdException w:name="Light List Accent 5" w:semiHidden="0" w:uiPriority="61" w:unhideWhenUsed="0"/>
-    <w:lsdException w:name="Light Grid Accent 5" w:semiHidden="0" w:uiPriority="62" w:unhideWhenUsed="0"/>
-    <w:lsdException w:name="Medium Shading 1 Accent 5" w:semiHidden="0" w:uiPriority="63" w:unhideWhenUsed="0"/>
-    <w:lsdException w:name="Medium Shading 2 Accent 5" w:semiHidden="0" w:uiPriority="64" w:unhideWhenUsed="0"/>
-    <w:lsdException w:name="Medium List 1 Accent 5" w:semiHidden="0" w:uiPriority="65" w:unhideWhenUsed="0"/>
-    <w:lsdException w:name="Medium List 2 Accent 5" w:semiHidden="0" w:uiPriority="66" w:unhideWhenUsed="0"/>
-    <w:lsdException w:name="Medium Grid 1 Accent 5" w:semiHidden="0" w:uiPriority="67" w:unhideWhenUsed="0"/>
-    <w:lsdException w:name="Medium Grid 2 Accent 5" w:semiHidden="0" w:uiPriority="68" w:unhideWhenUsed="0"/>
-    <w:lsdException w:name="Medium Grid 3 Accent 5" w:semiHidden="0" w:uiPriority="69" w:unhideWhenUsed="0"/>
-    <w:lsdException w:name="Dark List Accent 5" w:semiHidden="0" w:uiPriority="70" w:unhideWhenUsed="0"/>
-    <w:lsdException w:name="Colorful Shading Accent 5" w:semiHidden="0" w:uiPriority="71" w:unhideWhenUsed="0"/>
-    <w:lsdException w:name="Colorful List Accent 5" w:semiHidden="0" w:uiPriority="72" w:unhideWhenUsed="0"/>
-    <w:lsdException w:name="Colorful Grid Accent 5" w:semiHidden="0" w:uiPriority="73" w:unhideWhenUsed="0"/>
-    <w:lsdException w:name="Light Shading Accent 6" w:semiHidden="0" w:uiPriority="60" w:unhideWhenUsed="0"/>
-    <w:lsdException w:name="Light List Accent 6" w:semiHidden="0" w:uiPriority="61" w:unhideWhenUsed="0"/>
-    <w:lsdException w:name="Light Grid Accent 6" w:semiHidden="0" w:uiPriority="62" w:unhideWhenUsed="0"/>
-    <w:lsdException w:name="Medium Shading 1 Accent 6" w:semiHidden="0" w:uiPriority="63" w:unhideWhenUsed="0"/>
-    <w:lsdException w:name="Medium Shading 2 Accent 6" w:semiHidden="0" w:uiPriority="64" w:unhideWhenUsed="0"/>
-    <w:lsdException w:name="Medium List 1 Accent 6" w:semiHidden="0" w:uiPriority="65" w:unhideWhenUsed="0"/>
-    <w:lsdException w:name="Medium List 2 Accent 6" w:semiHidden="0" w:uiPriority="66" w:unhideWhenUsed="0"/>
-    <w:lsdException w:name="Medium Grid 1 Accent 6" w:semiHidden="0" w:uiPriority="67" w:unhideWhenUsed="0"/>
-    <w:lsdException w:name="Medium Grid 2 Accent 6" w:semiHidden="0" w:uiPriority="68" w:unhideWhenUsed="0"/>
-    <w:lsdException w:name="Medium Grid 3 Accent 6" w:semiHidden="0" w:uiPriority="69" w:unhideWhenUsed="0"/>
-    <w:lsdException w:name="Dark List Accent 6" w:semiHidden="0" w:uiPriority="70" w:unhideWhenUsed="0"/>
-    <w:lsdException w:name="Colorful Shading Accent 6" w:semiHidden="0" w:uiPriority="71" w:unhideWhenUsed="0"/>
-    <w:lsdException w:name="Colorful List Accent 6" w:semiHidden="0" w:uiPriority="72" w:unhideWhenUsed="0"/>
-    <w:lsdException w:name="Colorful Grid Accent 6" w:semiHidden="0" w:uiPriority="73" w:unhideWhenUsed="0"/>
-    <w:lsdException w:name="Subtle Emphasis" w:semiHidden="0" w:uiPriority="19" w:unhideWhenUsed="0" w:qFormat="1"/>
-    <w:lsdException w:name="Intense Emphasis" w:semiHidden="0" w:uiPriority="21" w:unhideWhenUsed="0" w:qFormat="1"/>
-    <w:lsdException w:name="Subtle Reference" w:semiHidden="0" w:uiPriority="31" w:unhideWhenUsed="0" w:qFormat="1"/>
-    <w:lsdException w:name="Intense Reference" w:semiHidden="0" w:uiPriority="32" w:unhideWhenUsed="0" w:qFormat="1"/>
-    <w:lsdException w:name="Book Title" w:semiHidden="0" w:uiPriority="33" w:unhideWhenUsed="0" w:qFormat="1"/>
-    <w:lsdException w:name="Bibliography" w:uiPriority="37"/>
-    <w:lsdException w:name="TOC Heading" w:uiPriority="39" w:qFormat="1"/>
+  <w:latentStyles w:defLockedState="0" w:defUIPriority="99" w:defSemiHidden="0" w:defUnhideWhenUsed="0" w:defQFormat="0" w:count="376">
+    <w:lsdException w:name="Normal" w:uiPriority="0" w:qFormat="1"/>
+    <w:lsdException w:name="heading 1" w:uiPriority="9" w:qFormat="1"/>
+    <w:lsdException w:name="heading 2" w:semiHidden="1" w:uiPriority="9" w:unhideWhenUsed="1" w:qFormat="1"/>
+    <w:lsdException w:name="heading 3" w:semiHidden="1" w:uiPriority="9" w:unhideWhenUsed="1" w:qFormat="1"/>
+    <w:lsdException w:name="heading 4" w:semiHidden="1" w:uiPriority="9" w:unhideWhenUsed="1" w:qFormat="1"/>
+    <w:lsdException w:name="heading 5" w:semiHidden="1" w:uiPriority="9" w:unhideWhenUsed="1" w:qFormat="1"/>
+    <w:lsdException w:name="heading 6" w:semiHidden="1" w:uiPriority="9" w:unhideWhenUsed="1" w:qFormat="1"/>
+    <w:lsdException w:name="heading 7" w:semiHidden="1" w:uiPriority="9" w:unhideWhenUsed="1" w:qFormat="1"/>
+    <w:lsdException w:name="heading 8" w:semiHidden="1" w:uiPriority="9" w:unhideWhenUsed="1" w:qFormat="1"/>
+    <w:lsdException w:name="heading 9" w:semiHidden="1" w:uiPriority="9" w:unhideWhenUsed="1" w:qFormat="1"/>
+    <w:lsdException w:name="index 1" w:semiHidden="1" w:unhideWhenUsed="1"/>
+    <w:lsdException w:name="index 2" w:semiHidden="1" w:unhideWhenUsed="1"/>
+    <w:lsdException w:name="index 3" w:semiHidden="1" w:unhideWhenUsed="1"/>
+    <w:lsdException w:name="index 4" w:semiHidden="1" w:unhideWhenUsed="1"/>
+    <w:lsdException w:name="index 5" w:semiHidden="1" w:unhideWhenUsed="1"/>
+    <w:lsdException w:name="index 6" w:semiHidden="1" w:unhideWhenUsed="1"/>
+    <w:lsdException w:name="index 7" w:semiHidden="1" w:unhideWhenUsed="1"/>
+    <w:lsdException w:name="index 8" w:semiHidden="1" w:unhideWhenUsed="1"/>
+    <w:lsdException w:name="index 9" w:semiHidden="1" w:unhideWhenUsed="1"/>
+    <w:lsdException w:name="toc 1" w:semiHidden="1" w:uiPriority="39" w:unhideWhenUsed="1"/>
+    <w:lsdException w:name="toc 2" w:semiHidden="1" w:uiPriority="39" w:unhideWhenUsed="1"/>
+    <w:lsdException w:name="toc 3" w:semiHidden="1" w:uiPriority="39" w:unhideWhenUsed="1"/>
+    <w:lsdException w:name="toc 4" w:semiHidden="1" w:uiPriority="39" w:unhideWhenUsed="1"/>
+    <w:lsdException w:name="toc 5" w:semiHidden="1" w:uiPriority="39" w:unhideWhenUsed="1"/>
+    <w:lsdException w:name="toc 6" w:semiHidden="1" w:uiPriority="39" w:unhideWhenUsed="1"/>
+    <w:lsdException w:name="toc 7" w:semiHidden="1" w:uiPriority="39" w:unhideWhenUsed="1"/>
+    <w:lsdException w:name="toc 8" w:semiHidden="1" w:uiPriority="39" w:unhideWhenUsed="1"/>
+    <w:lsdException w:name="toc 9" w:semiHidden="1" w:uiPriority="39" w:unhideWhenUsed="1"/>
+    <w:lsdException w:name="Normal Indent" w:semiHidden="1" w:unhideWhenUsed="1"/>
+    <w:lsdException w:name="footnote text" w:semiHidden="1" w:unhideWhenUsed="1"/>
+    <w:lsdException w:name="annotation text" w:semiHidden="1" w:unhideWhenUsed="1"/>
+    <w:lsdException w:name="header" w:semiHidden="1" w:unhideWhenUsed="1"/>
+    <w:lsdException w:name="footer" w:semiHidden="1" w:unhideWhenUsed="1"/>
+    <w:lsdException w:name="index heading" w:semiHidden="1" w:unhideWhenUsed="1"/>
+    <w:lsdException w:name="caption" w:semiHidden="1" w:uiPriority="35" w:unhideWhenUsed="1" w:qFormat="1"/>
+    <w:lsdException w:name="table of figures" w:semiHidden="1" w:unhideWhenUsed="1"/>
+    <w:lsdException w:name="envelope address" w:semiHidden="1" w:unhideWhenUsed="1"/>
+    <w:lsdException w:name="envelope return" w:semiHidden="1" w:unhideWhenUsed="1"/>
+    <w:lsdException w:name="footnote reference" w:semiHidden="1" w:unhideWhenUsed="1"/>
+    <w:lsdException w:name="annotation reference" w:semiHidden="1" w:unhideWhenUsed="1"/>
+    <w:lsdException w:name="line number" w:semiHidden="1" w:unhideWhenUsed="1"/>
+    <w:lsdException w:name="page number" w:semiHidden="1" w:unhideWhenUsed="1"/>
+    <w:lsdException w:name="endnote reference" w:semiHidden="1" w:unhideWhenUsed="1"/>
+    <w:lsdException w:name="endnote text" w:semiHidden="1" w:unhideWhenUsed="1"/>
+    <w:lsdException w:name="table of authorities" w:semiHidden="1" w:unhideWhenUsed="1"/>
+    <w:lsdException w:name="macro" w:semiHidden="1" w:unhideWhenUsed="1"/>
+    <w:lsdException w:name="toa heading" w:semiHidden="1" w:unhideWhenUsed="1"/>
+    <w:lsdException w:name="List" w:semiHidden="1" w:unhideWhenUsed="1"/>
+    <w:lsdException w:name="List Bullet" w:semiHidden="1" w:unhideWhenUsed="1"/>
+    <w:lsdException w:name="List Number" w:semiHidden="1" w:unhideWhenUsed="1"/>
+    <w:lsdException w:name="List 2" w:semiHidden="1" w:unhideWhenUsed="1"/>
+    <w:lsdException w:name="List 3" w:semiHidden="1" w:unhideWhenUsed="1"/>
+    <w:lsdException w:name="List 4" w:semiHidden="1" w:unhideWhenUsed="1"/>
+    <w:lsdException w:name="List 5" w:semiHidden="1" w:unhideWhenUsed="1"/>
+    <w:lsdException w:name="List Bullet 2" w:semiHidden="1" w:unhideWhenUsed="1"/>
+    <w:lsdException w:name="List Bullet 3" w:semiHidden="1" w:unhideWhenUsed="1"/>
+    <w:lsdException w:name="List Bullet 4" w:semiHidden="1" w:unhideWhenUsed="1"/>
+    <w:lsdException w:name="List Bullet 5" w:semiHidden="1" w:unhideWhenUsed="1"/>
+    <w:lsdException w:name="List Number 2" w:semiHidden="1" w:unhideWhenUsed="1"/>
+    <w:lsdException w:name="List Number 3" w:semiHidden="1" w:unhideWhenUsed="1"/>
+    <w:lsdException w:name="List Number 4" w:semiHidden="1" w:unhideWhenUsed="1"/>
+    <w:lsdException w:name="List Number 5" w:semiHidden="1" w:unhideWhenUsed="1"/>
+    <w:lsdException w:name="Title" w:uiPriority="10" w:qFormat="1"/>
+    <w:lsdException w:name="Closing" w:semiHidden="1" w:unhideWhenUsed="1"/>
+    <w:lsdException w:name="Signature" w:semiHidden="1" w:unhideWhenUsed="1"/>
+    <w:lsdException w:name="Default Paragraph Font" w:semiHidden="1" w:uiPriority="1" w:unhideWhenUsed="1"/>
+    <w:lsdException w:name="Body Text" w:semiHidden="1" w:unhideWhenUsed="1"/>
+    <w:lsdException w:name="Body Text Indent" w:semiHidden="1" w:unhideWhenUsed="1"/>
+    <w:lsdException w:name="List Continue" w:semiHidden="1" w:unhideWhenUsed="1"/>
+    <w:lsdException w:name="List Continue 2" w:semiHidden="1" w:unhideWhenUsed="1"/>
+    <w:lsdException w:name="List Continue 3" w:semiHidden="1" w:unhideWhenUsed="1"/>
+    <w:lsdException w:name="List Continue 4" w:semiHidden="1" w:unhideWhenUsed="1"/>
+    <w:lsdException w:name="List Continue 5" w:semiHidden="1" w:unhideWhenUsed="1"/>
+    <w:lsdException w:name="Message Header" w:semiHidden="1" w:unhideWhenUsed="1"/>
+    <w:lsdException w:name="Subtitle" w:uiPriority="11" w:qFormat="1"/>
+    <w:lsdException w:name="Salutation" w:semiHidden="1" w:unhideWhenUsed="1"/>
+    <w:lsdException w:name="Date" w:semiHidden="1" w:unhideWhenUsed="1"/>
+    <w:lsdException w:name="Body Text First Indent" w:semiHidden="1" w:unhideWhenUsed="1"/>
+    <w:lsdException w:name="Body Text First Indent 2" w:semiHidden="1" w:unhideWhenUsed="1"/>
+    <w:lsdException w:name="Note Heading" w:semiHidden="1" w:unhideWhenUsed="1"/>
+    <w:lsdException w:name="Body Text 2" w:semiHidden="1" w:unhideWhenUsed="1"/>
+    <w:lsdException w:name="Body Text 3" w:semiHidden="1" w:unhideWhenUsed="1"/>
+    <w:lsdException w:name="Body Text Indent 2" w:semiHidden="1" w:unhideWhenUsed="1"/>
+    <w:lsdException w:name="Body Text Indent 3" w:semiHidden="1" w:unhideWhenUsed="1"/>
+    <w:lsdException w:name="Block Text" w:semiHidden="1" w:unhideWhenUsed="1"/>
+    <w:lsdException w:name="Hyperlink" w:semiHidden="1" w:unhideWhenUsed="1"/>
+    <w:lsdException w:name="FollowedHyperlink" w:semiHidden="1" w:unhideWhenUsed="1"/>
+    <w:lsdException w:name="Strong" w:uiPriority="22" w:qFormat="1"/>
+    <w:lsdException w:name="Emphasis" w:uiPriority="20" w:qFormat="1"/>
+    <w:lsdException w:name="Document Map" w:semiHidden="1" w:unhideWhenUsed="1"/>
+    <w:lsdException w:name="Plain Text" w:semiHidden="1" w:unhideWhenUsed="1"/>
+    <w:lsdException w:name="E-mail Signature" w:semiHidden="1" w:unhideWhenUsed="1"/>
+    <w:lsdException w:name="HTML Top of Form" w:semiHidden="1" w:unhideWhenUsed="1"/>
+    <w:lsdException w:name="HTML Bottom of Form" w:semiHidden="1" w:unhideWhenUsed="1"/>
+    <w:lsdException w:name="Normal (Web)" w:semiHidden="1" w:unhideWhenUsed="1"/>
+    <w:lsdException w:name="HTML Acronym" w:semiHidden="1" w:unhideWhenUsed="1"/>
+    <w:lsdException w:name="HTML Address" w:semiHidden="1" w:unhideWhenUsed="1"/>
+    <w:lsdException w:name="HTML Cite" w:semiHidden="1" w:unhideWhenUsed="1"/>
+    <w:lsdException w:name="HTML Code" w:semiHidden="1" w:unhideWhenUsed="1"/>
+    <w:lsdException w:name="HTML Definition" w:semiHidden="1" w:unhideWhenUsed="1"/>
+    <w:lsdException w:name="HTML Keyboard" w:semiHidden="1" w:unhideWhenUsed="1"/>
+    <w:lsdException w:name="HTML Preformatted" w:semiHidden="1" w:unhideWhenUsed="1"/>
+    <w:lsdException w:name="HTML Sample" w:semiHidden="1" w:unhideWhenUsed="1"/>
+    <w:lsdException w:name="HTML Typewriter" w:semiHidden="1" w:unhideWhenUsed="1"/>
+    <w:lsdException w:name="HTML Variable" w:semiHidden="1" w:unhideWhenUsed="1"/>
+    <w:lsdException w:name="Normal Table" w:semiHidden="1" w:unhideWhenUsed="1"/>
+    <w:lsdException w:name="annotation subject" w:semiHidden="1" w:unhideWhenUsed="1"/>
+    <w:lsdException w:name="No List" w:semiHidden="1" w:unhideWhenUsed="1"/>
+    <w:lsdException w:name="Outline List 1" w:semiHidden="1" w:unhideWhenUsed="1"/>
+    <w:lsdException w:name="Outline List 2" w:semiHidden="1" w:unhideWhenUsed="1"/>
+    <w:lsdException w:name="Outline List 3" w:semiHidden="1" w:unhideWhenUsed="1"/>
+    <w:lsdException w:name="Table Simple 1" w:semiHidden="1" w:unhideWhenUsed="1"/>
+    <w:lsdException w:name="Table Simple 2" w:semiHidden="1" w:unhideWhenUsed="1"/>
+    <w:lsdException w:name="Table Simple 3" w:semiHidden="1" w:unhideWhenUsed="1"/>
+    <w:lsdException w:name="Table Classic 1" w:semiHidden="1" w:unhideWhenUsed="1"/>
+    <w:lsdException w:name="Table Classic 2" w:semiHidden="1" w:unhideWhenUsed="1"/>
+    <w:lsdException w:name="Table Classic 3" w:semiHidden="1" w:unhideWhenUsed="1"/>
+    <w:lsdException w:name="Table Classic 4" w:semiHidden="1" w:unhideWhenUsed="1"/>
+    <w:lsdException w:name="Table Colorful 1" w:semiHidden="1" w:unhideWhenUsed="1"/>
+    <w:lsdException w:name="Table Colorful 2" w:semiHidden="1" w:unhideWhenUsed="1"/>
+    <w:lsdException w:name="Table Colorful 3" w:semiHidden="1" w:unhideWhenUsed="1"/>
+    <w:lsdException w:name="Table Columns 1" w:semiHidden="1" w:unhideWhenUsed="1"/>
+    <w:lsdException w:name="Table Columns 2" w:semiHidden="1" w:unhideWhenUsed="1"/>
+    <w:lsdException w:name="Table Columns 3" w:semiHidden="1" w:unhideWhenUsed="1"/>
+    <w:lsdException w:name="Table Columns 4" w:semiHidden="1" w:unhideWhenUsed="1"/>
+    <w:lsdException w:name="Table Columns 5" w:semiHidden="1" w:unhideWhenUsed="1"/>
+    <w:lsdException w:name="Table Grid 1" w:semiHidden="1" w:unhideWhenUsed="1"/>
+    <w:lsdException w:name="Table Grid 2" w:semiHidden="1" w:unhideWhenUsed="1"/>
+    <w:lsdException w:name="Table Grid 3" w:semiHidden="1" w:unhideWhenUsed="1"/>
+    <w:lsdException w:name="Table Grid 4" w:semiHidden="1" w:unhideWhenUsed="1"/>
+    <w:lsdException w:name="Table Grid 5" w:semiHidden="1" w:unhideWhenUsed="1"/>
+    <w:lsdException w:name="Table Grid 6" w:semiHidden="1" w:unhideWhenUsed="1"/>
+    <w:lsdException w:name="Table Grid 7" w:semiHidden="1" w:unhideWhenUsed="1"/>
+    <w:lsdException w:name="Table Grid 8" w:semiHidden="1" w:unhideWhenUsed="1"/>
+    <w:lsdException w:name="Table List 1" w:semiHidden="1" w:unhideWhenUsed="1"/>
+    <w:lsdException w:name="Table List 2" w:semiHidden="1" w:unhideWhenUsed="1"/>
+    <w:lsdException w:name="Table List 3" w:semiHidden="1" w:unhideWhenUsed="1"/>
+    <w:lsdException w:name="Table List 4" w:semiHidden="1" w:unhideWhenUsed="1"/>
+    <w:lsdException w:name="Table List 5" w:semiHidden="1" w:unhideWhenUsed="1"/>
+    <w:lsdException w:name="Table List 6" w:semiHidden="1" w:unhideWhenUsed="1"/>
+    <w:lsdException w:name="Table List 7" w:semiHidden="1" w:unhideWhenUsed="1"/>
+    <w:lsdException w:name="Table List 8" w:semiHidden="1" w:unhideWhenUsed="1"/>
+    <w:lsdException w:name="Table 3D effects 1" w:semiHidden="1" w:unhideWhenUsed="1"/>
+    <w:lsdException w:name="Table 3D effects 2" w:semiHidden="1" w:unhideWhenUsed="1"/>
+    <w:lsdException w:name="Table 3D effects 3" w:semiHidden="1" w:unhideWhenUsed="1"/>
+    <w:lsdException w:name="Table Contemporary" w:semiHidden="1" w:unhideWhenUsed="1"/>
+    <w:lsdException w:name="Table Elegant" w:semiHidden="1" w:unhideWhenUsed="1"/>
+    <w:lsdException w:name="Table Professional" w:semiHidden="1" w:unhideWhenUsed="1"/>
+    <w:lsdException w:name="Table Subtle 1" w:semiHidden="1" w:unhideWhenUsed="1"/>
+    <w:lsdException w:name="Table Subtle 2" w:semiHidden="1" w:unhideWhenUsed="1"/>
+    <w:lsdException w:name="Table Web 1" w:semiHidden="1" w:unhideWhenUsed="1"/>
+    <w:lsdException w:name="Table Web 2" w:semiHidden="1" w:unhideWhenUsed="1"/>
+    <w:lsdException w:name="Table Web 3" w:semiHidden="1" w:unhideWhenUsed="1"/>
+    <w:lsdException w:name="Balloon Text" w:semiHidden="1" w:unhideWhenUsed="1"/>
+    <w:lsdException w:name="Table Grid" w:uiPriority="39"/>
+    <w:lsdException w:name="Table Theme" w:semiHidden="1" w:unhideWhenUsed="1"/>
+    <w:lsdException w:name="Placeholder Text" w:semiHidden="1"/>
+    <w:lsdException w:name="No Spacing" w:uiPriority="1" w:qFormat="1"/>
+    <w:lsdException w:name="Light Shading" w:uiPriority="60"/>
+    <w:lsdException w:name="Light List" w:uiPriority="61"/>
+    <w:lsdException w:name="Light Grid" w:uiPriority="62"/>
+    <w:lsdException w:name="Medium Shading 1" w:uiPriority="63"/>
+    <w:lsdException w:name="Medium Shading 2" w:uiPriority="64"/>
+    <w:lsdException w:name="Medium List 1" w:uiPriority="65"/>
+    <w:lsdException w:name="Medium List 2" w:uiPriority="66"/>
+    <w:lsdException w:name="Medium Grid 1" w:uiPriority="67"/>
+    <w:lsdException w:name="Medium Grid 2" w:uiPriority="68"/>
+    <w:lsdException w:name="Medium Grid 3" w:uiPriority="69"/>
+    <w:lsdException w:name="Dark List" w:uiPriority="70"/>
+    <w:lsdException w:name="Colorful Shading" w:uiPriority="71"/>
+    <w:lsdException w:name="Colorful List" w:uiPriority="72"/>
+    <w:lsdException w:name="Colorful Grid" w:uiPriority="73"/>
+    <w:lsdException w:name="Light Shading Accent 1" w:uiPriority="60"/>
+    <w:lsdException w:name="Light List Accent 1" w:uiPriority="61"/>
+    <w:lsdException w:name="Light Grid Accent 1" w:uiPriority="62"/>
+    <w:lsdException w:name="Medium Shading 1 Accent 1" w:uiPriority="63"/>
+    <w:lsdException w:name="Medium Shading 2 Accent 1" w:uiPriority="64"/>
+    <w:lsdException w:name="Medium List 1 Accent 1" w:uiPriority="65"/>
+    <w:lsdException w:name="Revision" w:semiHidden="1"/>
+    <w:lsdException w:name="List Paragraph" w:uiPriority="34" w:qFormat="1"/>
+    <w:lsdException w:name="Quote" w:uiPriority="29" w:qFormat="1"/>
+    <w:lsdException w:name="Intense Quote" w:uiPriority="30" w:qFormat="1"/>
+    <w:lsdException w:name="Medium List 2 Accent 1" w:uiPriority="66"/>
+    <w:lsdException w:name="Medium Grid 1 Accent 1" w:uiPriority="67"/>
+    <w:lsdException w:name="Medium Grid 2 Accent 1" w:uiPriority="68"/>
+    <w:lsdException w:name="Medium Grid 3 Accent 1" w:uiPriority="69"/>
+    <w:lsdException w:name="Dark List Accent 1" w:uiPriority="70"/>
+    <w:lsdException w:name="Colorful Shading Accent 1" w:uiPriority="71"/>
+    <w:lsdException w:name="Colorful List Accent 1" w:uiPriority="72"/>
+    <w:lsdException w:name="Colorful Grid Accent 1" w:uiPriority="73"/>
+    <w:lsdException w:name="Light Shading Accent 2" w:uiPriority="60"/>
+    <w:lsdException w:name="Light List Accent 2" w:uiPriority="61"/>
+    <w:lsdException w:name="Light Grid Accent 2" w:uiPriority="62"/>
+    <w:lsdException w:name="Medium Shading 1 Accent 2" w:uiPriority="63"/>
+    <w:lsdException w:name="Medium Shading 2 Accent 2" w:uiPriority="64"/>
+    <w:lsdException w:name="Medium List 1 Accent 2" w:uiPriority="65"/>
+    <w:lsdException w:name="Medium List 2 Accent 2" w:uiPriority="66"/>
+    <w:lsdException w:name="Medium Grid 1 Accent 2" w:uiPriority="67"/>
+    <w:lsdException w:name="Medium Grid 2 Accent 2" w:uiPriority="68"/>
+    <w:lsdException w:name="Medium Grid 3 Accent 2" w:uiPriority="69"/>
+    <w:lsdException w:name="Dark List Accent 2" w:uiPriority="70"/>
+    <w:lsdException w:name="Colorful Shading Accent 2" w:uiPriority="71"/>
+    <w:lsdException w:name="Colorful List Accent 2" w:uiPriority="72"/>
+    <w:lsdException w:name="Colorful Grid Accent 2" w:uiPriority="73"/>
+    <w:lsdException w:name="Light Shading Accent 3" w:uiPriority="60"/>
+    <w:lsdException w:name="Light List Accent 3" w:uiPriority="61"/>
+    <w:lsdException w:name="Light Grid Accent 3" w:uiPriority="62"/>
+    <w:lsdException w:name="Medium Shading 1 Accent 3" w:uiPriority="63"/>
+    <w:lsdException w:name="Medium Shading 2 Accent 3" w:uiPriority="64"/>
+    <w:lsdException w:name="Medium List 1 Accent 3" w:uiPriority="65"/>
+    <w:lsdException w:name="Medium List 2 Accent 3" w:uiPriority="66"/>
+    <w:lsdException w:name="Medium Grid 1 Accent 3" w:uiPriority="67"/>
+    <w:lsdException w:name="Medium Grid 2 Accent 3" w:uiPriority="68"/>
+    <w:lsdException w:name="Medium Grid 3 Accent 3" w:uiPriority="69"/>
+    <w:lsdException w:name="Dark List Accent 3" w:uiPriority="70"/>
+    <w:lsdException w:name="Colorful Shading Accent 3" w:uiPriority="71"/>
+    <w:lsdException w:name="Colorful List Accent 3" w:uiPriority="72"/>
+    <w:lsdException w:name="Colorful Grid Accent 3" w:uiPriority="73"/>
+    <w:lsdException w:name="Light Shading Accent 4" w:uiPriority="60"/>
+    <w:lsdException w:name="Light List Accent 4" w:uiPriority="61"/>
+    <w:lsdException w:name="Light Grid Accent 4" w:uiPriority="62"/>
+    <w:lsdException w:name="Medium Shading 1 Accent 4" w:uiPriority="63"/>
+    <w:lsdException w:name="Medium Shading 2 Accent 4" w:uiPriority="64"/>
+    <w:lsdException w:name="Medium List 1 Accent 4" w:uiPriority="65"/>
+    <w:lsdException w:name="Medium List 2 Accent 4" w:uiPriority="66"/>
+    <w:lsdException w:name="Medium Grid 1 Accent 4" w:uiPriority="67"/>
+    <w:lsdException w:name="Medium Grid 2 Accent 4" w:uiPriority="68"/>
+    <w:lsdException w:name="Medium Grid 3 Accent 4" w:uiPriority="69"/>
+    <w:lsdException w:name="Dark List Accent 4" w:uiPriority="70"/>
+    <w:lsdException w:name="Colorful Shading Accent 4" w:uiPriority="71"/>
+    <w:lsdException w:name="Colorful List Accent 4" w:uiPriority="72"/>
+    <w:lsdException w:name="Colorful Grid Accent 4" w:uiPriority="73"/>
+    <w:lsdException w:name="Light Shading Accent 5" w:uiPriority="60"/>
+    <w:lsdException w:name="Light List Accent 5" w:uiPriority="61"/>
+    <w:lsdException w:name="Light Grid Accent 5" w:uiPriority="62"/>
+    <w:lsdException w:name="Medium Shading 1 Accent 5" w:uiPriority="63"/>
+    <w:lsdException w:name="Medium Shading 2 Accent 5" w:uiPriority="64"/>
+    <w:lsdException w:name="Medium List 1 Accent 5" w:uiPriority="65"/>
+    <w:lsdException w:name="Medium List 2 Accent 5" w:uiPriority="66"/>
+    <w:lsdException w:name="Medium Grid 1 Accent 5" w:uiPriority="67"/>
+    <w:lsdException w:name="Medium Grid 2 Accent 5" w:uiPriority="68"/>
+    <w:lsdException w:name="Medium Grid 3 Accent 5" w:uiPriority="69"/>
+    <w:lsdException w:name="Dark List Accent 5" w:uiPriority="70"/>
+    <w:lsdException w:name="Colorful Shading Accent 5" w:uiPriority="71"/>
+    <w:lsdException w:name="Colorful List Accent 5" w:uiPriority="72"/>
+    <w:lsdException w:name="Colorful Grid Accent 5" w:uiPriority="73"/>
+    <w:lsdException w:name="Light Shading Accent 6" w:uiPriority="60"/>
+    <w:lsdException w:name="Light List Accent 6" w:uiPriority="61"/>
+    <w:lsdException w:name="Light Grid Accent 6" w:uiPriority="62"/>
+    <w:lsdException w:name="Medium Shading 1 Accent 6" w:uiPriority="63"/>
+    <w:lsdException w:name="Medium Shading 2 Accent 6" w:uiPriority="64"/>
+    <w:lsdException w:name="Medium List 1 Accent 6" w:uiPriority="65"/>
+    <w:lsdException w:name="Medium List 2 Accent 6" w:uiPriority="66"/>
+    <w:lsdException w:name="Medium Grid 1 Accent 6" w:uiPriority="67"/>
+    <w:lsdException w:name="Medium Grid 2 Accent 6" w:uiPriority="68"/>
+    <w:lsdException w:name="Medium Grid 3 Accent 6" w:uiPriority="69"/>
+    <w:lsdException w:name="Dark List Accent 6" w:uiPriority="70"/>
+    <w:lsdException w:name="Colorful Shading Accent 6" w:uiPriority="71"/>
+    <w:lsdException w:name="Colorful List Accent 6" w:uiPriority="72"/>
+    <w:lsdException w:name="Colorful Grid Accent 6" w:uiPriority="73"/>
+    <w:lsdException w:name="Subtle Emphasis" w:uiPriority="19" w:qFormat="1"/>
+    <w:lsdException w:name="Intense Emphasis" w:uiPriority="21" w:qFormat="1"/>
+    <w:lsdException w:name="Subtle Reference" w:uiPriority="31" w:qFormat="1"/>
+    <w:lsdException w:name="Intense Reference" w:uiPriority="32" w:qFormat="1"/>
+    <w:lsdException w:name="Book Title" w:uiPriority="33" w:qFormat="1"/>
+    <w:lsdException w:name="Bibliography" w:semiHidden="1" w:uiPriority="37" w:unhideWhenUsed="1"/>
+    <w:lsdException w:name="TOC Heading" w:semiHidden="1" w:uiPriority="39" w:unhideWhenUsed="1" w:qFormat="1"/>
+    <w:lsdException w:name="Plain Table 1" w:uiPriority="41"/>
+    <w:lsdException w:name="Plain Table 2" w:uiPriority="42"/>
+    <w:lsdException w:name="Plain Table 3" w:uiPriority="43"/>
+    <w:lsdException w:name="Plain Table 4" w:uiPriority="44"/>
+    <w:lsdException w:name="Plain Table 5" w:uiPriority="45"/>
+    <w:lsdException w:name="Grid Table Light" w:uiPriority="40"/>
+    <w:lsdException w:name="Grid Table 1 Light" w:uiPriority="46"/>
+    <w:lsdException w:name="Grid Table 2" w:uiPriority="47"/>
+    <w:lsdException w:name="Grid Table 3" w:uiPriority="48"/>
+    <w:lsdException w:name="Grid Table 4" w:uiPriority="49"/>
+    <w:lsdException w:name="Grid Table 5 Dark" w:uiPriority="50"/>
+    <w:lsdException w:name="Grid Table 6 Colorful" w:uiPriority="51"/>
+    <w:lsdException w:name="Grid Table 7 Colorful" w:uiPriority="52"/>
+    <w:lsdException w:name="Grid Table 1 Light Accent 1" w:uiPriority="46"/>
+    <w:lsdException w:name="Grid Table 2 Accent 1" w:uiPriority="47"/>
+    <w:lsdException w:name="Grid Table 3 Accent 1" w:uiPriority="48"/>
+    <w:lsdException w:name="Grid Table 4 Accent 1" w:uiPriority="49"/>
+    <w:lsdException w:name="Grid Table 5 Dark Accent 1" w:uiPriority="50"/>
+    <w:lsdException w:name="Grid Table 6 Colorful Accent 1" w:uiPriority="51"/>
+    <w:lsdException w:name="Grid Table 7 Colorful Accent 1" w:uiPriority="52"/>
+    <w:lsdException w:name="Grid Table 1 Light Accent 2" w:uiPriority="46"/>
+    <w:lsdException w:name="Grid Table 2 Accent 2" w:uiPriority="47"/>
+    <w:lsdException w:name="Grid Table 3 Accent 2" w:uiPriority="48"/>
+    <w:lsdException w:name="Grid Table 4 Accent 2" w:uiPriority="49"/>
+    <w:lsdException w:name="Grid Table 5 Dark Accent 2" w:uiPriority="50"/>
+    <w:lsdException w:name="Grid Table 6 Colorful Accent 2" w:uiPriority="51"/>
+    <w:lsdException w:name="Grid Table 7 Colorful Accent 2" w:uiPriority="52"/>
+    <w:lsdException w:name="Grid Table 1 Light Accent 3" w:uiPriority="46"/>
+    <w:lsdException w:name="Grid Table 2 Accent 3" w:uiPriority="47"/>
+    <w:lsdException w:name="Grid Table 3 Accent 3" w:uiPriority="48"/>
+    <w:lsdException w:name="Grid Table 4 Accent 3" w:uiPriority="49"/>
+    <w:lsdException w:name="Grid Table 5 Dark Accent 3" w:uiPriority="50"/>
+    <w:lsdException w:name="Grid Table 6 Colorful Accent 3" w:uiPriority="51"/>
+    <w:lsdException w:name="Grid Table 7 Colorful Accent 3" w:uiPriority="52"/>
+    <w:lsdException w:name="Grid Table 1 Light Accent 4" w:uiPriority="46"/>
+    <w:lsdException w:name="Grid Table 2 Accent 4" w:uiPriority="47"/>
+    <w:lsdException w:name="Grid Table 3 Accent 4" w:uiPriority="48"/>
+    <w:lsdException w:name="Grid Table 4 Accent 4" w:uiPriority="49"/>
+    <w:lsdException w:name="Grid Table 5 Dark Accent 4" w:uiPriority="50"/>
+    <w:lsdException w:name="Grid Table 6 Colorful Accent 4" w:uiPriority="51"/>
+    <w:lsdException w:name="Grid Table 7 Colorful Accent 4" w:uiPriority="52"/>
+    <w:lsdException w:name="Grid Table 1 Light Accent 5" w:uiPriority="46"/>
+    <w:lsdException w:name="Grid Table 2 Accent 5" w:uiPriority="47"/>
+    <w:lsdException w:name="Grid Table 3 Accent 5" w:uiPriority="48"/>
+    <w:lsdException w:name="Grid Table 4 Accent 5" w:uiPriority="49"/>
+    <w:lsdException w:name="Grid Table 5 Dark Accent 5" w:uiPriority="50"/>
+    <w:lsdException w:name="Grid Table 6 Colorful Accent 5" w:uiPriority="51"/>
+    <w:lsdException w:name="Grid Table 7 Colorful Accent 5" w:uiPriority="52"/>
+    <w:lsdException w:name="Grid Table 1 Light Accent 6" w:uiPriority="46"/>
+    <w:lsdException w:name="Grid Table 2 Accent 6" w:uiPriority="47"/>
+    <w:lsdException w:name="Grid Table 3 Accent 6" w:uiPriority="48"/>
+    <w:lsdException w:name="Grid Table 4 Accent 6" w:uiPriority="49"/>
+    <w:lsdException w:name="Grid Table 5 Dark Accent 6" w:uiPriority="50"/>
+    <w:lsdException w:name="Grid Table 6 Colorful Accent 6" w:uiPriority="51"/>
+    <w:lsdException w:name="Grid Table 7 Colorful Accent 6" w:uiPriority="52"/>
+    <w:lsdException w:name="List Table 1 Light" w:uiPriority="46"/>
+    <w:lsdException w:name="List Table 2" w:uiPriority="47"/>
+    <w:lsdException w:name="List Table 3" w:uiPriority="48"/>
+    <w:lsdException w:name="List Table 4" w:uiPriority="49"/>
+    <w:lsdException w:name="List Table 5 Dark" w:uiPriority="50"/>
+    <w:lsdException w:name="List Table 6 Colorful" w:uiPriority="51"/>
+    <w:lsdException w:name="List Table 7 Colorful" w:uiPriority="52"/>
+    <w:lsdException w:name="List Table 1 Light Accent 1" w:uiPriority="46"/>
+    <w:lsdException w:name="List Table 2 Accent 1" w:uiPriority="47"/>
+    <w:lsdException w:name="List Table 3 Accent 1" w:uiPriority="48"/>
+    <w:lsdException w:name="List Table 4 Accent 1" w:uiPriority="49"/>
+    <w:lsdException w:name="List Table 5 Dark Accent 1" w:uiPriority="50"/>
+    <w:lsdException w:name="List Table 6 Colorful Accent 1" w:uiPriority="51"/>
+    <w:lsdException w:name="List Table 7 Colorful Accent 1" w:uiPriority="52"/>
+    <w:lsdException w:name="List Table 1 Light Accent 2" w:uiPriority="46"/>
+    <w:lsdException w:name="List Table 2 Accent 2" w:uiPriority="47"/>
+    <w:lsdException w:name="List Table 3 Accent 2" w:uiPriority="48"/>
+    <w:lsdException w:name="List Table 4 Accent 2" w:uiPriority="49"/>
+    <w:lsdException w:name="List Table 5 Dark Accent 2" w:uiPriority="50"/>
+    <w:lsdException w:name="List Table 6 Colorful Accent 2" w:uiPriority="51"/>
+    <w:lsdException w:name="List Table 7 Colorful Accent 2" w:uiPriority="52"/>
+    <w:lsdException w:name="List Table 1 Light Accent 3" w:uiPriority="46"/>
+    <w:lsdException w:name="List Table 2 Accent 3" w:uiPriority="47"/>
+    <w:lsdException w:name="List Table 3 Accent 3" w:uiPriority="48"/>
+    <w:lsdException w:name="List Table 4 Accent 3" w:uiPriority="49"/>
+    <w:lsdException w:name="List Table 5 Dark Accent 3" w:uiPriority="50"/>
+    <w:lsdException w:name="List Table 6 Colorful Accent 3" w:uiPriority="51"/>
+    <w:lsdException w:name="List Table 7 Colorful Accent 3" w:uiPriority="52"/>
+    <w:lsdException w:name="List Table 1 Light Accent 4" w:uiPriority="46"/>
+    <w:lsdException w:name="List Table 2 Accent 4" w:uiPriority="47"/>
+    <w:lsdException w:name="List Table 3 Accent 4" w:uiPriority="48"/>
+    <w:lsdException w:name="List Table 4 Accent 4" w:uiPriority="49"/>
+    <w:lsdException w:name="List Table 5 Dark Accent 4" w:uiPriority="50"/>
+    <w:lsdException w:name="List Table 6 Colorful Accent 4" w:uiPriority="51"/>
+    <w:lsdException w:name="List Table 7 Colorful Accent 4" w:uiPriority="52"/>
+    <w:lsdException w:name="List Table 1 Light Accent 5" w:uiPriority="46"/>
+    <w:lsdException w:name="List Table 2 Accent 5" w:uiPriority="47"/>
+    <w:lsdException w:name="List Table 3 Accent 5" w:uiPriority="48"/>
+    <w:lsdException w:name="List Table 4 Accent 5" w:uiPriority="49"/>
+    <w:lsdException w:name="List Table 5 Dark Accent 5" w:uiPriority="50"/>
+    <w:lsdException w:name="List Table 6 Colorful Accent 5" w:uiPriority="51"/>
+    <w:lsdException w:name="List Table 7 Colorful Accent 5" w:uiPriority="52"/>
+    <w:lsdException w:name="List Table 1 Light Accent 6" w:uiPriority="46"/>
+    <w:lsdException w:name="List Table 2 Accent 6" w:uiPriority="47"/>
+    <w:lsdException w:name="List Table 3 Accent 6" w:uiPriority="48"/>
+    <w:lsdException w:name="List Table 4 Accent 6" w:uiPriority="49"/>
+    <w:lsdException w:name="List Table 5 Dark Accent 6" w:uiPriority="50"/>
+    <w:lsdException w:name="List Table 6 Colorful Accent 6" w:uiPriority="51"/>
+    <w:lsdException w:name="List Table 7 Colorful Accent 6" w:uiPriority="52"/>
+    <w:lsdException w:name="Mention" w:semiHidden="1" w:unhideWhenUsed="1"/>
+    <w:lsdException w:name="Smart Hyperlink" w:semiHidden="1" w:unhideWhenUsed="1"/>
+    <w:lsdException w:name="Hashtag" w:semiHidden="1" w:unhideWhenUsed="1"/>
+    <w:lsdException w:name="Unresolved Mention" w:semiHidden="1" w:unhideWhenUsed="1"/>
+    <w:lsdException w:name="Smart Link" w:semiHidden="1" w:unhideWhenUsed="1"/>
   </w:latentStyles>
   <w:style w:type="paragraph" w:default="1" w:styleId="a">
     <w:name w:val="Normal"/>
@@ -2531,7 +3574,6 @@
     <w:uiPriority w:val="99"/>
     <w:semiHidden/>
     <w:unhideWhenUsed/>
-    <w:qFormat/>
     <w:tblPr>
       <w:tblInd w:w="0" w:type="dxa"/>
       <w:tblCellMar>
@@ -2688,7 +3730,7 @@
     </w:rPr>
   </w:style>
   <w:style w:type="character" w:customStyle="1" w:styleId="a4">
-    <w:name w:val="Название Знак"/>
+    <w:name w:val="Заголовок Знак"/>
     <w:basedOn w:val="a0"/>
     <w:link w:val="a3"/>
     <w:uiPriority w:val="10"/>
@@ -2849,8 +3891,8 @@
       <w:u w:val="single"/>
     </w:rPr>
   </w:style>
-  <w:style w:type="character" w:customStyle="1" w:styleId="UnresolvedMention">
-    <w:name w:val="Unresolved Mention"/>
+  <w:style w:type="character" w:customStyle="1" w:styleId="11">
+    <w:name w:val="Неразрешенное упоминание1"/>
     <w:basedOn w:val="a0"/>
     <w:uiPriority w:val="99"/>
     <w:semiHidden/>
@@ -2880,7 +3922,7 @@
       <w:lang w:eastAsia="ru-RU"/>
     </w:rPr>
   </w:style>
-  <w:style w:type="paragraph" w:styleId="11">
+  <w:style w:type="paragraph" w:styleId="12">
     <w:name w:val="toc 1"/>
     <w:basedOn w:val="a"/>
     <w:next w:val="a"/>
@@ -3184,7 +4226,7 @@
   <a:extraClrSchemeLst/>
   <a:extLst>
     <a:ext uri="{05A4C25C-085E-4340-85A3-A5531E510DB2}">
-      <thm15:themeFamily xmlns="" xmlns:thm15="http://schemas.microsoft.com/office/thememl/2012/main" name="Office Theme" id="{62F939B6-93AF-4DB8-9C6B-D6C7DFDC589F}" vid="{4A3C46E8-61CC-4603-A589-7422A47A8E4A}"/>
+      <thm15:themeFamily xmlns:thm15="http://schemas.microsoft.com/office/thememl/2012/main" name="Office Theme" id="{62F939B6-93AF-4DB8-9C6B-D6C7DFDC589F}" vid="{4A3C46E8-61CC-4603-A589-7422A47A8E4A}"/>
     </a:ext>
   </a:extLst>
 </a:theme>
